--- a/downloads/season-01-study-guide.docx
+++ b/downloads/season-01-study-guide.docx
@@ -7,17 +7,17 @@
         <w:pStyle w:val="Title"/>
       </w:pPr>
       <w:r>
-        <w:t>风骚律师 第 1 季英语学习册</w:t>
-      </w:r>
-    </w:p>
-    <w:p>
-      <w:r>
-        <w:t>六季 63 集，每集 10 个重点表达，共 630 条逐集学习记录；包括 215 组独立词条和 645 个原创例句。复现表达沿用统一例句，方便间隔复习。</w:t>
-      </w:r>
-    </w:p>
-    <w:p>
-      <w:r>
-        <w:t>本册包括本季各集重点表达、字幕定位、本集义、用法、三个原创例句与汉译英练习。相同表达再次出现时用于复习。</w:t>
+        <w:t>风骚律师逐集英语学习册 · 第 1 季</w:t>
+      </w:r>
+    </w:p>
+    <w:p>
+      <w:r>
+        <w:t>V2 · 每集不超过 15 项关键词与词组；每项 3 个原创双语例句。英文梗概不超过 200 词，含剧透。</w:t>
+      </w:r>
+    </w:p>
+    <w:p>
+      <w:r>
+        <w:t>本文档为本项目编写的学习笔记，不含完整原剧台词或字幕。回看时间依参考字幕版本。</w:t>
       </w:r>
     </w:p>
     <w:p>
@@ -25,52 +25,469 @@
         <w:pStyle w:val="Heading1"/>
       </w:pPr>
       <w:r>
-        <w:t>建议学法</w:t>
+        <w:t>S01E01 · Uno</w:t>
       </w:r>
     </w:p>
     <w:p>
       <w:pPr>
-        <w:pStyle w:val="ListNumber"/>
+        <w:pStyle w:val="Heading2"/>
       </w:pPr>
       <w:r>
-        <w:t>观看后先读“本集义”和用法。每集先主动掌握 3—5 条，其余作为听力识别目标。</w:t>
+        <w:t>英文内容梗概（76 words）</w:t>
+      </w:r>
+    </w:p>
+    <w:p>
+      <w:r>
+        <w:t>Jimmy McGill struggles to earn a living as a public defender while caring for his brother Chuck, a brilliant lawyer who avoids electricity. Hoping to attract a wealthy client, Jimmy approaches the Kettlemans, who face an embezzlement investigation. He also challenges HHM over Chuck's place at the firm. A staged accident involving two skateboarders is supposed to generate business, but they target the wrong car. Jimmy follows them to a house and unexpectedly encounters Tuco Salamanca.</w:t>
+      </w:r>
+    </w:p>
+    <w:p>
+      <w:r>
+        <w:t>双语字幕原始来源（整季合集）：https://subhd.tv/a/gbucZH</w:t>
       </w:r>
     </w:p>
     <w:p>
       <w:pPr>
-        <w:pStyle w:val="ListNumber"/>
+        <w:pStyle w:val="Heading2"/>
       </w:pPr>
       <w:r>
-        <w:t>按定位时间回看前后约 20 秒，听清语气和连读，再跟读两遍。时间对应参考字幕版本，其他片源可能有偏移。</w:t>
+        <w:t>01. embezzlement · 关键词</w:t>
+      </w:r>
+    </w:p>
+    <w:p>
+      <w:r>
+        <w:t>侵占；挪用受托管理的财产</w:t>
+      </w:r>
+    </w:p>
+    <w:p>
+      <w:r>
+        <w:t>回看 00:46:02 · 字幕中出现：embezzlement</w:t>
+      </w:r>
+    </w:p>
+    <w:p>
+      <w:r>
+        <w:t>常见于雇员或管理者挪用经手资金的语境；区别于泛指 theft。</w:t>
+      </w:r>
+    </w:p>
+    <w:p>
+      <w:r>
+        <w:t>1. The accountant was accused of embezzlement.</w:t>
+        <w:br/>
+        <w:t>会计被指控侵占受托财产。</w:t>
+      </w:r>
+    </w:p>
+    <w:p>
+      <w:r>
+        <w:t>2. The audit uncovered signs of embezzlement.</w:t>
+        <w:br/>
+        <w:t>审计发现了挪用资金的迹象。</w:t>
+      </w:r>
+    </w:p>
+    <w:p>
+      <w:r>
+        <w:t>3. The report examined an embezzlement case.</w:t>
+        <w:br/>
+        <w:t>报告研究了一起侵占财产案件。</w:t>
       </w:r>
     </w:p>
     <w:p>
       <w:pPr>
-        <w:pStyle w:val="ListNumber"/>
+        <w:pStyle w:val="Heading2"/>
       </w:pPr>
       <w:r>
-        <w:t>遮住中文，读懂三个原创例句，再选一条改写成自己的经历。例句均为新写，不是剧中台词。</w:t>
+        <w:t>02. felony · 关键词</w:t>
+      </w:r>
+    </w:p>
+    <w:p>
+      <w:r>
+        <w:t>重罪</w:t>
+      </w:r>
+    </w:p>
+    <w:p>
+      <w:r>
+        <w:t>回看 00:49:03 · 字幕中出现：felony</w:t>
+      </w:r>
+    </w:p>
+    <w:p>
+      <w:r>
+        <w:t>美国刑事分类用语；具体定义和后果依司法辖区及法律而定。</w:t>
+      </w:r>
+    </w:p>
+    <w:p>
+      <w:r>
+        <w:t>1. He was charged with a felony.</w:t>
+        <w:br/>
+        <w:t>他被控犯有重罪。</w:t>
+      </w:r>
+    </w:p>
+    <w:p>
+      <w:r>
+        <w:t>2. The form asks about felony convictions.</w:t>
+        <w:br/>
+        <w:t>表格询问是否有重罪定罪记录。</w:t>
+      </w:r>
+    </w:p>
+    <w:p>
+      <w:r>
+        <w:t>3. The lawyer explained the difference between a felony and a misdemeanor.</w:t>
+        <w:br/>
+        <w:t>律师解释了重罪和轻罪的区别。</w:t>
       </w:r>
     </w:p>
     <w:p>
       <w:pPr>
-        <w:pStyle w:val="ListNumber"/>
+        <w:pStyle w:val="Heading2"/>
       </w:pPr>
       <w:r>
-        <w:t>完成三道汉译英。答案只是可行译法；表达自然且意思相符，也可以用自己的版本。</w:t>
+        <w:t>03. defendant · 关键词</w:t>
+      </w:r>
+    </w:p>
+    <w:p>
+      <w:r>
+        <w:t>被告</w:t>
+      </w:r>
+    </w:p>
+    <w:p>
+      <w:r>
+        <w:t>回看 00:12:27 · 字幕中出现：Defendant</w:t>
+      </w:r>
+    </w:p>
+    <w:p>
+      <w:r>
+        <w:t>可用于刑事或民事案件；不是所有案件里的被告都已被定罪。</w:t>
+      </w:r>
+    </w:p>
+    <w:p>
+      <w:r>
+        <w:t>1. The defendant entered the courtroom.</w:t>
+        <w:br/>
+        <w:t>被告走进法庭。</w:t>
+      </w:r>
+    </w:p>
+    <w:p>
+      <w:r>
+        <w:t>2. The defendant denied the allegation.</w:t>
+        <w:br/>
+        <w:t>被告否认了指控。</w:t>
+      </w:r>
+    </w:p>
+    <w:p>
+      <w:r>
+        <w:t>3. How many defendants are named in the case?</w:t>
+        <w:br/>
+        <w:t>这个案件列了多少名被告？</w:t>
       </w:r>
     </w:p>
     <w:p>
       <w:pPr>
-        <w:pStyle w:val="ListNumber"/>
+        <w:pStyle w:val="Heading2"/>
       </w:pPr>
       <w:r>
-        <w:t>在第 1、3、7 天复习。用本集至少三个表达说一段 30—60 秒的小故事。</w:t>
-      </w:r>
-    </w:p>
-    <w:p>
-      <w:r>
-        <w:t>时间对应参考字幕版本。重点学习解释和原创例句，再回看原剧确认语气。</w:t>
+        <w:t>04. prosecution · 关键词</w:t>
+      </w:r>
+    </w:p>
+    <w:p>
+      <w:r>
+        <w:t>控方；起诉；检控</w:t>
+      </w:r>
+    </w:p>
+    <w:p>
+      <w:r>
+        <w:t>回看 00:09:34 · 字幕中出现：prosecution</w:t>
+      </w:r>
+    </w:p>
+    <w:p>
+      <w:r>
+        <w:t>the prosecution 常指刑事案件中的控方。</w:t>
+      </w:r>
+    </w:p>
+    <w:p>
+      <w:r>
+        <w:t>1. The prosecution presented its evidence.</w:t>
+        <w:br/>
+        <w:t>控方出示了证据。</w:t>
+      </w:r>
+    </w:p>
+    <w:p>
+      <w:r>
+        <w:t>2. The defense challenged the prosecution's account.</w:t>
+        <w:br/>
+        <w:t>辩方质疑了控方的说法。</w:t>
+      </w:r>
+    </w:p>
+    <w:p>
+      <w:r>
+        <w:t>3. The file was sent for prosecution.</w:t>
+        <w:br/>
+        <w:t>案卷被移送起诉。</w:t>
+      </w:r>
+    </w:p>
+    <w:p>
+      <w:pPr>
+        <w:pStyle w:val="Heading2"/>
+      </w:pPr>
+      <w:r>
+        <w:t>05. trespassing · 关键词</w:t>
+      </w:r>
+    </w:p>
+    <w:p>
+      <w:r>
+        <w:t>擅自进入或逗留他人土地、场所</w:t>
+      </w:r>
+    </w:p>
+    <w:p>
+      <w:r>
+        <w:t>回看 00:09:49 · 字幕中出现：trespassing</w:t>
+      </w:r>
+    </w:p>
+    <w:p>
+      <w:r>
+        <w:t>常见标牌 No trespassing；不是泛指任何闯祸。</w:t>
+      </w:r>
+    </w:p>
+    <w:p>
+      <w:r>
+        <w:t>1. The sign says No trespassing.</w:t>
+        <w:br/>
+        <w:t>牌子上写着禁止擅入。</w:t>
+      </w:r>
+    </w:p>
+    <w:p>
+      <w:r>
+        <w:t>2. They were warned about trespassing on private land.</w:t>
+        <w:br/>
+        <w:t>他们被警告不得擅入私人土地。</w:t>
+      </w:r>
+    </w:p>
+    <w:p>
+      <w:r>
+        <w:t>3. The complaint concerned trespassing, not theft.</w:t>
+        <w:br/>
+        <w:t>投诉涉及擅自侵入，而非盗窃。</w:t>
+      </w:r>
+    </w:p>
+    <w:p>
+      <w:pPr>
+        <w:pStyle w:val="Heading2"/>
+      </w:pPr>
+      <w:r>
+        <w:t>06. arraignment · 关键词</w:t>
+      </w:r>
+    </w:p>
+    <w:p>
+      <w:r>
+        <w:t>正式提审并要求被告答辩的程序</w:t>
+      </w:r>
+    </w:p>
+    <w:p>
+      <w:r>
+        <w:t>回看 00:35:28 · 字幕中出现：arraignments</w:t>
+      </w:r>
+    </w:p>
+    <w:p>
+      <w:r>
+        <w:t>美国刑事程序术语；不是完整审判，也不等于定罪。</w:t>
+      </w:r>
+    </w:p>
+    <w:p>
+      <w:r>
+        <w:t>1. The arraignment was scheduled for Monday.</w:t>
+        <w:br/>
+        <w:t>提审安排在周一。</w:t>
+      </w:r>
+    </w:p>
+    <w:p>
+      <w:r>
+        <w:t>2. She entered a not-guilty plea at arraignment.</w:t>
+        <w:br/>
+        <w:t>她在提审时作了无罪答辩。</w:t>
+      </w:r>
+    </w:p>
+    <w:p>
+      <w:r>
+        <w:t>3. Counsel met the defendant before the arraignment.</w:t>
+        <w:br/>
+        <w:t>律师在提审前见了被告。</w:t>
+      </w:r>
+    </w:p>
+    <w:p>
+      <w:pPr>
+        <w:pStyle w:val="Heading2"/>
+      </w:pPr>
+      <w:r>
+        <w:t>07. discrepancy · 关键词</w:t>
+      </w:r>
+    </w:p>
+    <w:p>
+      <w:r>
+        <w:t>不一致；差异</w:t>
+      </w:r>
+    </w:p>
+    <w:p>
+      <w:r>
+        <w:t>回看 00:16:11 · 字幕中出现：discrepancy</w:t>
+      </w:r>
+    </w:p>
+    <w:p>
+      <w:r>
+        <w:t>常指两份记录、说法或数字不符。</w:t>
+      </w:r>
+    </w:p>
+    <w:p>
+      <w:r>
+        <w:t>1. There is a discrepancy between the two invoices.</w:t>
+        <w:br/>
+        <w:t>两张发票存在差异。</w:t>
+      </w:r>
+    </w:p>
+    <w:p>
+      <w:r>
+        <w:t>2. The audit found several discrepancies.</w:t>
+        <w:br/>
+        <w:t>审计发现了几处不一致。</w:t>
+      </w:r>
+    </w:p>
+    <w:p>
+      <w:r>
+        <w:t>3. Can you explain the discrepancy?</w:t>
+        <w:br/>
+        <w:t>你能解释这个出入吗？</w:t>
+      </w:r>
+    </w:p>
+    <w:p>
+      <w:pPr>
+        <w:pStyle w:val="Heading2"/>
+      </w:pPr>
+      <w:r>
+        <w:t>08. adversarial · 关键词</w:t>
+      </w:r>
+    </w:p>
+    <w:p>
+      <w:r>
+        <w:t>对抗性的；双方交锋的</w:t>
+      </w:r>
+    </w:p>
+    <w:p>
+      <w:r>
+        <w:t>回看 00:38:35 · 字幕中出现：adversarial</w:t>
+      </w:r>
+    </w:p>
+    <w:p>
+      <w:r>
+        <w:t>adversarial system 可指由对立双方提出论证的诉讼制度。</w:t>
+      </w:r>
+    </w:p>
+    <w:p>
+      <w:r>
+        <w:t>1. The interview became increasingly adversarial.</w:t>
+        <w:br/>
+        <w:t>访谈变得越来越针锋相对。</w:t>
+      </w:r>
+    </w:p>
+    <w:p>
+      <w:r>
+        <w:t>2. They adopted a less adversarial approach.</w:t>
+        <w:br/>
+        <w:t>他们采取了较少对抗的方式。</w:t>
+      </w:r>
+    </w:p>
+    <w:p>
+      <w:r>
+        <w:t>3. An adversarial hearing tests competing claims.</w:t>
+        <w:br/>
+        <w:t>对抗式听证检验相互竞争的主张。</w:t>
+      </w:r>
+    </w:p>
+    <w:p>
+      <w:pPr>
+        <w:pStyle w:val="Heading2"/>
+      </w:pPr>
+      <w:r>
+        <w:t>09. out of pocket · 词组 / 术语</w:t>
+      </w:r>
+    </w:p>
+    <w:p>
+      <w:r>
+        <w:t>自掏腰包；蒙受钱财损失</w:t>
+      </w:r>
+    </w:p>
+    <w:p>
+      <w:r>
+        <w:t>回看 00:33:24 · 字幕中出现：out of pocket</w:t>
+      </w:r>
+    </w:p>
+    <w:p>
+      <w:r>
+        <w:t>本项目采用费用义；美式其他口语含义需另看语境。</w:t>
+      </w:r>
+    </w:p>
+    <w:p>
+      <w:r>
+        <w:t>本集用法：本集谈的是让对方自掏腰包承担费用。</w:t>
+      </w:r>
+    </w:p>
+    <w:p>
+      <w:r>
+        <w:t>1. I paid the travel costs out of pocket.</w:t>
+        <w:br/>
+        <w:t>我自掏腰包支付了差旅费。</w:t>
+      </w:r>
+    </w:p>
+    <w:p>
+      <w:r>
+        <w:t>2. The cancellation left us out of pocket.</w:t>
+        <w:br/>
+        <w:t>取消安排让我们蒙受了经济损失。</w:t>
+      </w:r>
+    </w:p>
+    <w:p>
+      <w:r>
+        <w:t>3. Employees should not be out of pocket for approved expenses.</w:t>
+        <w:br/>
+        <w:t>经批准的费用不应让员工自己承担。</w:t>
+      </w:r>
+    </w:p>
+    <w:p>
+      <w:pPr>
+        <w:pStyle w:val="Heading2"/>
+      </w:pPr>
+      <w:r>
+        <w:t>汉译英与复述</w:t>
+      </w:r>
+    </w:p>
+    <w:p>
+      <w:r>
+        <w:t>1. 审计发现了挪用资金的迹象。</w:t>
+      </w:r>
+    </w:p>
+    <w:p>
+      <w:r>
+        <w:t>2. 他们被警告不得擅入私人土地。</w:t>
+      </w:r>
+    </w:p>
+    <w:p>
+      <w:r>
+        <w:t>3. 取消安排让我们蒙受了经济损失。</w:t>
+      </w:r>
+    </w:p>
+    <w:p>
+      <w:r>
+        <w:t>参考答案：</w:t>
+      </w:r>
+    </w:p>
+    <w:p>
+      <w:r>
+        <w:t>1. The audit uncovered signs of embezzlement. [embezzlement]</w:t>
+      </w:r>
+    </w:p>
+    <w:p>
+      <w:r>
+        <w:t>2. They were warned about trespassing on private land. [trespassing]</w:t>
+      </w:r>
+    </w:p>
+    <w:p>
+      <w:r>
+        <w:t>3. The cancellation left us out of pocket. [out of pocket]</w:t>
       </w:r>
     </w:p>
     <w:p>
@@ -83,61 +500,25 @@
         <w:pStyle w:val="Heading1"/>
       </w:pPr>
       <w:r>
-        <w:t>S01E01  Uno</w:t>
-      </w:r>
-    </w:p>
-    <w:p>
-      <w:hyperlink r:id="rId9">
-        <w:r>
-          <w:rPr>
-            <w:color w:val="245E4D"/>
-          </w:rPr>
-          <w:t>本季字幕来源</w:t>
-        </w:r>
-      </w:hyperlink>
+        <w:t>S01E02 · Mijo</w:t>
+      </w:r>
     </w:p>
     <w:p>
       <w:pPr>
         <w:pStyle w:val="Heading2"/>
       </w:pPr>
       <w:r>
-        <w:t>01. on top of  ·  00:04:13</w:t>
-      </w:r>
-    </w:p>
-    <w:p>
-      <w:r>
-        <w:t>在……之上；除此之外；掌握着</w:t>
-      </w:r>
-    </w:p>
-    <w:p>
-      <w:r>
-        <w:t>本集义：天气系统移动到当地上空；这里是空间上的“在……上方”。</w:t>
-      </w:r>
-    </w:p>
-    <w:p>
-      <w:r>
-        <w:t>用法：多义短语。be on top of a task 也表示及时掌握并处理。</w:t>
-      </w:r>
-    </w:p>
-    <w:p>
-      <w:r>
-        <w:t>1. On top of rent, we pay for parking.</w:t>
-        <w:br/>
-        <w:t>除了租金，我们还要付停车费。</w:t>
-      </w:r>
-    </w:p>
-    <w:p>
-      <w:r>
-        <w:t>2. She stays on top of every deadline.</w:t>
-        <w:br/>
-        <w:t>她对每个截止日期都掌握得很好。</w:t>
-      </w:r>
-    </w:p>
-    <w:p>
-      <w:r>
-        <w:t>3. Leave the note on top of the box.</w:t>
-        <w:br/>
-        <w:t>把便条放在箱子上面。</w:t>
+        <w:t>英文内容梗概（71 words）</w:t>
+      </w:r>
+    </w:p>
+    <w:p>
+      <w:r>
+        <w:t>Jimmy tries to talk Tuco out of killing the skateboarders after their scam insults Tuco's grandmother. His improvised negotiation saves their lives, although they leave with broken legs. The experience introduces Jimmy to Nacho, who sees an opportunity in the Kettlemans' stolen money. Nacho proposes robbing the family and paying Jimmy for information. Jimmy refuses the offer, but his concern about what might happen draws him further into a dangerous situation.</w:t>
+      </w:r>
+    </w:p>
+    <w:p>
+      <w:r>
+        <w:t>双语字幕原始来源（整季合集）：https://subhd.tv/a/gbucZH</w:t>
       </w:r>
     </w:p>
     <w:p>
@@ -145,43 +526,43 @@
         <w:pStyle w:val="Heading2"/>
       </w:pPr>
       <w:r>
-        <w:t>02. trespassing  ·  00:09:52</w:t>
-      </w:r>
-    </w:p>
-    <w:p>
-      <w:r>
-        <w:t>擅自进入或逗留他人土地、场所</w:t>
-      </w:r>
-    </w:p>
-    <w:p>
-      <w:r>
-        <w:t>本集义：擅自进入或逗留他人土地、场所</w:t>
-      </w:r>
-    </w:p>
-    <w:p>
-      <w:r>
-        <w:t>用法：常见标牌 No trespassing；不是泛指任何闯祸。</w:t>
-      </w:r>
-    </w:p>
-    <w:p>
-      <w:r>
-        <w:t>1. The sign says No trespassing.</w:t>
+        <w:t>01. embezzlement · 关键词</w:t>
+      </w:r>
+    </w:p>
+    <w:p>
+      <w:r>
+        <w:t>侵占；挪用受托管理的财产</w:t>
+      </w:r>
+    </w:p>
+    <w:p>
+      <w:r>
+        <w:t>回看 00:12:42 · 字幕中出现：embezzlement</w:t>
+      </w:r>
+    </w:p>
+    <w:p>
+      <w:r>
+        <w:t>常见于雇员或管理者挪用经手资金的语境；区别于泛指 theft。</w:t>
+      </w:r>
+    </w:p>
+    <w:p>
+      <w:r>
+        <w:t>1. The accountant was accused of embezzlement.</w:t>
         <w:br/>
-        <w:t>牌子上写着禁止擅入。</w:t>
-      </w:r>
-    </w:p>
-    <w:p>
-      <w:r>
-        <w:t>2. They were warned about trespassing on private land.</w:t>
+        <w:t>会计被指控侵占受托财产。</w:t>
+      </w:r>
+    </w:p>
+    <w:p>
+      <w:r>
+        <w:t>2. The audit uncovered signs of embezzlement.</w:t>
         <w:br/>
-        <w:t>他们被警告不得擅入私人土地。</w:t>
-      </w:r>
-    </w:p>
-    <w:p>
-      <w:r>
-        <w:t>3. The complaint concerned trespassing, not theft.</w:t>
+        <w:t>审计发现了挪用资金的迹象。</w:t>
+      </w:r>
+    </w:p>
+    <w:p>
+      <w:r>
+        <w:t>3. The report examined an embezzlement case.</w:t>
         <w:br/>
-        <w:t>投诉涉及擅自侵入，而非盗窃。</w:t>
+        <w:t>报告研究了一起侵占财产案件。</w:t>
       </w:r>
     </w:p>
     <w:p>
@@ -189,43 +570,43 @@
         <w:pStyle w:val="Heading2"/>
       </w:pPr>
       <w:r>
-        <w:t>03. back up  ·  00:15:07</w:t>
-      </w:r>
-    </w:p>
-    <w:p>
-      <w:r>
-        <w:t>支持；备份；倒车</w:t>
-      </w:r>
-    </w:p>
-    <w:p>
-      <w:r>
-        <w:t>本集义：把车往后倒。</w:t>
-      </w:r>
-    </w:p>
-    <w:p>
-      <w:r>
-        <w:t>用法：多义短语，需看宾语；back me up 支持我。 对话中也可要求退回上一个话题或重新解释。</w:t>
-      </w:r>
-    </w:p>
-    <w:p>
-      <w:r>
-        <w:t>1. Can you back me up at the meeting?</w:t>
+        <w:t>02. misdemeanor · 关键词</w:t>
+      </w:r>
+    </w:p>
+    <w:p>
+      <w:r>
+        <w:t>轻罪</w:t>
+      </w:r>
+    </w:p>
+    <w:p>
+      <w:r>
+        <w:t>回看 00:37:41 · 字幕中出现：Misdemeanor</w:t>
+      </w:r>
+    </w:p>
+    <w:p>
+      <w:r>
+        <w:t>美国法律用语；具体分类取决于适用法律，不能只按日常严重程度判断。</w:t>
+      </w:r>
+    </w:p>
+    <w:p>
+      <w:r>
+        <w:t>1. The charge was classified as a misdemeanor.</w:t>
         <w:br/>
-        <w:t>你能在会上支持我吗？</w:t>
-      </w:r>
-    </w:p>
-    <w:p>
-      <w:r>
-        <w:t>2. Back up your photos before replacing the phone.</w:t>
+        <w:t>该项指控被归类为轻罪。</w:t>
+      </w:r>
+    </w:p>
+    <w:p>
+      <w:r>
+        <w:t>2. She asked whether the offense was a misdemeanor.</w:t>
         <w:br/>
-        <w:t>换手机前备份照片。</w:t>
-      </w:r>
-    </w:p>
-    <w:p>
-      <w:r>
-        <w:t>3. Could you back up a little?</w:t>
+        <w:t>她询问该违法行为是否属于轻罪。</w:t>
+      </w:r>
+    </w:p>
+    <w:p>
+      <w:r>
+        <w:t>3. The report distinguishes misdemeanors from felonies.</w:t>
         <w:br/>
-        <w:t>你能往后退一点吗？</w:t>
+        <w:t>报告区分了轻罪与重罪。</w:t>
       </w:r>
     </w:p>
     <w:p>
@@ -233,43 +614,43 @@
         <w:pStyle w:val="Heading2"/>
       </w:pPr>
       <w:r>
-        <w:t>04. sleep on it  ·  00:17:47</w:t>
-      </w:r>
-    </w:p>
-    <w:p>
-      <w:r>
-        <w:t>睡一晚再决定；留些时间考虑</w:t>
-      </w:r>
-    </w:p>
-    <w:p>
-      <w:r>
-        <w:t>本集义：睡一晚再决定；留些时间考虑</w:t>
-      </w:r>
-    </w:p>
-    <w:p>
-      <w:r>
-        <w:t>用法：口语，不是字面睡在某物上；常用于较重要决定。</w:t>
-      </w:r>
-    </w:p>
-    <w:p>
-      <w:r>
-        <w:t>1. Don't answer tonight. Sleep on it.</w:t>
+        <w:t>03. felony · 关键词</w:t>
+      </w:r>
+    </w:p>
+    <w:p>
+      <w:r>
+        <w:t>重罪</w:t>
+      </w:r>
+    </w:p>
+    <w:p>
+      <w:r>
+        <w:t>回看 00:01:13 · 字幕中出现：felonied</w:t>
+      </w:r>
+    </w:p>
+    <w:p>
+      <w:r>
+        <w:t>美国刑事分类用语；具体定义和后果依司法辖区及法律而定。</w:t>
+      </w:r>
+    </w:p>
+    <w:p>
+      <w:r>
+        <w:t>1. He was charged with a felony.</w:t>
         <w:br/>
-        <w:t>今晚先别答复，睡一晚再想。</w:t>
-      </w:r>
-    </w:p>
-    <w:p>
-      <w:r>
-        <w:t>2. I'd like to sleep on it before accepting.</w:t>
+        <w:t>他被控犯有重罪。</w:t>
+      </w:r>
+    </w:p>
+    <w:p>
+      <w:r>
+        <w:t>2. The form asks about felony convictions.</w:t>
         <w:br/>
-        <w:t>接受前我想再考虑一晚。</w:t>
-      </w:r>
-    </w:p>
-    <w:p>
-      <w:r>
-        <w:t>3. Why don't we sleep on it and talk tomorrow?</w:t>
+        <w:t>表格询问是否有重罪定罪记录。</w:t>
+      </w:r>
+    </w:p>
+    <w:p>
+      <w:r>
+        <w:t>3. The lawyer explained the difference between a felony and a misdemeanor.</w:t>
         <w:br/>
-        <w:t>我们为什么不先考虑一晚，明天再谈？</w:t>
+        <w:t>律师解释了重罪和轻罪的区别。</w:t>
       </w:r>
     </w:p>
     <w:p>
@@ -277,43 +658,43 @@
         <w:pStyle w:val="Heading2"/>
       </w:pPr>
       <w:r>
-        <w:t>05. pick up  ·  00:18:02</w:t>
-      </w:r>
-    </w:p>
-    <w:p>
-      <w:r>
-        <w:t>接人；拿起；学会；接电话</w:t>
-      </w:r>
-    </w:p>
-    <w:p>
-      <w:r>
-        <w:t>本集义：去接孩子。</w:t>
-      </w:r>
-    </w:p>
-    <w:p>
-      <w:r>
-        <w:t>用法：多义短语，必须结合宾语；pick it up 中代词在中间。</w:t>
-      </w:r>
-    </w:p>
-    <w:p>
-      <w:r>
-        <w:t>1. I'll pick you up at six.</w:t>
+        <w:t>04. probation · 关键词</w:t>
+      </w:r>
+    </w:p>
+    <w:p>
+      <w:r>
+        <w:t>缓刑或社区监督；试用期</w:t>
+      </w:r>
+    </w:p>
+    <w:p>
+      <w:r>
+        <w:t>回看 00:24:45 · 字幕中出现：probation</w:t>
+      </w:r>
+    </w:p>
+    <w:p>
+      <w:r>
+        <w:t>刑事含义按具体制度判断；工作语境可指试用期。</w:t>
+      </w:r>
+    </w:p>
+    <w:p>
+      <w:r>
+        <w:t>1. The sentence included a period of probation.</w:t>
         <w:br/>
-        <w:t>我六点来接你。</w:t>
-      </w:r>
-    </w:p>
-    <w:p>
-      <w:r>
-        <w:t>2. She picked up some Italian while traveling.</w:t>
+        <w:t>判决包含一段社区监督期。</w:t>
+      </w:r>
+    </w:p>
+    <w:p>
+      <w:r>
+        <w:t>2. She must comply with the conditions of probation.</w:t>
         <w:br/>
-        <w:t>她旅行时学会了一点意大利语。</w:t>
-      </w:r>
-    </w:p>
-    <w:p>
-      <w:r>
-        <w:t>3. Can you pick up the phone?</w:t>
+        <w:t>她必须遵守监督条件。</w:t>
+      </w:r>
+    </w:p>
+    <w:p>
+      <w:r>
+        <w:t>3. My probation at the new job ends next month.</w:t>
         <w:br/>
-        <w:t>你能接一下电话吗？</w:t>
+        <w:t>我新工作的试用期下个月结束。</w:t>
       </w:r>
     </w:p>
     <w:p>
@@ -321,43 +702,43 @@
         <w:pStyle w:val="Heading2"/>
       </w:pPr>
       <w:r>
-        <w:t>06. go through  ·  00:25:59</w:t>
-      </w:r>
-    </w:p>
-    <w:p>
-      <w:r>
-        <w:t>经历；仔细检查；通过流程</w:t>
-      </w:r>
-    </w:p>
-    <w:p>
-      <w:r>
-        <w:t>本集义：款项经由某个人处理或转交。</w:t>
-      </w:r>
-    </w:p>
-    <w:p>
-      <w:r>
-        <w:t>用法：多义。go through a difficult time 是经历困难。</w:t>
-      </w:r>
-    </w:p>
-    <w:p>
-      <w:r>
-        <w:t>1. She went through a difficult month.</w:t>
+        <w:t>05. privilege · 关键词</w:t>
+      </w:r>
+    </w:p>
+    <w:p>
+      <w:r>
+        <w:t>法律保密特权；特殊权利或荣幸</w:t>
+      </w:r>
+    </w:p>
+    <w:p>
+      <w:r>
+        <w:t>回看 00:44:42 · 字幕中出现：privileged</w:t>
+      </w:r>
+    </w:p>
+    <w:p>
+      <w:r>
+        <w:t>法律中可指受保护、不须披露的沟通；不同于一般 confidentiality。</w:t>
+      </w:r>
+    </w:p>
+    <w:p>
+      <w:r>
+        <w:t>1. Counsel raised a claim of privilege.</w:t>
         <w:br/>
-        <w:t>她度过了艰难的一个月。</w:t>
-      </w:r>
-    </w:p>
-    <w:p>
-      <w:r>
-        <w:t>2. Let's go through each item on the list.</w:t>
+        <w:t>律师主张适用保密特权。</w:t>
+      </w:r>
+    </w:p>
+    <w:p>
+      <w:r>
+        <w:t>2. The conversation may be protected by privilege.</w:t>
         <w:br/>
-        <w:t>我们逐项查看清单。</w:t>
-      </w:r>
-    </w:p>
-    <w:p>
-      <w:r>
-        <w:t>3. The payment hasn't gone through yet.</w:t>
+        <w:t>谈话可能受保密特权保护。</w:t>
+      </w:r>
+    </w:p>
+    <w:p>
+      <w:r>
+        <w:t>3. Access to the archive is a privilege.</w:t>
         <w:br/>
-        <w:t>付款还没完成处理。</w:t>
+        <w:t>查阅档案是一项特殊待遇。</w:t>
       </w:r>
     </w:p>
     <w:p>
@@ -365,43 +746,43 @@
         <w:pStyle w:val="Heading2"/>
       </w:pPr>
       <w:r>
-        <w:t>07. figure it out  ·  00:27:23</w:t>
-      </w:r>
-    </w:p>
-    <w:p>
-      <w:r>
-        <w:t>弄明白；想出解决办法</w:t>
-      </w:r>
-    </w:p>
-    <w:p>
-      <w:r>
-        <w:t>本集义：弄明白；想出解决办法</w:t>
-      </w:r>
-    </w:p>
-    <w:p>
-      <w:r>
-        <w:t>用法：口语。it 放在 figure 和 out 中间；可指理解问题或找到办法。</w:t>
-      </w:r>
-    </w:p>
-    <w:p>
-      <w:r>
-        <w:t>1. Give me a minute. I'll figure it out.</w:t>
+        <w:t>06. backsliding · 关键词</w:t>
+      </w:r>
+    </w:p>
+    <w:p>
+      <w:r>
+        <w:t>故态复萌；退步</w:t>
+      </w:r>
+    </w:p>
+    <w:p>
+      <w:r>
+        <w:t>回看 00:32:24 · 字幕中出现：backsliding</w:t>
+      </w:r>
+    </w:p>
+    <w:p>
+      <w:r>
+        <w:t>尤指在已经改善后又恢复旧习；动词 backslide。</w:t>
+      </w:r>
+    </w:p>
+    <w:p>
+      <w:r>
+        <w:t>1. The mentor worried about his backsliding.</w:t>
         <w:br/>
-        <w:t>给我一分钟，我会想出办法。</w:t>
-      </w:r>
-    </w:p>
-    <w:p>
-      <w:r>
-        <w:t>2. We figured it out without calling support.</w:t>
+        <w:t>导师担心他故态复萌。</w:t>
+      </w:r>
+    </w:p>
+    <w:p>
+      <w:r>
+        <w:t>2. Regular reviews can prevent backsliding.</w:t>
         <w:br/>
-        <w:t>我们没打客服电话就解决了。</w:t>
-      </w:r>
-    </w:p>
-    <w:p>
-      <w:r>
-        <w:t>3. How did you figure it out so quickly?</w:t>
+        <w:t>定期复盘有助于防止退步。</w:t>
+      </w:r>
+    </w:p>
+    <w:p>
+      <w:r>
+        <w:t>3. One mistake does not necessarily mean backsliding.</w:t>
         <w:br/>
-        <w:t>你怎么这么快就弄明白了？</w:t>
+        <w:t>一次失误不一定意味着故态复萌。</w:t>
       </w:r>
     </w:p>
     <w:p>
@@ -409,43 +790,55 @@
         <w:pStyle w:val="Heading2"/>
       </w:pPr>
       <w:r>
-        <w:t>08. in trouble  ·  00:33:49</w:t>
-      </w:r>
-    </w:p>
-    <w:p>
-      <w:r>
-        <w:t>陷入麻烦；可能受处罚</w:t>
-      </w:r>
-    </w:p>
-    <w:p>
-      <w:r>
-        <w:t>本集义：陷入麻烦；可能受处罚</w:t>
-      </w:r>
-    </w:p>
-    <w:p>
-      <w:r>
-        <w:t>用法：常用 get into trouble；trouble 在这里通常不可数。</w:t>
-      </w:r>
-    </w:p>
-    <w:p>
-      <w:r>
-        <w:t>1. We're in trouble if we miss the last train.</w:t>
-        <w:br/>
-        <w:t>错过末班车我们就麻烦了。</w:t>
-      </w:r>
-    </w:p>
-    <w:p>
-      <w:r>
-        <w:t>2. He got in trouble for shouting in class.</w:t>
-        <w:br/>
-        <w:t>他因在课堂上大喊受到批评。</w:t>
-      </w:r>
-    </w:p>
-    <w:p>
-      <w:r>
-        <w:t>3. Are you in trouble at work?</w:t>
-        <w:br/>
-        <w:t>你在工作上遇到麻烦了吗？</w:t>
+        <w:t>汉译英与复述</w:t>
+      </w:r>
+    </w:p>
+    <w:p>
+      <w:r>
+        <w:t>1. 审计发现了挪用资金的迹象。</w:t>
+      </w:r>
+    </w:p>
+    <w:p>
+      <w:r>
+        <w:t>2. 她必须遵守监督条件。</w:t>
+      </w:r>
+    </w:p>
+    <w:p>
+      <w:r>
+        <w:t>3. 定期复盘有助于防止退步。</w:t>
+      </w:r>
+    </w:p>
+    <w:p>
+      <w:r>
+        <w:t>参考答案：</w:t>
+      </w:r>
+    </w:p>
+    <w:p>
+      <w:r>
+        <w:t>1. The audit uncovered signs of embezzlement. [embezzlement]</w:t>
+      </w:r>
+    </w:p>
+    <w:p>
+      <w:r>
+        <w:t>2. She must comply with the conditions of probation. [probation]</w:t>
+      </w:r>
+    </w:p>
+    <w:p>
+      <w:r>
+        <w:t>3. Regular reviews can prevent backsliding. [backsliding]</w:t>
+      </w:r>
+    </w:p>
+    <w:p>
+      <w:r>
+        <w:br w:type="page"/>
+      </w:r>
+    </w:p>
+    <w:p>
+      <w:pPr>
+        <w:pStyle w:val="Heading1"/>
+      </w:pPr>
+      <w:r>
+        <w:t>S01E03 · Nacho</w:t>
       </w:r>
     </w:p>
     <w:p>
@@ -453,43 +846,17 @@
         <w:pStyle w:val="Heading2"/>
       </w:pPr>
       <w:r>
-        <w:t>09. might as well  ·  00:35:37</w:t>
-      </w:r>
-    </w:p>
-    <w:p>
-      <w:r>
-        <w:t>不妨；倒不如</w:t>
-      </w:r>
-    </w:p>
-    <w:p>
-      <w:r>
-        <w:t>本集义：不妨；倒不如</w:t>
-      </w:r>
-    </w:p>
-    <w:p>
-      <w:r>
-        <w:t>用法：通常表示没有更好的替代选择；后接原形。</w:t>
-      </w:r>
-    </w:p>
-    <w:p>
-      <w:r>
-        <w:t>1. We're here already. We might as well go in.</w:t>
-        <w:br/>
-        <w:t>既然到了，不妨进去。</w:t>
-      </w:r>
-    </w:p>
-    <w:p>
-      <w:r>
-        <w:t>2. I might as well cook while I wait.</w:t>
-        <w:br/>
-        <w:t>等着的时候，我不妨做饭。</w:t>
-      </w:r>
-    </w:p>
-    <w:p>
-      <w:r>
-        <w:t>3. If the shop is closed, we might as well head home.</w:t>
-        <w:br/>
-        <w:t>如果店关门了，我们不如回家。</w:t>
+        <w:t>英文内容梗概（71 words）</w:t>
+      </w:r>
+    </w:p>
+    <w:p>
+      <w:r>
+        <w:t>The Kettlemans disappear, and Nacho becomes the main suspect. Jimmy agrees to represent him and learns that Nacho's presence near the house may expose a separate crime. Believing the family staged its own disappearance, Jimmy searches for them instead of accepting the kidnapping theory. He finds the Kettlemans camping near their home with the missing money. Meanwhile, Mike helps Jimmy think through the case, beginning an uneasy professional connection between them.</w:t>
+      </w:r>
+    </w:p>
+    <w:p>
+      <w:r>
+        <w:t>双语字幕原始来源（整季合集）：https://subhd.tv/a/gbucZH</w:t>
       </w:r>
     </w:p>
     <w:p>
@@ -497,7 +864,1843 @@
         <w:pStyle w:val="Heading2"/>
       </w:pPr>
       <w:r>
-        <w:t>10. embezzlement  ·  00:46:06</w:t>
+        <w:t>01. defendant · 关键词</w:t>
+      </w:r>
+    </w:p>
+    <w:p>
+      <w:r>
+        <w:t>被告</w:t>
+      </w:r>
+    </w:p>
+    <w:p>
+      <w:r>
+        <w:t>回看 00:15:07 · 字幕中出现：defendant</w:t>
+      </w:r>
+    </w:p>
+    <w:p>
+      <w:r>
+        <w:t>可用于刑事或民事案件；不是所有案件里的被告都已被定罪。</w:t>
+      </w:r>
+    </w:p>
+    <w:p>
+      <w:r>
+        <w:t>1. The defendant entered the courtroom.</w:t>
+        <w:br/>
+        <w:t>被告走进法庭。</w:t>
+      </w:r>
+    </w:p>
+    <w:p>
+      <w:r>
+        <w:t>2. The defendant denied the allegation.</w:t>
+        <w:br/>
+        <w:t>被告否认了指控。</w:t>
+      </w:r>
+    </w:p>
+    <w:p>
+      <w:r>
+        <w:t>3. How many defendants are named in the case?</w:t>
+        <w:br/>
+        <w:t>这个案件列了多少名被告？</w:t>
+      </w:r>
+    </w:p>
+    <w:p>
+      <w:pPr>
+        <w:pStyle w:val="Heading2"/>
+      </w:pPr>
+      <w:r>
+        <w:t>02. assault · 关键词</w:t>
+      </w:r>
+    </w:p>
+    <w:p>
+      <w:r>
+        <w:t>袭击；人身攻击</w:t>
+      </w:r>
+    </w:p>
+    <w:p>
+      <w:r>
+        <w:t>回看 00:01:37 · 字幕中出现：assault</w:t>
+      </w:r>
+    </w:p>
+    <w:p>
+      <w:r>
+        <w:t>日常义较宽；具体法律构成因辖区不同，不与 battery 简单等同。</w:t>
+      </w:r>
+    </w:p>
+    <w:p>
+      <w:r>
+        <w:t>1. The police investigated the alleged assault.</w:t>
+        <w:br/>
+        <w:t>警方调查了涉嫌袭击事件。</w:t>
+      </w:r>
+    </w:p>
+    <w:p>
+      <w:r>
+        <w:t>2. The witness described an assault near the station.</w:t>
+        <w:br/>
+        <w:t>证人描述了车站附近的一起袭击。</w:t>
+      </w:r>
+    </w:p>
+    <w:p>
+      <w:r>
+        <w:t>3. The lawyer reviewed the assault charge.</w:t>
+        <w:br/>
+        <w:t>律师审查了袭击指控。</w:t>
+      </w:r>
+    </w:p>
+    <w:p>
+      <w:pPr>
+        <w:pStyle w:val="Heading2"/>
+      </w:pPr>
+      <w:r>
+        <w:t>03. incriminate · 关键词</w:t>
+      </w:r>
+    </w:p>
+    <w:p>
+      <w:r>
+        <w:t>使显得有罪；提供不利涉罪证据</w:t>
+      </w:r>
+    </w:p>
+    <w:p>
+      <w:r>
+        <w:t>回看 00:35:51 · 字幕中出现：incriminating</w:t>
+      </w:r>
+    </w:p>
+    <w:p>
+      <w:r>
+        <w:t>incriminate oneself；与 implicate 相近但更直接涉及犯罪证据。</w:t>
+      </w:r>
+    </w:p>
+    <w:p>
+      <w:r>
+        <w:t>1. The recording could incriminate him.</w:t>
+        <w:br/>
+        <w:t>录音可能成为他涉罪的证据。</w:t>
+      </w:r>
+    </w:p>
+    <w:p>
+      <w:r>
+        <w:t>2. She refused to incriminate herself.</w:t>
+        <w:br/>
+        <w:t>她拒绝作出自证其罪的陈述。</w:t>
+      </w:r>
+    </w:p>
+    <w:p>
+      <w:r>
+        <w:t>3. Investigators found incriminating documents.</w:t>
+        <w:br/>
+        <w:t>调查人员发现了不利的涉罪文件。</w:t>
+      </w:r>
+    </w:p>
+    <w:p>
+      <w:pPr>
+        <w:pStyle w:val="Heading2"/>
+      </w:pPr>
+      <w:r>
+        <w:t>04. confidentiality · 关键词</w:t>
+      </w:r>
+    </w:p>
+    <w:p>
+      <w:r>
+        <w:t>保密性；保密义务</w:t>
+      </w:r>
+    </w:p>
+    <w:p>
+      <w:r>
+        <w:t>回看 00:34:16 · 字幕中出现：confidentiality</w:t>
+      </w:r>
+    </w:p>
+    <w:p>
+      <w:r>
+        <w:t>与法律 privilege 区分；保密承诺不总等于可以拒绝作证。</w:t>
+      </w:r>
+    </w:p>
+    <w:p>
+      <w:r>
+        <w:t>1. Confidentiality is essential to this work.</w:t>
+        <w:br/>
+        <w:t>保密对这项工作至关重要。</w:t>
+      </w:r>
+    </w:p>
+    <w:p>
+      <w:r>
+        <w:t>2. They signed a confidentiality agreement.</w:t>
+        <w:br/>
+        <w:t>他们签署了保密协议。</w:t>
+      </w:r>
+    </w:p>
+    <w:p>
+      <w:r>
+        <w:t>3. The breach of confidentiality damaged trust.</w:t>
+        <w:br/>
+        <w:t>泄密损害了信任。</w:t>
+      </w:r>
+    </w:p>
+    <w:p>
+      <w:pPr>
+        <w:pStyle w:val="Heading2"/>
+      </w:pPr>
+      <w:r>
+        <w:t>05. remorse · 关键词</w:t>
+      </w:r>
+    </w:p>
+    <w:p>
+      <w:r>
+        <w:t>懊悔；对过错的内疚</w:t>
+      </w:r>
+    </w:p>
+    <w:p>
+      <w:r>
+        <w:t>回看 00:26:18 · 字幕中出现：remorse</w:t>
+      </w:r>
+    </w:p>
+    <w:p>
+      <w:r>
+        <w:t>show remorse；比单纯 regret 更突出对伤害或过错的道德反省。</w:t>
+      </w:r>
+    </w:p>
+    <w:p>
+      <w:r>
+        <w:t>1. He showed genuine remorse.</w:t>
+        <w:br/>
+        <w:t>他表现出真诚的悔意。</w:t>
+      </w:r>
+    </w:p>
+    <w:p>
+      <w:r>
+        <w:t>2. She felt remorse for deceiving her friend.</w:t>
+        <w:br/>
+        <w:t>她因欺骗朋友感到内疚。</w:t>
+      </w:r>
+    </w:p>
+    <w:p>
+      <w:r>
+        <w:t>3. The apology contained little remorse.</w:t>
+        <w:br/>
+        <w:t>道歉中几乎没有悔意。</w:t>
+      </w:r>
+    </w:p>
+    <w:p>
+      <w:pPr>
+        <w:pStyle w:val="Heading2"/>
+      </w:pPr>
+      <w:r>
+        <w:t>06. embezzle · 关键词</w:t>
+      </w:r>
+    </w:p>
+    <w:p>
+      <w:r>
+        <w:t>侵吞受托管理的钱财</w:t>
+      </w:r>
+    </w:p>
+    <w:p>
+      <w:r>
+        <w:t>回看 00:38:00 · 字幕中出现：embezzled</w:t>
+      </w:r>
+    </w:p>
+    <w:p>
+      <w:r>
+        <w:t>区别于一般盗窃；名词 embezzlement。</w:t>
+      </w:r>
+    </w:p>
+    <w:p>
+      <w:r>
+        <w:t>1. The employee embezzled company funds.</w:t>
+        <w:br/>
+        <w:t>员工侵吞了公司资金。</w:t>
+      </w:r>
+    </w:p>
+    <w:p>
+      <w:r>
+        <w:t>2. He was accused of embezzling pension money.</w:t>
+        <w:br/>
+        <w:t>他被控侵吞养老金。</w:t>
+      </w:r>
+    </w:p>
+    <w:p>
+      <w:r>
+        <w:t>3. The audit checked whether funds had been embezzled.</w:t>
+        <w:br/>
+        <w:t>审计核查资金是否遭到侵吞。</w:t>
+      </w:r>
+    </w:p>
+    <w:p>
+      <w:pPr>
+        <w:pStyle w:val="Heading2"/>
+      </w:pPr>
+      <w:r>
+        <w:t>07. off the hook · 词组 / 术语</w:t>
+      </w:r>
+    </w:p>
+    <w:p>
+      <w:r>
+        <w:t>摆脱责任或困境；电话响个不停</w:t>
+      </w:r>
+    </w:p>
+    <w:p>
+      <w:r>
+        <w:t>回看 00:39:39 · 字幕中出现：off the hook</w:t>
+      </w:r>
+    </w:p>
+    <w:p>
+      <w:r>
+        <w:t>let someone off the hook 放某人一马；ring off the hook 形容电话接连不断地响。</w:t>
+      </w:r>
+    </w:p>
+    <w:p>
+      <w:r>
+        <w:t>1. The apology didn't let him off the hook.</w:t>
+        <w:br/>
+        <w:t>道歉并没有让他摆脱责任。</w:t>
+      </w:r>
+    </w:p>
+    <w:p>
+      <w:r>
+        <w:t>2. You're not off the hook for the bill.</w:t>
+        <w:br/>
+        <w:t>你还得承担这笔账单。</w:t>
+      </w:r>
+    </w:p>
+    <w:p>
+      <w:r>
+        <w:t>3. The phones were ringing off the hook.</w:t>
+        <w:br/>
+        <w:t>电话接连不断地响。</w:t>
+      </w:r>
+    </w:p>
+    <w:p>
+      <w:pPr>
+        <w:pStyle w:val="Heading2"/>
+      </w:pPr>
+      <w:r>
+        <w:t>08. attorney-client privilege · 词组 / 术语</w:t>
+      </w:r>
+    </w:p>
+    <w:p>
+      <w:r>
+        <w:t>律师与委托人之间的保密沟通特权</w:t>
+      </w:r>
+    </w:p>
+    <w:p>
+      <w:r>
+        <w:t>回看 00:29:49 · 字幕中出现：attorney-client privilege</w:t>
+      </w:r>
+    </w:p>
+    <w:p>
+      <w:r>
+        <w:t>法律术语；保护范围、例外依具体法律而定，不等于所有与律师有关的信息都保密。</w:t>
+      </w:r>
+    </w:p>
+    <w:p>
+      <w:r>
+        <w:t>1. The lawyer raised attorney-client privilege.</w:t>
+        <w:br/>
+        <w:t>律师提出律师与委托人保密沟通特权。</w:t>
+      </w:r>
+    </w:p>
+    <w:p>
+      <w:r>
+        <w:t>2. The court considered whether attorney-client privilege applied.</w:t>
+        <w:br/>
+        <w:t>法院审议该沟通是否受这一特权保护。</w:t>
+      </w:r>
+    </w:p>
+    <w:p>
+      <w:r>
+        <w:t>3. The training explains the limits of attorney-client privilege.</w:t>
+        <w:br/>
+        <w:t>培训解释了律师与委托人保密沟通特权的界限。</w:t>
+      </w:r>
+    </w:p>
+    <w:p>
+      <w:pPr>
+        <w:pStyle w:val="Heading2"/>
+      </w:pPr>
+      <w:r>
+        <w:t>09. dead to rights · 词组 / 术语</w:t>
+      </w:r>
+    </w:p>
+    <w:p>
+      <w:r>
+        <w:t>有确凿把柄；当场被抓</w:t>
+      </w:r>
+    </w:p>
+    <w:p>
+      <w:r>
+        <w:t>回看 00:38:03 · 字幕中出现：dead to rights</w:t>
+      </w:r>
+    </w:p>
+    <w:p>
+      <w:r>
+        <w:t>have/catch someone dead to rights，主要见于美式口语。</w:t>
+      </w:r>
+    </w:p>
+    <w:p>
+      <w:r>
+        <w:t>1. They caught him dead to rights with the stolen laptop.</w:t>
+        <w:br/>
+        <w:t>他拿着赃物笔记本，被抓个正着。</w:t>
+      </w:r>
+    </w:p>
+    <w:p>
+      <w:r>
+        <w:t>2. The video gave them the suspect dead to rights.</w:t>
+        <w:br/>
+        <w:t>录像让他们掌握了嫌疑人的确凿把柄。</w:t>
+      </w:r>
+    </w:p>
+    <w:p>
+      <w:r>
+        <w:t>3. You think you've got me dead to rights?</w:t>
+        <w:br/>
+        <w:t>你以为已经抓到我的铁证了吗？</w:t>
+      </w:r>
+    </w:p>
+    <w:p>
+      <w:pPr>
+        <w:pStyle w:val="Heading2"/>
+      </w:pPr>
+      <w:r>
+        <w:t>10. on your own recognizance · 词组 / 术语</w:t>
+      </w:r>
+    </w:p>
+    <w:p>
+      <w:r>
+        <w:t>以个人保证获释，无须交保释金</w:t>
+      </w:r>
+    </w:p>
+    <w:p>
+      <w:r>
+        <w:t>回看 00:45:52 · 字幕中出现：on your own recognizance</w:t>
+      </w:r>
+    </w:p>
+    <w:p>
+      <w:r>
+        <w:t>美国法律术语；人称可变，不表示没有出庭义务。</w:t>
+      </w:r>
+    </w:p>
+    <w:p>
+      <w:r>
+        <w:t>1. She was released on her own recognizance.</w:t>
+        <w:br/>
+        <w:t>她凭个人保证获释。</w:t>
+      </w:r>
+    </w:p>
+    <w:p>
+      <w:r>
+        <w:t>2. The court considered release on his own recognizance.</w:t>
+        <w:br/>
+        <w:t>法院考虑让他凭个人保证获释。</w:t>
+      </w:r>
+    </w:p>
+    <w:p>
+      <w:r>
+        <w:t>3. Release on your own recognizance still requires court attendance.</w:t>
+        <w:br/>
+        <w:t>凭个人保证获释仍须按要求出庭。</w:t>
+      </w:r>
+    </w:p>
+    <w:p>
+      <w:pPr>
+        <w:pStyle w:val="Heading2"/>
+      </w:pPr>
+      <w:r>
+        <w:t>11. time served · 词组 / 术语</w:t>
+      </w:r>
+    </w:p>
+    <w:p>
+      <w:r>
+        <w:t>已服刑的时间；以已羁押时间抵刑</w:t>
+      </w:r>
+    </w:p>
+    <w:p>
+      <w:r>
+        <w:t>回看 00:14:01 · 字幕中出现：time served</w:t>
+      </w:r>
+    </w:p>
+    <w:p>
+      <w:r>
+        <w:t>常见 sentenced to time served；不表示无罪。</w:t>
+      </w:r>
+    </w:p>
+    <w:p>
+      <w:r>
+        <w:t>1. He was sentenced to time served.</w:t>
+        <w:br/>
+        <w:t>他被判以已服刑时间抵作刑期。</w:t>
+      </w:r>
+    </w:p>
+    <w:p>
+      <w:r>
+        <w:t>2. The court credited her with time served.</w:t>
+        <w:br/>
+        <w:t>法院折抵了她已被羁押的时间。</w:t>
+      </w:r>
+    </w:p>
+    <w:p>
+      <w:r>
+        <w:t>3. The agreement recommended time served.</w:t>
+        <w:br/>
+        <w:t>协议建议以已服刑时间处理。</w:t>
+      </w:r>
+    </w:p>
+    <w:p>
+      <w:pPr>
+        <w:pStyle w:val="Heading2"/>
+      </w:pPr>
+      <w:r>
+        <w:t>汉译英与复述</w:t>
+      </w:r>
+    </w:p>
+    <w:p>
+      <w:r>
+        <w:t>1. 被告否认了指控。</w:t>
+      </w:r>
+    </w:p>
+    <w:p>
+      <w:r>
+        <w:t>2. 他被控侵吞养老金。</w:t>
+      </w:r>
+    </w:p>
+    <w:p>
+      <w:r>
+        <w:t>3. 法院折抵了她已被羁押的时间。</w:t>
+      </w:r>
+    </w:p>
+    <w:p>
+      <w:r>
+        <w:t>参考答案：</w:t>
+      </w:r>
+    </w:p>
+    <w:p>
+      <w:r>
+        <w:t>1. The defendant denied the allegation. [defendant]</w:t>
+      </w:r>
+    </w:p>
+    <w:p>
+      <w:r>
+        <w:t>2. He was accused of embezzling pension money. [embezzle]</w:t>
+      </w:r>
+    </w:p>
+    <w:p>
+      <w:r>
+        <w:t>3. The court credited her with time served. [time served]</w:t>
+      </w:r>
+    </w:p>
+    <w:p>
+      <w:r>
+        <w:br w:type="page"/>
+      </w:r>
+    </w:p>
+    <w:p>
+      <w:pPr>
+        <w:pStyle w:val="Heading1"/>
+      </w:pPr>
+      <w:r>
+        <w:t>S01E04 · Hero</w:t>
+      </w:r>
+    </w:p>
+    <w:p>
+      <w:pPr>
+        <w:pStyle w:val="Heading2"/>
+      </w:pPr>
+      <w:r>
+        <w:t>英文内容梗概（72 words）</w:t>
+      </w:r>
+    </w:p>
+    <w:p>
+      <w:r>
+        <w:t>The Kettlemans offer Jimmy money to keep quiet, which he accepts as a supposed retainer. He uses it to copy Howard's appearance and advertise beside an HHM-like logo. The firm demands that the billboard come down. Jimmy then stages a dramatic rescue of a worker hanging from the sign, winning publicity and new enquiries. His success depends on manipulating the story, while Chuck remains unaware of how his brother obtained the attention.</w:t>
+      </w:r>
+    </w:p>
+    <w:p>
+      <w:r>
+        <w:t>双语字幕原始来源（整季合集）：https://subhd.tv/a/gbucZH</w:t>
+      </w:r>
+    </w:p>
+    <w:p>
+      <w:pPr>
+        <w:pStyle w:val="Heading2"/>
+      </w:pPr>
+      <w:r>
+        <w:t>01. retainer · 关键词</w:t>
+      </w:r>
+    </w:p>
+    <w:p>
+      <w:r>
+        <w:t>聘用律师等专业人士的预付费用；聘用安排</w:t>
+      </w:r>
+    </w:p>
+    <w:p>
+      <w:r>
+        <w:t>回看 00:10:36 · 字幕中出现：retainer</w:t>
+      </w:r>
+    </w:p>
+    <w:p>
+      <w:r>
+        <w:t>具体如何计费取决于协议；不必然指已赚取的费用。</w:t>
+      </w:r>
+    </w:p>
+    <w:p>
+      <w:r>
+        <w:t>1. The client paid a retainer before work began.</w:t>
+        <w:br/>
+        <w:t>客户在工作开始前支付了预付聘用费。</w:t>
+      </w:r>
+    </w:p>
+    <w:p>
+      <w:r>
+        <w:t>2. Ask what the retainer covers.</w:t>
+        <w:br/>
+        <w:t>问清预付费用覆盖哪些服务。</w:t>
+      </w:r>
+    </w:p>
+    <w:p>
+      <w:r>
+        <w:t>3. The firm explained its retainer agreement.</w:t>
+        <w:br/>
+        <w:t>事务所解释了聘用协议。</w:t>
+      </w:r>
+    </w:p>
+    <w:p>
+      <w:pPr>
+        <w:pStyle w:val="Heading2"/>
+      </w:pPr>
+      <w:r>
+        <w:t>02. bribe · 关键词</w:t>
+      </w:r>
+    </w:p>
+    <w:p>
+      <w:r>
+        <w:t>贿赂；贿赂物；行贿</w:t>
+      </w:r>
+    </w:p>
+    <w:p>
+      <w:r>
+        <w:t>回看 00:10:16 · 字幕中出现：bribe</w:t>
+      </w:r>
+    </w:p>
+    <w:p>
+      <w:r>
+        <w:t>可数名词或动词；不等于正常服务费或合法报酬。</w:t>
+      </w:r>
+    </w:p>
+    <w:p>
+      <w:r>
+        <w:t>1. The official refused the bribe.</w:t>
+        <w:br/>
+        <w:t>那名官员拒绝了贿赂。</w:t>
+      </w:r>
+    </w:p>
+    <w:p>
+      <w:r>
+        <w:t>2. The employee was accused of accepting a bribe.</w:t>
+        <w:br/>
+        <w:t>该员工被指控收受贿赂。</w:t>
+      </w:r>
+    </w:p>
+    <w:p>
+      <w:r>
+        <w:t>3. Nobody should have to bribe someone to receive a public service.</w:t>
+        <w:br/>
+        <w:t>任何人都不应该靠行贿才能获得公共服务。</w:t>
+      </w:r>
+    </w:p>
+    <w:p>
+      <w:pPr>
+        <w:pStyle w:val="Heading2"/>
+      </w:pPr>
+      <w:r>
+        <w:t>03. injunction · 关键词</w:t>
+      </w:r>
+    </w:p>
+    <w:p>
+      <w:r>
+        <w:t>法院禁令</w:t>
+      </w:r>
+    </w:p>
+    <w:p>
+      <w:r>
+        <w:t>回看 00:28:18 · 字幕中出现：injunction</w:t>
+      </w:r>
+    </w:p>
+    <w:p>
+      <w:r>
+        <w:t>常要求停止某行为，也可要求实施某行为；不是一般律师警告函。</w:t>
+      </w:r>
+    </w:p>
+    <w:p>
+      <w:r>
+        <w:t>1. The court issued an injunction.</w:t>
+        <w:br/>
+        <w:t>法院发出了禁令。</w:t>
+      </w:r>
+    </w:p>
+    <w:p>
+      <w:r>
+        <w:t>2. They sought an injunction against construction.</w:t>
+        <w:br/>
+        <w:t>他们申请禁令阻止施工。</w:t>
+      </w:r>
+    </w:p>
+    <w:p>
+      <w:r>
+        <w:t>3. Violating the injunction had serious consequences.</w:t>
+        <w:br/>
+        <w:t>违反禁令产生了严重后果。</w:t>
+      </w:r>
+    </w:p>
+    <w:p>
+      <w:pPr>
+        <w:pStyle w:val="Heading2"/>
+      </w:pPr>
+      <w:r>
+        <w:t>04. infringement · 关键词</w:t>
+      </w:r>
+    </w:p>
+    <w:p>
+      <w:r>
+        <w:t>侵权；侵犯</w:t>
+      </w:r>
+    </w:p>
+    <w:p>
+      <w:r>
+        <w:t>回看 00:28:58 · 字幕中出现：infringement</w:t>
+      </w:r>
+    </w:p>
+    <w:p>
+      <w:r>
+        <w:t>infringement of a right；常见 copyright/trademark infringement。</w:t>
+      </w:r>
+    </w:p>
+    <w:p>
+      <w:r>
+        <w:t>1. The claim concerned trademark infringement.</w:t>
+        <w:br/>
+        <w:t>诉求涉及商标侵权。</w:t>
+      </w:r>
+    </w:p>
+    <w:p>
+      <w:r>
+        <w:t>2. They denied any infringement of her rights.</w:t>
+        <w:br/>
+        <w:t>他们否认侵犯了她的权利。</w:t>
+      </w:r>
+    </w:p>
+    <w:p>
+      <w:r>
+        <w:t>3. Counsel reviewed the alleged infringement.</w:t>
+        <w:br/>
+        <w:t>律师审查了被指称的侵权行为。</w:t>
+      </w:r>
+    </w:p>
+    <w:p>
+      <w:pPr>
+        <w:pStyle w:val="Heading2"/>
+      </w:pPr>
+      <w:r>
+        <w:t>05. predatory · 关键词</w:t>
+      </w:r>
+    </w:p>
+    <w:p>
+      <w:r>
+        <w:t>掠夺性的；专门利用弱者的</w:t>
+      </w:r>
+    </w:p>
+    <w:p>
+      <w:r>
+        <w:t>回看 00:31:34 · 字幕中出现：predatory</w:t>
+      </w:r>
+    </w:p>
+    <w:p>
+      <w:r>
+        <w:t>predatory lending/behaviour，带强烈负面评价。</w:t>
+      </w:r>
+    </w:p>
+    <w:p>
+      <w:r>
+        <w:t>1. The company used predatory pricing.</w:t>
+        <w:br/>
+        <w:t>公司采用了掠夺性定价。</w:t>
+      </w:r>
+    </w:p>
+    <w:p>
+      <w:r>
+        <w:t>2. They warned about predatory lenders.</w:t>
+        <w:br/>
+        <w:t>他们警告要提防掠夺性贷款机构。</w:t>
+      </w:r>
+    </w:p>
+    <w:p>
+      <w:r>
+        <w:t>3. The scheme exploited vulnerable people in a predatory way.</w:t>
+        <w:br/>
+        <w:t>骗局以掠夺方式利用了弱势人群。</w:t>
+      </w:r>
+    </w:p>
+    <w:p>
+      <w:pPr>
+        <w:pStyle w:val="Heading2"/>
+      </w:pPr>
+      <w:r>
+        <w:t>06. public defender · 词组 / 术语</w:t>
+      </w:r>
+    </w:p>
+    <w:p>
+      <w:r>
+        <w:t>公设辩护律师</w:t>
+      </w:r>
+    </w:p>
+    <w:p>
+      <w:r>
+        <w:t>回看 00:34:42 · 字幕中出现：public defender</w:t>
+      </w:r>
+    </w:p>
+    <w:p>
+      <w:r>
+        <w:t>美国语境常指为符合条件、无力聘律师的被告提供辩护的律师。</w:t>
+      </w:r>
+    </w:p>
+    <w:p>
+      <w:r>
+        <w:t>1. A public defender represented the defendant.</w:t>
+        <w:br/>
+        <w:t>一名公设辩护律师代表被告。</w:t>
+      </w:r>
+    </w:p>
+    <w:p>
+      <w:r>
+        <w:t>2. She works as a public defender.</w:t>
+        <w:br/>
+        <w:t>她担任公设辩护律师。</w:t>
+      </w:r>
+    </w:p>
+    <w:p>
+      <w:r>
+        <w:t>3. The public defender asked for more time to prepare.</w:t>
+        <w:br/>
+        <w:t>公设辩护律师申请更多准备时间。</w:t>
+      </w:r>
+    </w:p>
+    <w:p>
+      <w:pPr>
+        <w:pStyle w:val="Heading2"/>
+      </w:pPr>
+      <w:r>
+        <w:t>07. probable cause · 词组 / 术语</w:t>
+      </w:r>
+    </w:p>
+    <w:p>
+      <w:r>
+        <w:t>相当理由；合理根据</w:t>
+      </w:r>
+    </w:p>
+    <w:p>
+      <w:r>
+        <w:t>回看 00:15:50 · 字幕中出现：probable cause</w:t>
+      </w:r>
+    </w:p>
+    <w:p>
+      <w:r>
+        <w:t>美国刑事程序术语，常与搜查、逮捕相关；不是定罪标准。</w:t>
+      </w:r>
+    </w:p>
+    <w:p>
+      <w:r>
+        <w:t>1. The judge considered whether probable cause existed.</w:t>
+        <w:br/>
+        <w:t>法官考虑是否存在相当理由。</w:t>
+      </w:r>
+    </w:p>
+    <w:p>
+      <w:r>
+        <w:t>2. The warrant application described probable cause.</w:t>
+        <w:br/>
+        <w:t>搜查令申请陈述了合理根据。</w:t>
+      </w:r>
+    </w:p>
+    <w:p>
+      <w:r>
+        <w:t>3. Suspicion alone may not establish probable cause.</w:t>
+        <w:br/>
+        <w:t>仅有怀疑可能不足以构成相当理由。</w:t>
+      </w:r>
+    </w:p>
+    <w:p>
+      <w:pPr>
+        <w:pStyle w:val="Heading2"/>
+      </w:pPr>
+      <w:r>
+        <w:t>08. cease and desist · 词组 / 术语</w:t>
+      </w:r>
+    </w:p>
+    <w:p>
+      <w:r>
+        <w:t>停止并不得继续某种行为</w:t>
+      </w:r>
+    </w:p>
+    <w:p>
+      <w:r>
+        <w:t>回看 00:25:55 · 字幕中出现：cease and desist</w:t>
+      </w:r>
+    </w:p>
+    <w:p>
+      <w:r>
+        <w:t>常见 cease-and-desist letter；发出函件不等于法院已裁定违法。</w:t>
+      </w:r>
+    </w:p>
+    <w:p>
+      <w:r>
+        <w:t>1. The company sent a cease-and-desist letter.</w:t>
+        <w:br/>
+        <w:t>公司发出了停止侵害函。</w:t>
+      </w:r>
+    </w:p>
+    <w:p>
+      <w:r>
+        <w:t>2. The notice demanded that they cease and desist.</w:t>
+        <w:br/>
+        <w:t>通知要求他们停止相关行为。</w:t>
+      </w:r>
+    </w:p>
+    <w:p>
+      <w:r>
+        <w:t>3. She asked counsel to review the cease-and-desist demand.</w:t>
+        <w:br/>
+        <w:t>她请律师审查停止侵害的要求。</w:t>
+      </w:r>
+    </w:p>
+    <w:p>
+      <w:pPr>
+        <w:pStyle w:val="Heading2"/>
+      </w:pPr>
+      <w:r>
+        <w:t>09. good Samaritan · 词组 / 术语</w:t>
+      </w:r>
+    </w:p>
+    <w:p>
+      <w:r>
+        <w:t>善意帮助陌生人的人</w:t>
+      </w:r>
+    </w:p>
+    <w:p>
+      <w:r>
+        <w:t>回看 00:16:06 · 字幕中出现：good samaritan</w:t>
+      </w:r>
+    </w:p>
+    <w:p>
+      <w:r>
+        <w:t>源于圣经故事；特定法律中的保护范围需另查。</w:t>
+      </w:r>
+    </w:p>
+    <w:p>
+      <w:r>
+        <w:t>1. A good Samaritan helped her change the tyre.</w:t>
+        <w:br/>
+        <w:t>一位热心路人帮她换了轮胎。</w:t>
+      </w:r>
+    </w:p>
+    <w:p>
+      <w:r>
+        <w:t>2. Police thanked the good Samaritan.</w:t>
+        <w:br/>
+        <w:t>警方感谢了这位热心人。</w:t>
+      </w:r>
+    </w:p>
+    <w:p>
+      <w:r>
+        <w:t>3. He was trying to be a good Samaritan.</w:t>
+        <w:br/>
+        <w:t>他只是想当个助人为乐的好人。</w:t>
+      </w:r>
+    </w:p>
+    <w:p>
+      <w:pPr>
+        <w:pStyle w:val="Heading2"/>
+      </w:pPr>
+      <w:r>
+        <w:t>汉译英与复述</w:t>
+      </w:r>
+    </w:p>
+    <w:p>
+      <w:r>
+        <w:t>1. 问清预付费用覆盖哪些服务。</w:t>
+      </w:r>
+    </w:p>
+    <w:p>
+      <w:r>
+        <w:t>2. 他们警告要提防掠夺性贷款机构。</w:t>
+      </w:r>
+    </w:p>
+    <w:p>
+      <w:r>
+        <w:t>3. 警方感谢了这位热心人。</w:t>
+      </w:r>
+    </w:p>
+    <w:p>
+      <w:r>
+        <w:t>参考答案：</w:t>
+      </w:r>
+    </w:p>
+    <w:p>
+      <w:r>
+        <w:t>1. Ask what the retainer covers. [retainer]</w:t>
+      </w:r>
+    </w:p>
+    <w:p>
+      <w:r>
+        <w:t>2. They warned about predatory lenders. [predatory]</w:t>
+      </w:r>
+    </w:p>
+    <w:p>
+      <w:r>
+        <w:t>3. Police thanked the good Samaritan. [good Samaritan]</w:t>
+      </w:r>
+    </w:p>
+    <w:p>
+      <w:r>
+        <w:br w:type="page"/>
+      </w:r>
+    </w:p>
+    <w:p>
+      <w:pPr>
+        <w:pStyle w:val="Heading1"/>
+      </w:pPr>
+      <w:r>
+        <w:t>S01E05 · Alpine Shepherd Boy</w:t>
+      </w:r>
+    </w:p>
+    <w:p>
+      <w:pPr>
+        <w:pStyle w:val="Heading2"/>
+      </w:pPr>
+      <w:r>
+        <w:t>英文内容梗概（74 words）</w:t>
+      </w:r>
+    </w:p>
+    <w:p>
+      <w:r>
+        <w:t>Jimmy's publicity brings a series of unsuitable clients, from an eccentric would-be sovereign to an inventor with an unfortunate product. An elderly client's will points him toward elder law, where patience and personal attention may provide a viable practice. Chuck is taken to hospital after an encounter outside his home. Jimmy resists treating his brother as incapable of making decisions. The episode links Jimmy's growing business ambitions with his protective, complicated loyalty to Chuck.</w:t>
+      </w:r>
+    </w:p>
+    <w:p>
+      <w:r>
+        <w:t>双语字幕原始来源（整季合集）：https://subhd.tv/a/gbucZH</w:t>
+      </w:r>
+    </w:p>
+    <w:p>
+      <w:pPr>
+        <w:pStyle w:val="Heading2"/>
+      </w:pPr>
+      <w:r>
+        <w:t>01. retainer · 关键词</w:t>
+      </w:r>
+    </w:p>
+    <w:p>
+      <w:r>
+        <w:t>聘用律师等专业人士的预付费用；聘用安排</w:t>
+      </w:r>
+    </w:p>
+    <w:p>
+      <w:r>
+        <w:t>回看 00:08:26 · 字幕中出现：retainer</w:t>
+      </w:r>
+    </w:p>
+    <w:p>
+      <w:r>
+        <w:t>具体如何计费取决于协议；不必然指已赚取的费用。</w:t>
+      </w:r>
+    </w:p>
+    <w:p>
+      <w:r>
+        <w:t>1. The client paid a retainer before work began.</w:t>
+        <w:br/>
+        <w:t>客户在工作开始前支付了预付聘用费。</w:t>
+      </w:r>
+    </w:p>
+    <w:p>
+      <w:r>
+        <w:t>2. Ask what the retainer covers.</w:t>
+        <w:br/>
+        <w:t>问清预付费用覆盖哪些服务。</w:t>
+      </w:r>
+    </w:p>
+    <w:p>
+      <w:r>
+        <w:t>3. The firm explained its retainer agreement.</w:t>
+        <w:br/>
+        <w:t>事务所解释了聘用协议。</w:t>
+      </w:r>
+    </w:p>
+    <w:p>
+      <w:pPr>
+        <w:pStyle w:val="Heading2"/>
+      </w:pPr>
+      <w:r>
+        <w:t>02. sovereign · 关键词</w:t>
+      </w:r>
+    </w:p>
+    <w:p>
+      <w:r>
+        <w:t>享有主权的；最高统治者</w:t>
+      </w:r>
+    </w:p>
+    <w:p>
+      <w:r>
+        <w:t>回看 00:07:18 · 字幕中出现：sovereign</w:t>
+      </w:r>
+    </w:p>
+    <w:p>
+      <w:r>
+        <w:t>sovereign state 主权国家；剧中也出现个人自称主权的荒诞主张。</w:t>
+      </w:r>
+    </w:p>
+    <w:p>
+      <w:r>
+        <w:t>1. The treaty recognized a sovereign state.</w:t>
+        <w:br/>
+        <w:t>条约承认了一个主权国家。</w:t>
+      </w:r>
+    </w:p>
+    <w:p>
+      <w:r>
+        <w:t>2. Parliament was described as sovereign.</w:t>
+        <w:br/>
+        <w:t>议会被描述为拥有最高权力。</w:t>
+      </w:r>
+    </w:p>
+    <w:p>
+      <w:r>
+        <w:t>3. The claimant called himself a sovereign.</w:t>
+        <w:br/>
+        <w:t>申请人自称独立统治者。</w:t>
+      </w:r>
+    </w:p>
+    <w:p>
+      <w:pPr>
+        <w:pStyle w:val="Heading2"/>
+      </w:pPr>
+      <w:r>
+        <w:t>03. incoherent · 关键词</w:t>
+      </w:r>
+    </w:p>
+    <w:p>
+      <w:r>
+        <w:t>语无伦次的；缺乏逻辑的</w:t>
+      </w:r>
+    </w:p>
+    <w:p>
+      <w:r>
+        <w:t>回看 00:22:13 · 字幕中出现：incoherent</w:t>
+      </w:r>
+    </w:p>
+    <w:p>
+      <w:r>
+        <w:t>可形容 speech、argument、policy。</w:t>
+      </w:r>
+    </w:p>
+    <w:p>
+      <w:r>
+        <w:t>1. His explanation was incoherent.</w:t>
+        <w:br/>
+        <w:t>他的解释语无伦次。</w:t>
+      </w:r>
+    </w:p>
+    <w:p>
+      <w:r>
+        <w:t>2. The report contained an incoherent argument.</w:t>
+        <w:br/>
+        <w:t>报告中的论证缺乏逻辑。</w:t>
+      </w:r>
+    </w:p>
+    <w:p>
+      <w:r>
+        <w:t>3. She sounded exhausted and incoherent.</w:t>
+        <w:br/>
+        <w:t>她听起来疲惫不堪，表达混乱。</w:t>
+      </w:r>
+    </w:p>
+    <w:p>
+      <w:pPr>
+        <w:pStyle w:val="Heading2"/>
+      </w:pPr>
+      <w:r>
+        <w:t>04. delusion · 关键词</w:t>
+      </w:r>
+    </w:p>
+    <w:p>
+      <w:r>
+        <w:t>妄想；错误而顽固的信念</w:t>
+      </w:r>
+    </w:p>
+    <w:p>
+      <w:r>
+        <w:t>回看 00:25:17 · 字幕中出现：delusion</w:t>
+      </w:r>
+    </w:p>
+    <w:p>
+      <w:r>
+        <w:t>临床语境与日常夸张用法不同；不要随意用来诊断他人。</w:t>
+      </w:r>
+    </w:p>
+    <w:p>
+      <w:r>
+        <w:t>1. He was under the delusion that nobody could replace him.</w:t>
+        <w:br/>
+        <w:t>他误以为没人能取代他。</w:t>
+      </w:r>
+    </w:p>
+    <w:p>
+      <w:r>
+        <w:t>2. The novel explores ambition and delusion.</w:t>
+        <w:br/>
+        <w:t>小说探讨野心与妄想。</w:t>
+      </w:r>
+    </w:p>
+    <w:p>
+      <w:r>
+        <w:t>3. The report described a persistent delusion.</w:t>
+        <w:br/>
+        <w:t>报告描述了一个持续存在的妄想。</w:t>
+      </w:r>
+    </w:p>
+    <w:p>
+      <w:pPr>
+        <w:pStyle w:val="Heading2"/>
+      </w:pPr>
+      <w:r>
+        <w:t>05. amendment · 关键词</w:t>
+      </w:r>
+    </w:p>
+    <w:p>
+      <w:r>
+        <w:t>修正案；修订</w:t>
+      </w:r>
+    </w:p>
+    <w:p>
+      <w:r>
+        <w:t>回看 00:03:27 · 字幕中出现：Amendment</w:t>
+      </w:r>
+    </w:p>
+    <w:p>
+      <w:r>
+        <w:t>法律文件的修改；美国 Constitution 的 Amendment 指宪法修正案。</w:t>
+      </w:r>
+    </w:p>
+    <w:p>
+      <w:r>
+        <w:t>1. The amendment changed the payment deadline.</w:t>
+        <w:br/>
+        <w:t>修订条款改变了付款期限。</w:t>
+      </w:r>
+    </w:p>
+    <w:p>
+      <w:r>
+        <w:t>2. They proposed an amendment to the bill.</w:t>
+        <w:br/>
+        <w:t>他们提议修改法案。</w:t>
+      </w:r>
+    </w:p>
+    <w:p>
+      <w:r>
+        <w:t>3. The Fourth Amendment concerns searches and seizures.</w:t>
+        <w:br/>
+        <w:t>第四修正案涉及搜查与扣押。</w:t>
+      </w:r>
+    </w:p>
+    <w:p>
+      <w:pPr>
+        <w:pStyle w:val="Heading2"/>
+      </w:pPr>
+      <w:r>
+        <w:t>06. coercive · 关键词</w:t>
+      </w:r>
+    </w:p>
+    <w:p>
+      <w:r>
+        <w:t>强迫性的；带胁迫性质的</w:t>
+      </w:r>
+    </w:p>
+    <w:p>
+      <w:r>
+        <w:t>回看 00:03:09 · 字幕中出现：coercive</w:t>
+      </w:r>
+    </w:p>
+    <w:p>
+      <w:r>
+        <w:t>形容词；coerce 是动词，coercion 是名词。</w:t>
+      </w:r>
+    </w:p>
+    <w:p>
+      <w:r>
+        <w:t>1. They criticized the coercive tactics.</w:t>
+        <w:br/>
+        <w:t>他们批评了这些胁迫手段。</w:t>
+      </w:r>
+    </w:p>
+    <w:p>
+      <w:r>
+        <w:t>2. The agreement was reached under coercive conditions.</w:t>
+        <w:br/>
+        <w:t>协议是在胁迫条件下达成的。</w:t>
+      </w:r>
+    </w:p>
+    <w:p>
+      <w:r>
+        <w:t>3. A coercive threat can undermine consent.</w:t>
+        <w:br/>
+        <w:t>胁迫性威胁可能损害同意的有效性。</w:t>
+      </w:r>
+    </w:p>
+    <w:p>
+      <w:pPr>
+        <w:pStyle w:val="Heading2"/>
+      </w:pPr>
+      <w:r>
+        <w:t>07. on retainer · 词组 / 术语</w:t>
+      </w:r>
+    </w:p>
+    <w:p>
+      <w:r>
+        <w:t>以预付顾问费方式受聘</w:t>
+      </w:r>
+    </w:p>
+    <w:p>
+      <w:r>
+        <w:t>回看 00:08:26 · 字幕中出现：on retainer</w:t>
+      </w:r>
+    </w:p>
+    <w:p>
+      <w:r>
+        <w:t>常用于律师或专业顾问，强调持续可提供服务的安排。</w:t>
+      </w:r>
+    </w:p>
+    <w:p>
+      <w:r>
+        <w:t>1. The company keeps a lawyer on retainer.</w:t>
+        <w:br/>
+        <w:t>公司长期付费聘用一位律师。</w:t>
+      </w:r>
+    </w:p>
+    <w:p>
+      <w:r>
+        <w:t>2. She works on retainer for several clients.</w:t>
+        <w:br/>
+        <w:t>她为几位客户提供长期顾问服务。</w:t>
+      </w:r>
+    </w:p>
+    <w:p>
+      <w:r>
+        <w:t>3. Do we have an investigator on retainer?</w:t>
+        <w:br/>
+        <w:t>我们有长期聘用的调查员吗？</w:t>
+      </w:r>
+    </w:p>
+    <w:p>
+      <w:pPr>
+        <w:pStyle w:val="Heading2"/>
+      </w:pPr>
+      <w:r>
+        <w:t>汉译英与复述</w:t>
+      </w:r>
+    </w:p>
+    <w:p>
+      <w:r>
+        <w:t>1. 问清预付费用覆盖哪些服务。</w:t>
+      </w:r>
+    </w:p>
+    <w:p>
+      <w:r>
+        <w:t>2. 小说探讨野心与妄想。</w:t>
+      </w:r>
+    </w:p>
+    <w:p>
+      <w:r>
+        <w:t>3. 她为几位客户提供长期顾问服务。</w:t>
+      </w:r>
+    </w:p>
+    <w:p>
+      <w:r>
+        <w:t>参考答案：</w:t>
+      </w:r>
+    </w:p>
+    <w:p>
+      <w:r>
+        <w:t>1. Ask what the retainer covers. [retainer]</w:t>
+      </w:r>
+    </w:p>
+    <w:p>
+      <w:r>
+        <w:t>2. The novel explores ambition and delusion. [delusion]</w:t>
+      </w:r>
+    </w:p>
+    <w:p>
+      <w:r>
+        <w:t>3. She works on retainer for several clients. [on retainer]</w:t>
+      </w:r>
+    </w:p>
+    <w:p>
+      <w:r>
+        <w:br w:type="page"/>
+      </w:r>
+    </w:p>
+    <w:p>
+      <w:pPr>
+        <w:pStyle w:val="Heading1"/>
+      </w:pPr>
+      <w:r>
+        <w:t>S01E06 · Five-O</w:t>
+      </w:r>
+    </w:p>
+    <w:p>
+      <w:pPr>
+        <w:pStyle w:val="Heading2"/>
+      </w:pPr>
+      <w:r>
+        <w:t>英文内容梗概（72 words）</w:t>
+      </w:r>
+    </w:p>
+    <w:p>
+      <w:r>
+        <w:t>Philadelphia detectives question Mike about the deaths of two police officers. With Jimmy's help, Mike obtains information about their investigation. He later tells his daughter-in-law Stacey the truth about his son Matty: corrupt colleagues killed him despite his reluctant participation in their scheme. Mike explains his own role in taking revenge. His confession reveals the guilt beneath his controlled manner and why providing for Stacey and Kaylee matters so much to him.</w:t>
+      </w:r>
+    </w:p>
+    <w:p>
+      <w:r>
+        <w:t>双语字幕原始来源（整季合集）：https://subhd.tv/a/gbucZH</w:t>
+      </w:r>
+    </w:p>
+    <w:p>
+      <w:pPr>
+        <w:pStyle w:val="Heading2"/>
+      </w:pPr>
+      <w:r>
+        <w:t>01. assault · 关键词</w:t>
+      </w:r>
+    </w:p>
+    <w:p>
+      <w:r>
+        <w:t>袭击；人身攻击</w:t>
+      </w:r>
+    </w:p>
+    <w:p>
+      <w:r>
+        <w:t>回看 00:14:46 · 字幕中出现：assault</w:t>
+      </w:r>
+    </w:p>
+    <w:p>
+      <w:r>
+        <w:t>日常义较宽；具体法律构成因辖区不同，不与 battery 简单等同。</w:t>
+      </w:r>
+    </w:p>
+    <w:p>
+      <w:r>
+        <w:t>1. The police investigated the alleged assault.</w:t>
+        <w:br/>
+        <w:t>警方调查了涉嫌袭击事件。</w:t>
+      </w:r>
+    </w:p>
+    <w:p>
+      <w:r>
+        <w:t>2. The witness described an assault near the station.</w:t>
+        <w:br/>
+        <w:t>证人描述了车站附近的一起袭击。</w:t>
+      </w:r>
+    </w:p>
+    <w:p>
+      <w:r>
+        <w:t>3. The lawyer reviewed the assault charge.</w:t>
+        <w:br/>
+        <w:t>律师审查了袭击指控。</w:t>
+      </w:r>
+    </w:p>
+    <w:p>
+      <w:pPr>
+        <w:pStyle w:val="Heading2"/>
+      </w:pPr>
+      <w:r>
+        <w:t>02. kickback · 关键词</w:t>
+      </w:r>
+    </w:p>
+    <w:p>
+      <w:r>
+        <w:t>回扣；非法返利</w:t>
+      </w:r>
+    </w:p>
+    <w:p>
+      <w:r>
+        <w:t>回看 00:36:51 · 字幕中出现：kickbacks</w:t>
+      </w:r>
+    </w:p>
+    <w:p>
+      <w:r>
+        <w:t>通常为获得业务或便利而暗中支付；不等于公开折扣。</w:t>
+      </w:r>
+    </w:p>
+    <w:p>
+      <w:r>
+        <w:t>1. The official accepted a kickback.</w:t>
+        <w:br/>
+        <w:t>官员收受了回扣。</w:t>
+      </w:r>
+    </w:p>
+    <w:p>
+      <w:r>
+        <w:t>2. The contract was linked to kickbacks.</w:t>
+        <w:br/>
+        <w:t>合同与回扣有关。</w:t>
+      </w:r>
+    </w:p>
+    <w:p>
+      <w:r>
+        <w:t>3. They investigated an alleged kickback scheme.</w:t>
+        <w:br/>
+        <w:t>他们调查了一项涉嫌回扣的安排。</w:t>
+      </w:r>
+    </w:p>
+    <w:p>
+      <w:pPr>
+        <w:pStyle w:val="Heading2"/>
+      </w:pPr>
+      <w:r>
+        <w:t>03. obstruction · 关键词</w:t>
+      </w:r>
+    </w:p>
+    <w:p>
+      <w:r>
+        <w:t>阻碍；妨碍</w:t>
+      </w:r>
+    </w:p>
+    <w:p>
+      <w:r>
+        <w:t>回看 00:20:37 · 字幕中出现：obstruction</w:t>
+      </w:r>
+    </w:p>
+    <w:p>
+      <w:r>
+        <w:t>可指物理障碍；司法语境需结合 obstruction of justice。</w:t>
+      </w:r>
+    </w:p>
+    <w:p>
+      <w:r>
+        <w:t>1. The investigation examined possible obstruction.</w:t>
+        <w:br/>
+        <w:t>调查审查了可能的妨碍行为。</w:t>
+      </w:r>
+    </w:p>
+    <w:p>
+      <w:r>
+        <w:t>2. An obstruction blocked the road.</w:t>
+        <w:br/>
+        <w:t>障碍物堵住了道路。</w:t>
+      </w:r>
+    </w:p>
+    <w:p>
+      <w:r>
+        <w:t>3. They removed the obstruction to negotiations.</w:t>
+        <w:br/>
+        <w:t>他们消除了谈判的障碍。</w:t>
+      </w:r>
+    </w:p>
+    <w:p>
+      <w:pPr>
+        <w:pStyle w:val="Heading2"/>
+      </w:pPr>
+      <w:r>
+        <w:t>04. above board · 词组 / 术语</w:t>
+      </w:r>
+    </w:p>
+    <w:p>
+      <w:r>
+        <w:t>公开、诚实、合规的</w:t>
+      </w:r>
+    </w:p>
+    <w:p>
+      <w:r>
+        <w:t>回看 00:15:35 · 字幕中出现：above board</w:t>
+      </w:r>
+    </w:p>
+    <w:p>
+      <w:r>
+        <w:t>常作表语；交易 above board 表示没有暗中欺骗。</w:t>
+      </w:r>
+    </w:p>
+    <w:p>
+      <w:r>
+        <w:t>1. Every payment must be above board.</w:t>
+        <w:br/>
+        <w:t>每笔付款都必须公开合规。</w:t>
+      </w:r>
+    </w:p>
+    <w:p>
+      <w:r>
+        <w:t>2. The deal looked above board at first.</w:t>
+        <w:br/>
+        <w:t>这笔交易起初看起来很正当。</w:t>
+      </w:r>
+    </w:p>
+    <w:p>
+      <w:r>
+        <w:t>3. Keep the hiring process above board.</w:t>
+        <w:br/>
+        <w:t>让招聘过程保持公正透明。</w:t>
+      </w:r>
+    </w:p>
+    <w:p>
+      <w:pPr>
+        <w:pStyle w:val="Heading2"/>
+      </w:pPr>
+      <w:r>
+        <w:t>05. on a pedestal · 词组 / 术语</w:t>
+      </w:r>
+    </w:p>
+    <w:p>
+      <w:r>
+        <w:t>被过度崇拜的位置</w:t>
+      </w:r>
+    </w:p>
+    <w:p>
+      <w:r>
+        <w:t>回看 00:38:57 · 字幕中出现：on a pedestal</w:t>
+      </w:r>
+    </w:p>
+    <w:p>
+      <w:r>
+        <w:t>put someone on a pedestal 把某人理想化。</w:t>
+      </w:r>
+    </w:p>
+    <w:p>
+      <w:r>
+        <w:t>1. She put her mentor on a pedestal.</w:t>
+        <w:br/>
+        <w:t>她把导师理想化了。</w:t>
+      </w:r>
+    </w:p>
+    <w:p>
+      <w:r>
+        <w:t>2. Don't put any leader on a pedestal.</w:t>
+        <w:br/>
+        <w:t>别盲目崇拜任何领导者。</w:t>
+      </w:r>
+    </w:p>
+    <w:p>
+      <w:r>
+        <w:t>3. Being placed on a pedestal made him uncomfortable.</w:t>
+        <w:br/>
+        <w:t>受到过度崇拜让他不自在。</w:t>
+      </w:r>
+    </w:p>
+    <w:p>
+      <w:pPr>
+        <w:pStyle w:val="Heading2"/>
+      </w:pPr>
+      <w:r>
+        <w:t>06. out of hand · 词组 / 术语</w:t>
+      </w:r>
+    </w:p>
+    <w:p>
+      <w:r>
+        <w:t>失去控制；不加考虑地</w:t>
+      </w:r>
+    </w:p>
+    <w:p>
+      <w:r>
+        <w:t>回看 00:17:15 · 字幕中出现：out of hand</w:t>
+      </w:r>
+    </w:p>
+    <w:p>
+      <w:r>
+        <w:t>get out of hand 失控；reject out of hand 直接拒绝。</w:t>
+      </w:r>
+    </w:p>
+    <w:p>
+      <w:r>
+        <w:t>1. The argument got out of hand.</w:t>
+        <w:br/>
+        <w:t>争论失去了控制。</w:t>
+      </w:r>
+    </w:p>
+    <w:p>
+      <w:r>
+        <w:t>2. She rejected the proposal out of hand.</w:t>
+        <w:br/>
+        <w:t>她不加考虑就拒绝了提案。</w:t>
+      </w:r>
+    </w:p>
+    <w:p>
+      <w:r>
+        <w:t>3. Don't let costs get out of hand.</w:t>
+        <w:br/>
+        <w:t>别让费用失控。</w:t>
+      </w:r>
+    </w:p>
+    <w:p>
+      <w:pPr>
+        <w:pStyle w:val="Heading2"/>
+      </w:pPr>
+      <w:r>
+        <w:t>07. Hail Mary · 词组 / 术语</w:t>
+      </w:r>
+    </w:p>
+    <w:p>
+      <w:r>
+        <w:t>胜算很低的最后一搏</w:t>
+      </w:r>
+    </w:p>
+    <w:p>
+      <w:r>
+        <w:t>回看 00:18:01 · 字幕中出现：Hail Mary</w:t>
+      </w:r>
+    </w:p>
+    <w:p>
+      <w:r>
+        <w:t>原指美式橄榄球中的孤注一掷长传；a Hail Mary 表示绝境中的尝试。</w:t>
+      </w:r>
+    </w:p>
+    <w:p>
+      <w:r>
+        <w:t>1. The appeal was a legal Hail Mary.</w:t>
+        <w:br/>
+        <w:t>这次上诉是法律上的最后一搏。</w:t>
+      </w:r>
+    </w:p>
+    <w:p>
+      <w:r>
+        <w:t>2. They tried a Hail Mary to save the contract.</w:t>
+        <w:br/>
+        <w:t>他们孤注一掷地尝试挽救合同。</w:t>
+      </w:r>
+    </w:p>
+    <w:p>
+      <w:r>
+        <w:t>3. Don't build your strategy around a Hail Mary.</w:t>
+        <w:br/>
+        <w:t>别把策略押在最后的侥幸一搏上。</w:t>
+      </w:r>
+    </w:p>
+    <w:p>
+      <w:pPr>
+        <w:pStyle w:val="Heading2"/>
+      </w:pPr>
+      <w:r>
+        <w:t>08. ambush · 关键词</w:t>
+      </w:r>
+    </w:p>
+    <w:p>
+      <w:r>
+        <w:t>伏击；设伏袭击</w:t>
+      </w:r>
+    </w:p>
+    <w:p>
+      <w:r>
+        <w:t>回看 00:17:18 · 字幕中出现：ambushed</w:t>
+      </w:r>
+    </w:p>
+    <w:p>
+      <w:r>
+        <w:t>可作名词或动词；也可比喻毫无准备时遭到质问。</w:t>
+      </w:r>
+    </w:p>
+    <w:p>
+      <w:r>
+        <w:t>1. The convoy drove into an ambush.</w:t>
+        <w:br/>
+        <w:t>车队驶入了伏击圈。</w:t>
+      </w:r>
+    </w:p>
+    <w:p>
+      <w:r>
+        <w:t>2. Armed men ambushed the vehicle.</w:t>
+        <w:br/>
+        <w:t>武装人员伏击了车辆。</w:t>
+      </w:r>
+    </w:p>
+    <w:p>
+      <w:r>
+        <w:t>3. She felt ambushed by the unexpected questions.</w:t>
+        <w:br/>
+        <w:t>突如其来的问题让她觉得遭到围攻。</w:t>
+      </w:r>
+    </w:p>
+    <w:p>
+      <w:pPr>
+        <w:pStyle w:val="Heading2"/>
+      </w:pPr>
+      <w:r>
+        <w:t>汉译英与复述</w:t>
+      </w:r>
+    </w:p>
+    <w:p>
+      <w:r>
+        <w:t>1. 证人描述了车站附近的一起袭击。</w:t>
+      </w:r>
+    </w:p>
+    <w:p>
+      <w:r>
+        <w:t>2. 别盲目崇拜任何领导者。</w:t>
+      </w:r>
+    </w:p>
+    <w:p>
+      <w:r>
+        <w:t>3. 武装人员伏击了车辆。</w:t>
+      </w:r>
+    </w:p>
+    <w:p>
+      <w:r>
+        <w:t>参考答案：</w:t>
+      </w:r>
+    </w:p>
+    <w:p>
+      <w:r>
+        <w:t>1. The witness described an assault near the station. [assault]</w:t>
+      </w:r>
+    </w:p>
+    <w:p>
+      <w:r>
+        <w:t>2. Don't put any leader on a pedestal. [on a pedestal]</w:t>
+      </w:r>
+    </w:p>
+    <w:p>
+      <w:r>
+        <w:t>3. Armed men ambushed the vehicle. [ambush]</w:t>
+      </w:r>
+    </w:p>
+    <w:p>
+      <w:r>
+        <w:br w:type="page"/>
+      </w:r>
+    </w:p>
+    <w:p>
+      <w:pPr>
+        <w:pStyle w:val="Heading1"/>
+      </w:pPr>
+      <w:r>
+        <w:t>S01E07 · Bingo</w:t>
+      </w:r>
+    </w:p>
+    <w:p>
+      <w:pPr>
+        <w:pStyle w:val="Heading2"/>
+      </w:pPr>
+      <w:r>
+        <w:t>英文内容梗概（75 words）</w:t>
+      </w:r>
+    </w:p>
+    <w:p>
+      <w:r>
+        <w:t>The Kettlemans reject a plea agreement and abandon Kim for Jimmy, threatening Kim's position at HHM. Jimmy discovers that their expectations are impossible to satisfy honestly. He recruits Mike to recover the stolen cash and ensures that it reaches the authorities, including the money Jimmy had accepted. Without the cash as leverage, the family must return to Kim and face the deal. Jimmy protects Kim's work but loses the money and prospects he briefly imagined.</w:t>
+      </w:r>
+    </w:p>
+    <w:p>
+      <w:r>
+        <w:t>双语字幕原始来源（整季合集）：https://subhd.tv/a/gbucZH</w:t>
+      </w:r>
+    </w:p>
+    <w:p>
+      <w:pPr>
+        <w:pStyle w:val="Heading2"/>
+      </w:pPr>
+      <w:r>
+        <w:t>01. embezzlement · 关键词</w:t>
       </w:r>
     </w:p>
     <w:p>
@@ -507,12 +2710,12 @@
     </w:p>
     <w:p>
       <w:r>
-        <w:t>本集义：侵占；挪用受托管理的财产</w:t>
-      </w:r>
-    </w:p>
-    <w:p>
-      <w:r>
-        <w:t>用法：常见于雇员或管理者挪用经手资金的语境；区别于泛指 theft。</w:t>
+        <w:t>回看 00:41:37 · 字幕中出现：embezzlement</w:t>
+      </w:r>
+    </w:p>
+    <w:p>
+      <w:r>
+        <w:t>常见于雇员或管理者挪用经手资金的语境；区别于泛指 theft。</w:t>
       </w:r>
     </w:p>
     <w:p>
@@ -541,50 +2744,482 @@
         <w:pStyle w:val="Heading2"/>
       </w:pPr>
       <w:r>
-        <w:t>汉译英练习</w:t>
-      </w:r>
-    </w:p>
-    <w:p>
-      <w:r>
-        <w:t>1. 她对每个截止日期都掌握得很好。</w:t>
-      </w:r>
-    </w:p>
-    <w:p>
-      <w:r>
-        <w:t>2. 她旅行时学会了一点意大利语。</w:t>
-      </w:r>
-    </w:p>
-    <w:p>
-      <w:r>
-        <w:t>3. 等着的时候，我不妨做饭。</w:t>
-      </w:r>
-    </w:p>
-    <w:p>
-      <w:r>
-        <w:t>口头输出：任选三个表达，说一段 30—60 秒的个人经历。</w:t>
+        <w:t>02. retainer · 关键词</w:t>
+      </w:r>
+    </w:p>
+    <w:p>
+      <w:r>
+        <w:t>聘用律师等专业人士的预付费用；聘用安排</w:t>
+      </w:r>
+    </w:p>
+    <w:p>
+      <w:r>
+        <w:t>回看 00:23:23 · 字幕中出现：retainer</w:t>
+      </w:r>
+    </w:p>
+    <w:p>
+      <w:r>
+        <w:t>具体如何计费取决于协议；不必然指已赚取的费用。</w:t>
+      </w:r>
+    </w:p>
+    <w:p>
+      <w:r>
+        <w:t>1. The client paid a retainer before work began.</w:t>
+        <w:br/>
+        <w:t>客户在工作开始前支付了预付聘用费。</w:t>
+      </w:r>
+    </w:p>
+    <w:p>
+      <w:r>
+        <w:t>2. Ask what the retainer covers.</w:t>
+        <w:br/>
+        <w:t>问清预付费用覆盖哪些服务。</w:t>
+      </w:r>
+    </w:p>
+    <w:p>
+      <w:r>
+        <w:t>3. The firm explained its retainer agreement.</w:t>
+        <w:br/>
+        <w:t>事务所解释了聘用协议。</w:t>
       </w:r>
     </w:p>
     <w:p>
       <w:pPr>
-        <w:pStyle w:val="Heading3"/>
+        <w:pStyle w:val="Heading2"/>
       </w:pPr>
       <w:r>
-        <w:t>参考答案</w:t>
-      </w:r>
-    </w:p>
-    <w:p>
-      <w:r>
-        <w:t>1. She stays on top of every deadline.  [on top of]</w:t>
-      </w:r>
-    </w:p>
-    <w:p>
-      <w:r>
-        <w:t>2. She picked up some Italian while traveling.  [pick up]</w:t>
-      </w:r>
-    </w:p>
-    <w:p>
-      <w:r>
-        <w:t>3. I might as well cook while I wait.  [might as well]</w:t>
+        <w:t>03. prosecution · 关键词</w:t>
+      </w:r>
+    </w:p>
+    <w:p>
+      <w:r>
+        <w:t>控方；起诉；检控</w:t>
+      </w:r>
+    </w:p>
+    <w:p>
+      <w:r>
+        <w:t>回看 00:16:46 · 字幕中出现：prosecution</w:t>
+      </w:r>
+    </w:p>
+    <w:p>
+      <w:r>
+        <w:t>the prosecution 常指刑事案件中的控方。</w:t>
+      </w:r>
+    </w:p>
+    <w:p>
+      <w:r>
+        <w:t>1. The prosecution presented its evidence.</w:t>
+        <w:br/>
+        <w:t>控方出示了证据。</w:t>
+      </w:r>
+    </w:p>
+    <w:p>
+      <w:r>
+        <w:t>2. The defense challenged the prosecution's account.</w:t>
+        <w:br/>
+        <w:t>辩方质疑了控方的说法。</w:t>
+      </w:r>
+    </w:p>
+    <w:p>
+      <w:r>
+        <w:t>3. The file was sent for prosecution.</w:t>
+        <w:br/>
+        <w:t>案卷被移送起诉。</w:t>
+      </w:r>
+    </w:p>
+    <w:p>
+      <w:pPr>
+        <w:pStyle w:val="Heading2"/>
+      </w:pPr>
+      <w:r>
+        <w:t>04. bribe · 关键词</w:t>
+      </w:r>
+    </w:p>
+    <w:p>
+      <w:r>
+        <w:t>贿赂；贿赂物；行贿</w:t>
+      </w:r>
+    </w:p>
+    <w:p>
+      <w:r>
+        <w:t>回看 00:41:21 · 字幕中出现：bribe</w:t>
+      </w:r>
+    </w:p>
+    <w:p>
+      <w:r>
+        <w:t>可数名词或动词；不等于正常服务费或合法报酬。</w:t>
+      </w:r>
+    </w:p>
+    <w:p>
+      <w:r>
+        <w:t>1. The official refused the bribe.</w:t>
+        <w:br/>
+        <w:t>那名官员拒绝了贿赂。</w:t>
+      </w:r>
+    </w:p>
+    <w:p>
+      <w:r>
+        <w:t>2. The employee was accused of accepting a bribe.</w:t>
+        <w:br/>
+        <w:t>该员工被指控收受贿赂。</w:t>
+      </w:r>
+    </w:p>
+    <w:p>
+      <w:r>
+        <w:t>3. Nobody should have to bribe someone to receive a public service.</w:t>
+        <w:br/>
+        <w:t>任何人都不应该靠行贿才能获得公共服务。</w:t>
+      </w:r>
+    </w:p>
+    <w:p>
+      <w:pPr>
+        <w:pStyle w:val="Heading2"/>
+      </w:pPr>
+      <w:r>
+        <w:t>05. immunity · 关键词</w:t>
+      </w:r>
+    </w:p>
+    <w:p>
+      <w:r>
+        <w:t>免疫；法律追诉豁免</w:t>
+      </w:r>
+    </w:p>
+    <w:p>
+      <w:r>
+        <w:t>回看 00:08:50 · 字幕中出现：immunity</w:t>
+      </w:r>
+    </w:p>
+    <w:p>
+      <w:r>
+        <w:t>immunity from prosecution 为免于追诉；具体范围依协议和规则。</w:t>
+      </w:r>
+    </w:p>
+    <w:p>
+      <w:r>
+        <w:t>1. The witness requested immunity from prosecution.</w:t>
+        <w:br/>
+        <w:t>证人要求获得追诉豁免。</w:t>
+      </w:r>
+    </w:p>
+    <w:p>
+      <w:r>
+        <w:t>2. The agreement did not grant blanket immunity.</w:t>
+        <w:br/>
+        <w:t>协议没有给予全面豁免。</w:t>
+      </w:r>
+    </w:p>
+    <w:p>
+      <w:r>
+        <w:t>3. Vaccination can build immunity.</w:t>
+        <w:br/>
+        <w:t>接种疫苗可以建立免疫力。</w:t>
+      </w:r>
+    </w:p>
+    <w:p>
+      <w:pPr>
+        <w:pStyle w:val="Heading2"/>
+      </w:pPr>
+      <w:r>
+        <w:t>06. implicate · 关键词</w:t>
+      </w:r>
+    </w:p>
+    <w:p>
+      <w:r>
+        <w:t>牵连；暗示某人涉案</w:t>
+      </w:r>
+    </w:p>
+    <w:p>
+      <w:r>
+        <w:t>回看 00:41:42 · 字幕中出现：implicates</w:t>
+      </w:r>
+    </w:p>
+    <w:p>
+      <w:r>
+        <w:t>implicate someone in a crime；暗示涉案不等于定罪。</w:t>
+      </w:r>
+    </w:p>
+    <w:p>
+      <w:r>
+        <w:t>1. The documents implicated a senior official.</w:t>
+        <w:br/>
+        <w:t>文件牵连到一名高级官员。</w:t>
+      </w:r>
+    </w:p>
+    <w:p>
+      <w:r>
+        <w:t>2. He refused to implicate his partner.</w:t>
+        <w:br/>
+        <w:t>他拒绝供出同伙。</w:t>
+      </w:r>
+    </w:p>
+    <w:p>
+      <w:r>
+        <w:t>3. New evidence implicated the contractor in the fraud.</w:t>
+        <w:br/>
+        <w:t>新证据显示承包商可能涉及诈骗。</w:t>
+      </w:r>
+    </w:p>
+    <w:p>
+      <w:pPr>
+        <w:pStyle w:val="Heading2"/>
+      </w:pPr>
+      <w:r>
+        <w:t>07. exonerate · 关键词</w:t>
+      </w:r>
+    </w:p>
+    <w:p>
+      <w:r>
+        <w:t>洗清嫌疑；免除责任</w:t>
+      </w:r>
+    </w:p>
+    <w:p>
+      <w:r>
+        <w:t>回看 00:25:59 · 字幕中出现：exonerate</w:t>
+      </w:r>
+    </w:p>
+    <w:p>
+      <w:r>
+        <w:t>exonerate someone；不总与法院 acquit 同义。</w:t>
+      </w:r>
+    </w:p>
+    <w:p>
+      <w:r>
+        <w:t>1. The recording exonerated the driver.</w:t>
+        <w:br/>
+        <w:t>录音洗清了司机的嫌疑。</w:t>
+      </w:r>
+    </w:p>
+    <w:p>
+      <w:r>
+        <w:t>2. An independent review exonerated her.</w:t>
+        <w:br/>
+        <w:t>独立审查免除了她的责任。</w:t>
+      </w:r>
+    </w:p>
+    <w:p>
+      <w:r>
+        <w:t>3. The evidence did not fully exonerate him.</w:t>
+        <w:br/>
+        <w:t>证据没有完全洗清他的嫌疑。</w:t>
+      </w:r>
+    </w:p>
+    <w:p>
+      <w:pPr>
+        <w:pStyle w:val="Heading2"/>
+      </w:pPr>
+      <w:r>
+        <w:t>08. extradite · 关键词</w:t>
+      </w:r>
+    </w:p>
+    <w:p>
+      <w:r>
+        <w:t>引渡</w:t>
+      </w:r>
+    </w:p>
+    <w:p>
+      <w:r>
+        <w:t>回看 00:02:15 · 字幕中出现：extradite</w:t>
+      </w:r>
+    </w:p>
+    <w:p>
+      <w:r>
+        <w:t>extradite someone to a country；名词 extradition。</w:t>
+      </w:r>
+    </w:p>
+    <w:p>
+      <w:r>
+        <w:t>1. Authorities sought to extradite the suspect.</w:t>
+        <w:br/>
+        <w:t>当局寻求引渡嫌疑人。</w:t>
+      </w:r>
+    </w:p>
+    <w:p>
+      <w:r>
+        <w:t>2. He was extradited to face trial.</w:t>
+        <w:br/>
+        <w:t>他被引渡回去受审。</w:t>
+      </w:r>
+    </w:p>
+    <w:p>
+      <w:r>
+        <w:t>3. The two countries negotiated an extradition treaty.</w:t>
+        <w:br/>
+        <w:t>两国商谈了引渡条约。</w:t>
+      </w:r>
+    </w:p>
+    <w:p>
+      <w:pPr>
+        <w:pStyle w:val="Heading2"/>
+      </w:pPr>
+      <w:r>
+        <w:t>09. on the hook · 词组 / 术语</w:t>
+      </w:r>
+    </w:p>
+    <w:p>
+      <w:r>
+        <w:t>承担责任或费用；目标已上钩</w:t>
+      </w:r>
+    </w:p>
+    <w:p>
+      <w:r>
+        <w:t>回看 00:41:35 · 字幕中出现：on the hook</w:t>
+      </w:r>
+    </w:p>
+    <w:p>
+      <w:r>
+        <w:t>on the hook for 后接金额或责任；钓鱼隐喻中也可指已钓到目标。</w:t>
+      </w:r>
+    </w:p>
+    <w:p>
+      <w:r>
+        <w:t>1. The company is on the hook for repairs.</w:t>
+        <w:br/>
+        <w:t>公司要承担维修责任。</w:t>
+      </w:r>
+    </w:p>
+    <w:p>
+      <w:r>
+        <w:t>2. Who's on the hook for the missing money?</w:t>
+        <w:br/>
+        <w:t>谁要对丢失的钱负责？</w:t>
+      </w:r>
+    </w:p>
+    <w:p>
+      <w:r>
+        <w:t>3. The salesperson thought he had a buyer on the hook.</w:t>
+        <w:br/>
+        <w:t>销售员以为已经钓到一个买家。</w:t>
+      </w:r>
+    </w:p>
+    <w:p>
+      <w:pPr>
+        <w:pStyle w:val="Heading2"/>
+      </w:pPr>
+      <w:r>
+        <w:t>10. plead guilty · 词组 / 术语</w:t>
+      </w:r>
+    </w:p>
+    <w:p>
+      <w:r>
+        <w:t>作有罪答辩；认罪</w:t>
+      </w:r>
+    </w:p>
+    <w:p>
+      <w:r>
+        <w:t>回看 00:18:24 · 字幕中出现：Plead guilty</w:t>
+      </w:r>
+    </w:p>
+    <w:p>
+      <w:r>
+        <w:t>plead 后可接 guilty 或 not guilty；区别于单纯承认某个事实。</w:t>
+      </w:r>
+    </w:p>
+    <w:p>
+      <w:r>
+        <w:t>1. The defendant chose to plead guilty.</w:t>
+        <w:br/>
+        <w:t>被告选择认罪。</w:t>
+      </w:r>
+    </w:p>
+    <w:p>
+      <w:r>
+        <w:t>2. She pleaded not guilty at the hearing.</w:t>
+        <w:br/>
+        <w:t>她在听证时作无罪答辩。</w:t>
+      </w:r>
+    </w:p>
+    <w:p>
+      <w:r>
+        <w:t>3. The lawyer explained what it meant to plead guilty.</w:t>
+        <w:br/>
+        <w:t>律师解释了认罪意味着什么。</w:t>
+      </w:r>
+    </w:p>
+    <w:p>
+      <w:pPr>
+        <w:pStyle w:val="Heading2"/>
+      </w:pPr>
+      <w:r>
+        <w:t>11. a clean slate · 词组 / 术语</w:t>
+      </w:r>
+    </w:p>
+    <w:p>
+      <w:r>
+        <w:t>不受旧问题拖累的新起点</w:t>
+      </w:r>
+    </w:p>
+    <w:p>
+      <w:r>
+        <w:t>回看 00:12:48 · 字幕中出现：a clean slate</w:t>
+      </w:r>
+    </w:p>
+    <w:p>
+      <w:r>
+        <w:t>start with a clean slate；强调重新开始，不保证过去的法律责任被免除。</w:t>
+      </w:r>
+    </w:p>
+    <w:p>
+      <w:r>
+        <w:t>1. The new team deserves a clean slate.</w:t>
+        <w:br/>
+        <w:t>新团队应当获得重新开始的机会。</w:t>
+      </w:r>
+    </w:p>
+    <w:p>
+      <w:r>
+        <w:t>2. We settled our debts and started with a clean slate.</w:t>
+        <w:br/>
+        <w:t>我们还清债务，重新起步。</w:t>
+      </w:r>
+    </w:p>
+    <w:p>
+      <w:r>
+        <w:t>3. Moving away did not give him a clean slate.</w:t>
+        <w:br/>
+        <w:t>搬走并没有让他摆脱过去。</w:t>
+      </w:r>
+    </w:p>
+    <w:p>
+      <w:pPr>
+        <w:pStyle w:val="Heading2"/>
+      </w:pPr>
+      <w:r>
+        <w:t>汉译英与复述</w:t>
+      </w:r>
+    </w:p>
+    <w:p>
+      <w:r>
+        <w:t>1. 审计发现了挪用资金的迹象。</w:t>
+      </w:r>
+    </w:p>
+    <w:p>
+      <w:r>
+        <w:t>2. 他拒绝供出同伙。</w:t>
+      </w:r>
+    </w:p>
+    <w:p>
+      <w:r>
+        <w:t>3. 我们还清债务，重新起步。</w:t>
+      </w:r>
+    </w:p>
+    <w:p>
+      <w:r>
+        <w:t>参考答案：</w:t>
+      </w:r>
+    </w:p>
+    <w:p>
+      <w:r>
+        <w:t>1. The audit uncovered signs of embezzlement. [embezzlement]</w:t>
+      </w:r>
+    </w:p>
+    <w:p>
+      <w:r>
+        <w:t>2. He refused to implicate his partner. [implicate]</w:t>
+      </w:r>
+    </w:p>
+    <w:p>
+      <w:r>
+        <w:t>3. We settled our debts and started with a clean slate. [a clean slate]</w:t>
       </w:r>
     </w:p>
     <w:p>
@@ -597,61 +3232,25 @@
         <w:pStyle w:val="Heading1"/>
       </w:pPr>
       <w:r>
-        <w:t>S01E02  Mijo</w:t>
-      </w:r>
-    </w:p>
-    <w:p>
-      <w:hyperlink r:id="rId9">
-        <w:r>
-          <w:rPr>
-            <w:color w:val="245E4D"/>
-          </w:rPr>
-          <w:t>本季字幕来源</w:t>
-        </w:r>
-      </w:hyperlink>
+        <w:t>S01E08 · Rico</w:t>
+      </w:r>
     </w:p>
     <w:p>
       <w:pPr>
         <w:pStyle w:val="Heading2"/>
       </w:pPr>
       <w:r>
-        <w:t>01. hold on  ·  00:01:18</w:t>
-      </w:r>
-    </w:p>
-    <w:p>
-      <w:r>
-        <w:t>等等；坚持住；抓住</w:t>
-      </w:r>
-    </w:p>
-    <w:p>
-      <w:r>
-        <w:t>本集义：等等；坚持住；抓住</w:t>
-      </w:r>
-    </w:p>
-    <w:p>
-      <w:r>
-        <w:t>用法：多义口语；hold on to＋物表示抓住或保留。</w:t>
-      </w:r>
-    </w:p>
-    <w:p>
-      <w:r>
-        <w:t>1. Hold on, I haven't finished.</w:t>
-        <w:br/>
-        <w:t>等等，我还没说完。</w:t>
-      </w:r>
-    </w:p>
-    <w:p>
-      <w:r>
-        <w:t>2. Please hold on while I check.</w:t>
-        <w:br/>
-        <w:t>请稍等，我查一下。</w:t>
-      </w:r>
-    </w:p>
-    <w:p>
-      <w:r>
-        <w:t>3. Hold on to your receipt.</w:t>
-        <w:br/>
-        <w:t>保留好你的收据。</w:t>
+        <w:t>英文内容梗概（73 words）</w:t>
+      </w:r>
+    </w:p>
+    <w:p>
+      <w:r>
+        <w:t>While helping an elderly client, Jimmy notices suspicious charges at Sandpiper Crossing. He investigates the billing, retrieves shredded documents and discovers a possible pattern of financial exploitation. Chuck becomes absorbed in the legal work and helps develop a substantial case. Their collaboration gives Jimmy hope that they can finally work as equals. As the case grows beyond a solo practice, the need for resources creates a new question about who will control it.</w:t>
+      </w:r>
+    </w:p>
+    <w:p>
+      <w:r>
+        <w:t>双语字幕原始来源（整季合集）：https://subhd.tv/a/gbucZH</w:t>
       </w:r>
     </w:p>
     <w:p>
@@ -659,43 +3258,43 @@
         <w:pStyle w:val="Heading2"/>
       </w:pPr>
       <w:r>
-        <w:t>02. up to you  ·  00:02:30</w:t>
-      </w:r>
-    </w:p>
-    <w:p>
-      <w:r>
-        <w:t>由你决定</w:t>
-      </w:r>
-    </w:p>
-    <w:p>
-      <w:r>
-        <w:t>本集义：由你决定；若前面有 not，则是“由不得你”。</w:t>
-      </w:r>
-    </w:p>
-    <w:p>
-      <w:r>
-        <w:t>用法：常用 It's up to you；也可表示事情依靠你来完成。</w:t>
-      </w:r>
-    </w:p>
-    <w:p>
-      <w:r>
-        <w:t>1. We can eat here or outside. It's up to you.</w:t>
+        <w:t>01. discovery · 关键词</w:t>
+      </w:r>
+    </w:p>
+    <w:p>
+      <w:r>
+        <w:t>发现；诉讼中的证据开示</w:t>
+      </w:r>
+    </w:p>
+    <w:p>
+      <w:r>
+        <w:t>回看 00:43:03 · 字幕中出现：discovery</w:t>
+      </w:r>
+    </w:p>
+    <w:p>
+      <w:r>
+        <w:t>法律义是审前依法获取对方相关信息的程序，区别于普通“发现”。</w:t>
+      </w:r>
+    </w:p>
+    <w:p>
+      <w:r>
+        <w:t>1. The parties exchanged documents during discovery.</w:t>
         <w:br/>
-        <w:t>我们可以在里面或外面吃，由你决定。</w:t>
-      </w:r>
-    </w:p>
-    <w:p>
-      <w:r>
-        <w:t>2. The color is up to you.</w:t>
+        <w:t>双方在证据开示阶段交换了文件。</w:t>
+      </w:r>
+    </w:p>
+    <w:p>
+      <w:r>
+        <w:t>2. The lawyer requested more time for discovery.</w:t>
         <w:br/>
-        <w:t>颜色由你决定。</w:t>
-      </w:r>
-    </w:p>
-    <w:p>
-      <w:r>
-        <w:t>3. It's up to you to send the final version.</w:t>
+        <w:t>律师申请延长证据开示时间。</w:t>
+      </w:r>
+    </w:p>
+    <w:p>
+      <w:r>
+        <w:t>3. The discovery of a leak changed our schedule.</w:t>
         <w:br/>
-        <w:t>最终版本得由你来发送。</w:t>
+        <w:t>发现漏水后，我们改变了日程。（普通义。）</w:t>
       </w:r>
     </w:p>
     <w:p>
@@ -703,43 +3302,43 @@
         <w:pStyle w:val="Heading2"/>
       </w:pPr>
       <w:r>
-        <w:t>03. bottom line  ·  00:09:05</w:t>
-      </w:r>
-    </w:p>
-    <w:p>
-      <w:r>
-        <w:t>关键结论；底线；最终利润</w:t>
-      </w:r>
-    </w:p>
-    <w:p>
-      <w:r>
-        <w:t>本集义：关键结论；底线；最终利润</w:t>
-      </w:r>
-    </w:p>
-    <w:p>
-      <w:r>
-        <w:t>用法：商业义可指净利润；口语 the bottom line is… 引出核心结论。</w:t>
-      </w:r>
-    </w:p>
-    <w:p>
-      <w:r>
-        <w:t>1. The bottom line is that we need more time.</w:t>
+        <w:t>02. damages · 关键词</w:t>
+      </w:r>
+    </w:p>
+    <w:p>
+      <w:r>
+        <w:t>损害赔偿金</w:t>
+      </w:r>
+    </w:p>
+    <w:p>
+      <w:r>
+        <w:t>回看 00:39:08 · 字幕中出现：damages</w:t>
+      </w:r>
+    </w:p>
+    <w:p>
+      <w:r>
+        <w:t>法律义通常用复数；damage 常指损害本身，注意区别。</w:t>
+      </w:r>
+    </w:p>
+    <w:p>
+      <w:r>
+        <w:t>1. The court awarded damages to the customer.</w:t>
         <w:br/>
-        <w:t>关键是我们需要更多时间。</w:t>
-      </w:r>
-    </w:p>
-    <w:p>
-      <w:r>
-        <w:t>2. How will this affect the bottom line?</w:t>
+        <w:t>法院判给客户损害赔偿金。</w:t>
+      </w:r>
+    </w:p>
+    <w:p>
+      <w:r>
+        <w:t>2. They are seeking damages for the loss.</w:t>
         <w:br/>
-        <w:t>这会如何影响最终利润？</w:t>
-      </w:r>
-    </w:p>
-    <w:p>
-      <w:r>
-        <w:t>3. What's your bottom line on the price?</w:t>
+        <w:t>他们正就损失请求赔偿。</w:t>
+      </w:r>
+    </w:p>
+    <w:p>
+      <w:r>
+        <w:t>3. The storm caused damage, but the claim is for damages.</w:t>
         <w:br/>
-        <w:t>你的价格底线是多少？</w:t>
+        <w:t>暴风雨造成了损害，而索赔请求的是赔偿金。</w:t>
       </w:r>
     </w:p>
     <w:p>
@@ -747,43 +3346,43 @@
         <w:pStyle w:val="Heading2"/>
       </w:pPr>
       <w:r>
-        <w:t>04. turns out  ·  00:13:04</w:t>
-      </w:r>
-    </w:p>
-    <w:p>
-      <w:r>
-        <w:t>结果是；后来发现</w:t>
-      </w:r>
-    </w:p>
-    <w:p>
-      <w:r>
-        <w:t>本集义：结果是；后来发现</w:t>
-      </w:r>
-    </w:p>
-    <w:p>
-      <w:r>
-        <w:t>用法：常用 It turns out that…；口语可省略 It。结果常与预期不同。</w:t>
-      </w:r>
-    </w:p>
-    <w:p>
-      <w:r>
-        <w:t>1. It turns out the museum is closed today.</w:t>
+        <w:t>03. fraud · 关键词</w:t>
+      </w:r>
+    </w:p>
+    <w:p>
+      <w:r>
+        <w:t>欺诈</w:t>
+      </w:r>
+    </w:p>
+    <w:p>
+      <w:r>
+        <w:t>回看 00:14:26 · 字幕中出现：Fraud</w:t>
+      </w:r>
+    </w:p>
+    <w:p>
+      <w:r>
+        <w:t>法律或商务语境指欺骗行为；a fraud 也可指骗子或冒牌者。</w:t>
+      </w:r>
+    </w:p>
+    <w:p>
+      <w:r>
+        <w:t>1. The bank investigated possible fraud.</w:t>
         <w:br/>
-        <w:t>原来博物馆今天闭馆。</w:t>
-      </w:r>
-    </w:p>
-    <w:p>
-      <w:r>
-        <w:t>2. The repair turned out to be cheap.</w:t>
+        <w:t>银行调查了可能的欺诈行为。</w:t>
+      </w:r>
+    </w:p>
+    <w:p>
+      <w:r>
+        <w:t>2. The company introduced fraud prevention training.</w:t>
         <w:br/>
-        <w:t>维修结果并不贵。</w:t>
-      </w:r>
-    </w:p>
-    <w:p>
-      <w:r>
-        <w:t>3. Turns out we went to the same school.</w:t>
+        <w:t>公司开展了防欺诈培训。</w:t>
+      </w:r>
+    </w:p>
+    <w:p>
+      <w:r>
+        <w:t>3. She realized the offer was a fraud.</w:t>
         <w:br/>
-        <w:t>没想到我们上过同一所学校。</w:t>
+        <w:t>她意识到那个邀约是骗局。</w:t>
       </w:r>
     </w:p>
     <w:p>
@@ -791,43 +3390,43 @@
         <w:pStyle w:val="Heading2"/>
       </w:pPr>
       <w:r>
-        <w:t>05. what about  ·  00:16:22</w:t>
-      </w:r>
-    </w:p>
-    <w:p>
-      <w:r>
-        <w:t>……怎么样；那……呢</w:t>
-      </w:r>
-    </w:p>
-    <w:p>
-      <w:r>
-        <w:t>本集义：……怎么样；那……呢</w:t>
-      </w:r>
-    </w:p>
-    <w:p>
-      <w:r>
-        <w:t>用法：接名词或动名词；常提醒被忽略的事项。</w:t>
-      </w:r>
-    </w:p>
-    <w:p>
-      <w:r>
-        <w:t>1. What about dinner on Friday?</w:t>
+        <w:t>04. solicitation · 关键词</w:t>
+      </w:r>
+    </w:p>
+    <w:p>
+      <w:r>
+        <w:t>招揽；请求；教唆或邀约</w:t>
+      </w:r>
+    </w:p>
+    <w:p>
+      <w:r>
+        <w:t>回看 00:15:39 · 字幕中出现：solicitation</w:t>
+      </w:r>
+    </w:p>
+    <w:p>
+      <w:r>
+        <w:t>法律中可指招揽客户或某类犯罪邀约；须看宾语和场景。</w:t>
+      </w:r>
+    </w:p>
+    <w:p>
+      <w:r>
+        <w:t>1. The rules restrict direct solicitation of clients.</w:t>
         <w:br/>
-        <w:t>周五一起吃晚饭怎么样？</w:t>
-      </w:r>
-    </w:p>
-    <w:p>
-      <w:r>
-        <w:t>2. What about taking a short break?</w:t>
+        <w:t>规则限制直接招揽客户。</w:t>
+      </w:r>
+    </w:p>
+    <w:p>
+      <w:r>
+        <w:t>2. The complaint concerned improper solicitation.</w:t>
         <w:br/>
-        <w:t>休息一会儿怎么样？</w:t>
-      </w:r>
-    </w:p>
-    <w:p>
-      <w:r>
-        <w:t>3. You can go, but what about the dog?</w:t>
+        <w:t>投诉涉及不当招揽行为。</w:t>
+      </w:r>
+    </w:p>
+    <w:p>
+      <w:r>
+        <w:t>3. They received a solicitation for donations.</w:t>
         <w:br/>
-        <w:t>你可以走，但狗怎么办？</w:t>
+        <w:t>他们收到了募捐请求。</w:t>
       </w:r>
     </w:p>
     <w:p>
@@ -835,43 +3434,43 @@
         <w:pStyle w:val="Heading2"/>
       </w:pPr>
       <w:r>
-        <w:t>06. probation  ·  00:24:47</w:t>
-      </w:r>
-    </w:p>
-    <w:p>
-      <w:r>
-        <w:t>缓刑或社区监督；试用期</w:t>
-      </w:r>
-    </w:p>
-    <w:p>
-      <w:r>
-        <w:t>本集义：缓刑或社区监督；试用期</w:t>
-      </w:r>
-    </w:p>
-    <w:p>
-      <w:r>
-        <w:t>用法：刑事含义按具体制度判断；工作语境可指试用期。</w:t>
-      </w:r>
-    </w:p>
-    <w:p>
-      <w:r>
-        <w:t>1. The sentence included a period of probation.</w:t>
+        <w:t>05. spoliation · 关键词</w:t>
+      </w:r>
+    </w:p>
+    <w:p>
+      <w:r>
+        <w:t>证据毁损、灭失或隐匿</w:t>
+      </w:r>
+    </w:p>
+    <w:p>
+      <w:r>
+        <w:t>回看 00:17:41 · 字幕中出现：spoliation</w:t>
+      </w:r>
+    </w:p>
+    <w:p>
+      <w:r>
+        <w:t>法律术语 spoliation of evidence；不要误认成普通 spoilage。</w:t>
+      </w:r>
+    </w:p>
+    <w:p>
+      <w:r>
+        <w:t>1. The missing records raised a spoliation issue.</w:t>
         <w:br/>
-        <w:t>判决包含一段社区监督期。</w:t>
-      </w:r>
-    </w:p>
-    <w:p>
-      <w:r>
-        <w:t>2. She must comply with the conditions of probation.</w:t>
+        <w:t>记录缺失引出了证据毁损问题。</w:t>
+      </w:r>
+    </w:p>
+    <w:p>
+      <w:r>
+        <w:t>2. The court considered sanctions for spoliation.</w:t>
         <w:br/>
-        <w:t>她必须遵守监督条件。</w:t>
-      </w:r>
-    </w:p>
-    <w:p>
-      <w:r>
-        <w:t>3. My probation at the new job ends next month.</w:t>
+        <w:t>法院考虑对毁损证据进行处罚。</w:t>
+      </w:r>
+    </w:p>
+    <w:p>
+      <w:r>
+        <w:t>3. A preservation policy can reduce spoliation risks.</w:t>
         <w:br/>
-        <w:t>我新工作的试用期下个月结束。</w:t>
+        <w:t>证据保存制度可以降低证据毁损风险。</w:t>
       </w:r>
     </w:p>
     <w:p>
@@ -879,43 +3478,43 @@
         <w:pStyle w:val="Heading2"/>
       </w:pPr>
       <w:r>
-        <w:t>07. misdemeanor  ·  00:37:41</w:t>
-      </w:r>
-    </w:p>
-    <w:p>
-      <w:r>
-        <w:t>轻罪</w:t>
-      </w:r>
-    </w:p>
-    <w:p>
-      <w:r>
-        <w:t>本集义：轻罪</w:t>
-      </w:r>
-    </w:p>
-    <w:p>
-      <w:r>
-        <w:t>用法：美国法律用语；具体分类取决于适用法律，不能只按日常严重程度判断。</w:t>
-      </w:r>
-    </w:p>
-    <w:p>
-      <w:r>
-        <w:t>1. The charge was classified as a misdemeanor.</w:t>
+        <w:t>06. litigation · 关键词</w:t>
+      </w:r>
+    </w:p>
+    <w:p>
+      <w:r>
+        <w:t>诉讼；进行诉讼的过程</w:t>
+      </w:r>
+    </w:p>
+    <w:p>
+      <w:r>
+        <w:t>回看 00:17:28 · 字幕中出现：litigation</w:t>
+      </w:r>
+    </w:p>
+    <w:p>
+      <w:r>
+        <w:t>通常不可数；litigation costs 诉讼费用。</w:t>
+      </w:r>
+    </w:p>
+    <w:p>
+      <w:r>
+        <w:t>1. The dispute led to years of litigation.</w:t>
         <w:br/>
-        <w:t>该项指控被归类为轻罪。</w:t>
-      </w:r>
-    </w:p>
-    <w:p>
-      <w:r>
-        <w:t>2. She asked whether the offense was a misdemeanor.</w:t>
+        <w:t>争议导致多年诉讼。</w:t>
+      </w:r>
+    </w:p>
+    <w:p>
+      <w:r>
+        <w:t>2. Litigation can be expensive and slow.</w:t>
         <w:br/>
-        <w:t>她询问该违法行为是否属于轻罪。</w:t>
-      </w:r>
-    </w:p>
-    <w:p>
-      <w:r>
-        <w:t>3. The report distinguishes misdemeanors from felonies.</w:t>
+        <w:t>诉讼可能昂贵且漫长。</w:t>
+      </w:r>
+    </w:p>
+    <w:p>
+      <w:r>
+        <w:t>3. She works in commercial litigation.</w:t>
         <w:br/>
-        <w:t>报告区分了轻罪与重罪。</w:t>
+        <w:t>她从事商事诉讼工作。</w:t>
       </w:r>
     </w:p>
     <w:p>
@@ -923,43 +3522,43 @@
         <w:pStyle w:val="Heading2"/>
       </w:pPr>
       <w:r>
-        <w:t>08. I owe you  ·  00:44:17</w:t>
-      </w:r>
-    </w:p>
-    <w:p>
-      <w:r>
-        <w:t>我欠你一个人情；我欠你钱</w:t>
-      </w:r>
-    </w:p>
-    <w:p>
-      <w:r>
-        <w:t>本集义：我欠你一个人情；我欠你钱</w:t>
-      </w:r>
-    </w:p>
-    <w:p>
-      <w:r>
-        <w:t>用法：人情语境可省 one；具体金额可直接放后面。</w:t>
-      </w:r>
-    </w:p>
-    <w:p>
-      <w:r>
-        <w:t>1. Thanks for covering my shift. I owe you one.</w:t>
+        <w:t>07. defraud · 关键词</w:t>
+      </w:r>
+    </w:p>
+    <w:p>
+      <w:r>
+        <w:t>欺诈以骗取钱财或权利</w:t>
+      </w:r>
+    </w:p>
+    <w:p>
+      <w:r>
+        <w:t>回看 00:17:28 · 字幕中出现：defrauding</w:t>
+      </w:r>
+    </w:p>
+    <w:p>
+      <w:r>
+        <w:t>defraud someone of something；比一般 deceive 更具体。</w:t>
+      </w:r>
+    </w:p>
+    <w:p>
+      <w:r>
+        <w:t>1. The scheme defrauded investors of millions.</w:t>
         <w:br/>
-        <w:t>谢谢替我值班，欠你个人情。</w:t>
-      </w:r>
-    </w:p>
-    <w:p>
-      <w:r>
-        <w:t>2. I owe you twenty dollars for lunch.</w:t>
+        <w:t>骗局骗走了投资者数百万资金。</w:t>
+      </w:r>
+    </w:p>
+    <w:p>
+      <w:r>
+        <w:t>2. He denied intending to defraud the bank.</w:t>
         <w:br/>
-        <w:t>午饭钱我欠你二十美元。</w:t>
-      </w:r>
-    </w:p>
-    <w:p>
-      <w:r>
-        <w:t>3. I owe you an apology.</w:t>
+        <w:t>他否认有意欺诈银行。</w:t>
+      </w:r>
+    </w:p>
+    <w:p>
+      <w:r>
+        <w:t>3. Customers were defrauded through false invoices.</w:t>
         <w:br/>
-        <w:t>我欠你一个道歉。</w:t>
+        <w:t>客户因虚假发票而被骗。</w:t>
       </w:r>
     </w:p>
     <w:p>
@@ -967,43 +3566,43 @@
         <w:pStyle w:val="Heading2"/>
       </w:pPr>
       <w:r>
-        <w:t>09. as far as  ·  00:44:39</w:t>
-      </w:r>
-    </w:p>
-    <w:p>
-      <w:r>
-        <w:t>就……而言；在……范围内</w:t>
-      </w:r>
-    </w:p>
-    <w:p>
-      <w:r>
-        <w:t>本集义：就某人的立场或看法而言。</w:t>
-      </w:r>
-    </w:p>
-    <w:p>
-      <w:r>
-        <w:t>用法：常用 as far as I know 据我所知；也可表示距离。</w:t>
-      </w:r>
-    </w:p>
-    <w:p>
-      <w:r>
-        <w:t>1. As far as I know, the meeting is still on.</w:t>
+        <w:t>08. statute · 关键词</w:t>
+      </w:r>
+    </w:p>
+    <w:p>
+      <w:r>
+        <w:t>成文法；法令</w:t>
+      </w:r>
+    </w:p>
+    <w:p>
+      <w:r>
+        <w:t>回看 00:02:07 · 字幕中出现：statute</w:t>
+      </w:r>
+    </w:p>
+    <w:p>
+      <w:r>
+        <w:t>与 statue 雕像区分；法律通常是 legislature 制定的 statute。</w:t>
+      </w:r>
+    </w:p>
+    <w:p>
+      <w:r>
+        <w:t>1. The statute defines the offence.</w:t>
         <w:br/>
-        <w:t>据我所知，会议仍会举行。</w:t>
-      </w:r>
-    </w:p>
-    <w:p>
-      <w:r>
-        <w:t>2. We walked as far as the bridge.</w:t>
+        <w:t>成文法界定了该罪。</w:t>
+      </w:r>
+    </w:p>
+    <w:p>
+      <w:r>
+        <w:t>2. Counsel cited the relevant statute.</w:t>
         <w:br/>
-        <w:t>我们一直走到了桥边。</w:t>
-      </w:r>
-    </w:p>
-    <w:p>
-      <w:r>
-        <w:t>3. As far as cost is concerned, this option is better.</w:t>
+        <w:t>律师引用了相关法条。</w:t>
+      </w:r>
+    </w:p>
+    <w:p>
+      <w:r>
+        <w:t>3. The claim depends on how the statute is interpreted.</w:t>
         <w:br/>
-        <w:t>就费用而言，这个方案更好。</w:t>
+        <w:t>诉求取决于如何解释该法令。</w:t>
       </w:r>
     </w:p>
     <w:p>
@@ -1011,43 +3610,43 @@
         <w:pStyle w:val="Heading2"/>
       </w:pPr>
       <w:r>
-        <w:t>10. figure out  ·  00:45:16</w:t>
-      </w:r>
-    </w:p>
-    <w:p>
-      <w:r>
-        <w:t>弄清楚；解决</w:t>
-      </w:r>
-    </w:p>
-    <w:p>
-      <w:r>
-        <w:t>本集义：弄清楚；解决</w:t>
-      </w:r>
-    </w:p>
-    <w:p>
-      <w:r>
-        <w:t>用法：后接名词或疑问词从句；代词宾语通常放中间：figure it out。</w:t>
-      </w:r>
-    </w:p>
-    <w:p>
-      <w:r>
-        <w:t>1. I'm trying to figure out the bus route.</w:t>
+        <w:t>09. precedent · 关键词</w:t>
+      </w:r>
+    </w:p>
+    <w:p>
+      <w:r>
+        <w:t>先例；具有参考或约束意义的判例</w:t>
+      </w:r>
+    </w:p>
+    <w:p>
+      <w:r>
+        <w:t>回看 00:30:03 · 字幕中出现：precedent</w:t>
+      </w:r>
+    </w:p>
+    <w:p>
+      <w:r>
+        <w:t>set a precedent 开创先例；与 president 总统区分。</w:t>
+      </w:r>
+    </w:p>
+    <w:p>
+      <w:r>
+        <w:t>1. The ruling set a precedent.</w:t>
         <w:br/>
-        <w:t>我在研究公交路线。</w:t>
-      </w:r>
-    </w:p>
-    <w:p>
-      <w:r>
-        <w:t>2. We need to figure out why sales fell.</w:t>
+        <w:t>裁决开创了先例。</w:t>
+      </w:r>
+    </w:p>
+    <w:p>
+      <w:r>
+        <w:t>2. Counsel cited a relevant precedent.</w:t>
         <w:br/>
-        <w:t>我们得弄清销售下降的原因。</w:t>
-      </w:r>
-    </w:p>
-    <w:p>
-      <w:r>
-        <w:t>3. Have you figured out what to say?</w:t>
+        <w:t>律师引用了相关判例。</w:t>
+      </w:r>
+    </w:p>
+    <w:p>
+      <w:r>
+        <w:t>3. There was no clear precedent for the decision.</w:t>
         <w:br/>
-        <w:t>你想好要说什么了吗？</w:t>
+        <w:t>这个决定没有明确先例。</w:t>
       </w:r>
     </w:p>
     <w:p>
@@ -1055,50 +3654,262 @@
         <w:pStyle w:val="Heading2"/>
       </w:pPr>
       <w:r>
-        <w:t>汉译英练习</w:t>
-      </w:r>
-    </w:p>
-    <w:p>
-      <w:r>
-        <w:t>1. 请稍等，我查一下。</w:t>
-      </w:r>
-    </w:p>
-    <w:p>
-      <w:r>
-        <w:t>2. 休息一会儿怎么样？</w:t>
-      </w:r>
-    </w:p>
-    <w:p>
-      <w:r>
-        <w:t>3. 我们一直走到了桥边。</w:t>
-      </w:r>
-    </w:p>
-    <w:p>
-      <w:r>
-        <w:t>口头输出：任选三个表达，说一段 30—60 秒的个人经历。</w:t>
+        <w:t>10. sanction · 关键词</w:t>
+      </w:r>
+    </w:p>
+    <w:p>
+      <w:r>
+        <w:t>处罚；正式批准</w:t>
+      </w:r>
+    </w:p>
+    <w:p>
+      <w:r>
+        <w:t>回看 00:23:45 · 字幕中出现：sanctioned</w:t>
+      </w:r>
+    </w:p>
+    <w:p>
+      <w:r>
+        <w:t>含近乎相反的双义：impose sanctions 施加制裁；sanction a decision 批准。</w:t>
+      </w:r>
+    </w:p>
+    <w:p>
+      <w:r>
+        <w:t>1. The court sanctioned the lawyer.</w:t>
+        <w:br/>
+        <w:t>法院处罚了律师。</w:t>
+      </w:r>
+    </w:p>
+    <w:p>
+      <w:r>
+        <w:t>2. The board refused to sanction the proposal.</w:t>
+        <w:br/>
+        <w:t>董事会拒绝批准提案。</w:t>
+      </w:r>
+    </w:p>
+    <w:p>
+      <w:r>
+        <w:t>3. The policy includes sanctions for misconduct.</w:t>
+        <w:br/>
+        <w:t>政策规定了对不当行为的处罚。</w:t>
       </w:r>
     </w:p>
     <w:p>
       <w:pPr>
-        <w:pStyle w:val="Heading3"/>
+        <w:pStyle w:val="Heading2"/>
       </w:pPr>
       <w:r>
-        <w:t>参考答案</w:t>
-      </w:r>
-    </w:p>
-    <w:p>
-      <w:r>
-        <w:t>1. Please hold on while I check.  [hold on]</w:t>
-      </w:r>
-    </w:p>
-    <w:p>
-      <w:r>
-        <w:t>2. What about taking a short break?  [what about]</w:t>
-      </w:r>
-    </w:p>
-    <w:p>
-      <w:r>
-        <w:t>3. We walked as far as the bridge.  [as far as]</w:t>
+        <w:t>11. evidentiary · 关键词</w:t>
+      </w:r>
+    </w:p>
+    <w:p>
+      <w:r>
+        <w:t>证据方面的</w:t>
+      </w:r>
+    </w:p>
+    <w:p>
+      <w:r>
+        <w:t>回看 00:38:57 · 字幕中出现：evidentiary</w:t>
+      </w:r>
+    </w:p>
+    <w:p>
+      <w:r>
+        <w:t>形容词，evidentiary hearing 专门审查证据问题的听证。</w:t>
+      </w:r>
+    </w:p>
+    <w:p>
+      <w:r>
+        <w:t>1. The court scheduled an evidentiary hearing.</w:t>
+        <w:br/>
+        <w:t>法院安排了证据听证。</w:t>
+      </w:r>
+    </w:p>
+    <w:p>
+      <w:r>
+        <w:t>2. There was an evidentiary gap.</w:t>
+        <w:br/>
+        <w:t>证据存在缺口。</w:t>
+      </w:r>
+    </w:p>
+    <w:p>
+      <w:r>
+        <w:t>3. Counsel raised an evidentiary objection.</w:t>
+        <w:br/>
+        <w:t>律师提出了证据方面的异议。</w:t>
+      </w:r>
+    </w:p>
+    <w:p>
+      <w:pPr>
+        <w:pStyle w:val="Heading2"/>
+      </w:pPr>
+      <w:r>
+        <w:t>12. malfeasance · 关键词</w:t>
+      </w:r>
+    </w:p>
+    <w:p>
+      <w:r>
+        <w:t>违法失职；不法行为</w:t>
+      </w:r>
+    </w:p>
+    <w:p>
+      <w:r>
+        <w:t>回看 00:17:15 · 字幕中出现：malfeasance</w:t>
+      </w:r>
+    </w:p>
+    <w:p>
+      <w:r>
+        <w:t>正式词，尤其用于任职或履职时的违法不当行为。</w:t>
+      </w:r>
+    </w:p>
+    <w:p>
+      <w:r>
+        <w:t>1. The audit uncovered financial malfeasance.</w:t>
+        <w:br/>
+        <w:t>审计揭露了财务不法行为。</w:t>
+      </w:r>
+    </w:p>
+    <w:p>
+      <w:r>
+        <w:t>2. She denied any malfeasance in office.</w:t>
+        <w:br/>
+        <w:t>她否认任职期间存在违法失职。</w:t>
+      </w:r>
+    </w:p>
+    <w:p>
+      <w:r>
+        <w:t>3. The allegation concerned corporate malfeasance.</w:t>
+        <w:br/>
+        <w:t>指控涉及企业不法行为。</w:t>
+      </w:r>
+    </w:p>
+    <w:p>
+      <w:pPr>
+        <w:pStyle w:val="Heading2"/>
+      </w:pPr>
+      <w:r>
+        <w:t>13. smoking gun · 词组 / 术语</w:t>
+      </w:r>
+    </w:p>
+    <w:p>
+      <w:r>
+        <w:t>确凿的关键证据</w:t>
+      </w:r>
+    </w:p>
+    <w:p>
+      <w:r>
+        <w:t>回看 00:29:49 · 字幕中出现：smoking gun</w:t>
+      </w:r>
+    </w:p>
+    <w:p>
+      <w:r>
+        <w:t>比喻直接显示责任或真相的强力证据；不必是实际枪支。</w:t>
+      </w:r>
+    </w:p>
+    <w:p>
+      <w:r>
+        <w:t>1. The email appeared to be a smoking gun.</w:t>
+        <w:br/>
+        <w:t>邮件似乎是确凿的关键证据。</w:t>
+      </w:r>
+    </w:p>
+    <w:p>
+      <w:r>
+        <w:t>2. They searched for a smoking gun.</w:t>
+        <w:br/>
+        <w:t>他们寻找能一锤定音的证据。</w:t>
+      </w:r>
+    </w:p>
+    <w:p>
+      <w:r>
+        <w:t>3. A suspicious payment is not always a smoking gun.</w:t>
+        <w:br/>
+        <w:t>一笔可疑付款未必就是铁证。</w:t>
+      </w:r>
+    </w:p>
+    <w:p>
+      <w:pPr>
+        <w:pStyle w:val="Heading2"/>
+      </w:pPr>
+      <w:r>
+        <w:t>14. summary judgment · 词组 / 术语</w:t>
+      </w:r>
+    </w:p>
+    <w:p>
+      <w:r>
+        <w:t>简易判决；无需完整审判作出的判决</w:t>
+      </w:r>
+    </w:p>
+    <w:p>
+      <w:r>
+        <w:t>回看 00:38:24 · 字幕中出现：summary judgment</w:t>
+      </w:r>
+    </w:p>
+    <w:p>
+      <w:r>
+        <w:t>美国民事程序中通常涉及不存在实质事实争议等条件；不是普通“总结”。</w:t>
+      </w:r>
+    </w:p>
+    <w:p>
+      <w:r>
+        <w:t>1. The defendant sought summary judgment.</w:t>
+        <w:br/>
+        <w:t>被告申请简易判决。</w:t>
+      </w:r>
+    </w:p>
+    <w:p>
+      <w:r>
+        <w:t>2. The court denied summary judgment.</w:t>
+        <w:br/>
+        <w:t>法院拒绝作出简易判决。</w:t>
+      </w:r>
+    </w:p>
+    <w:p>
+      <w:r>
+        <w:t>3. The motion argued that summary judgment was appropriate.</w:t>
+        <w:br/>
+        <w:t>动议主张适合采用简易判决。</w:t>
+      </w:r>
+    </w:p>
+    <w:p>
+      <w:pPr>
+        <w:pStyle w:val="Heading2"/>
+      </w:pPr>
+      <w:r>
+        <w:t>汉译英与复述</w:t>
+      </w:r>
+    </w:p>
+    <w:p>
+      <w:r>
+        <w:t>1. 律师申请延长证据开示时间。</w:t>
+      </w:r>
+    </w:p>
+    <w:p>
+      <w:r>
+        <w:t>2. 律师引用了相关法条。</w:t>
+      </w:r>
+    </w:p>
+    <w:p>
+      <w:r>
+        <w:t>3. 法院拒绝作出简易判决。</w:t>
+      </w:r>
+    </w:p>
+    <w:p>
+      <w:r>
+        <w:t>参考答案：</w:t>
+      </w:r>
+    </w:p>
+    <w:p>
+      <w:r>
+        <w:t>1. The lawyer requested more time for discovery. [discovery]</w:t>
+      </w:r>
+    </w:p>
+    <w:p>
+      <w:r>
+        <w:t>2. Counsel cited the relevant statute. [statute]</w:t>
+      </w:r>
+    </w:p>
+    <w:p>
+      <w:r>
+        <w:t>3. The court denied summary judgment. [summary judgment]</w:t>
       </w:r>
     </w:p>
     <w:p>
@@ -1111,61 +3922,25 @@
         <w:pStyle w:val="Heading1"/>
       </w:pPr>
       <w:r>
-        <w:t>S01E03  Nacho</w:t>
-      </w:r>
-    </w:p>
-    <w:p>
-      <w:hyperlink r:id="rId9">
-        <w:r>
-          <w:rPr>
-            <w:color w:val="245E4D"/>
-          </w:rPr>
-          <w:t>本季字幕来源</w:t>
-        </w:r>
-      </w:hyperlink>
+        <w:t>S01E09 · Pimento</w:t>
+      </w:r>
     </w:p>
     <w:p>
       <w:pPr>
         <w:pStyle w:val="Heading2"/>
       </w:pPr>
       <w:r>
-        <w:t>01. get away with  ·  00:07:57</w:t>
-      </w:r>
-    </w:p>
-    <w:p>
-      <w:r>
-        <w:t>做了错事却没受罚；蒙混过关</w:t>
-      </w:r>
-    </w:p>
-    <w:p>
-      <w:r>
-        <w:t>本集义：做了错事却没受罚；蒙混过关</w:t>
-      </w:r>
-    </w:p>
-    <w:p>
-      <w:r>
-        <w:t>用法：后接名词或动名词。带评价意味，不等同于 get away 离开。</w:t>
-      </w:r>
-    </w:p>
-    <w:p>
-      <w:r>
-        <w:t>1. He won't get away with copying the homework.</w:t>
-        <w:br/>
-        <w:t>他抄作业不会不受罚。</w:t>
-      </w:r>
-    </w:p>
-    <w:p>
-      <w:r>
-        <w:t>2. You can't get away with ignoring every deadline.</w:t>
-        <w:br/>
-        <w:t>你不能每次无视期限都没事。</w:t>
-      </w:r>
-    </w:p>
-    <w:p>
-      <w:r>
-        <w:t>3. How did she get away with being late again?</w:t>
-        <w:br/>
-        <w:t>她又迟到了，怎么还没受到批评？</w:t>
+        <w:t>英文内容梗概（75 words）</w:t>
+      </w:r>
+    </w:p>
+    <w:p>
+      <w:r>
+        <w:t>The Sandpiper case is taken to HHM, but the firm will not hire Jimmy. He initially blames Howard, then discovers that Chuck has been blocking his career. Chuck admits that he does not trust Jimmy with the responsibilities of a lawyer. The revelation breaks their apparent partnership. In a parallel story, Mike protects a nervous pharmaceutical employee during a criminal transaction, demonstrating his practical competence and his ability to distinguish professional discipline from empty intimidation.</w:t>
+      </w:r>
+    </w:p>
+    <w:p>
+      <w:r>
+        <w:t>双语字幕原始来源（整季合集）：https://subhd.tv/a/gbucZH</w:t>
       </w:r>
     </w:p>
     <w:p>
@@ -1173,43 +3948,43 @@
         <w:pStyle w:val="Heading2"/>
       </w:pPr>
       <w:r>
-        <w:t>02. hear me out  ·  00:14:18</w:t>
-      </w:r>
-    </w:p>
-    <w:p>
-      <w:r>
-        <w:t>先听我把话说完</w:t>
-      </w:r>
-    </w:p>
-    <w:p>
-      <w:r>
-        <w:t>本集义：先听我把话说完</w:t>
-      </w:r>
-    </w:p>
-    <w:p>
-      <w:r>
-        <w:t>用法：希望对方先别打断或下结论；口语较直接。</w:t>
-      </w:r>
-    </w:p>
-    <w:p>
-      <w:r>
-        <w:t>1. Hear me out before you say no.</w:t>
+        <w:t>01. settlement · 关键词</w:t>
+      </w:r>
+    </w:p>
+    <w:p>
+      <w:r>
+        <w:t>和解；和解协议或款项</w:t>
+      </w:r>
+    </w:p>
+    <w:p>
+      <w:r>
+        <w:t>回看 00:22:23 · 字幕中出现：settlement</w:t>
+      </w:r>
+    </w:p>
+    <w:p>
+      <w:r>
+        <w:t>诉讼中常指双方协议解决争议；不等于法院判决。</w:t>
+      </w:r>
+    </w:p>
+    <w:p>
+      <w:r>
+        <w:t>1. The parties reached a settlement.</w:t>
         <w:br/>
-        <w:t>先听我说完再拒绝。</w:t>
-      </w:r>
-    </w:p>
-    <w:p>
-      <w:r>
-        <w:t>2. I know it sounds odd, but hear me out.</w:t>
+        <w:t>双方达成了和解。</w:t>
+      </w:r>
+    </w:p>
+    <w:p>
+      <w:r>
+        <w:t>2. They rejected the first settlement offer.</w:t>
         <w:br/>
-        <w:t>我知道这听着奇怪，但先听我讲完。</w:t>
-      </w:r>
-    </w:p>
-    <w:p>
-      <w:r>
-        <w:t>3. Could you hear me out for one minute?</w:t>
+        <w:t>他们拒绝了第一次和解报价。</w:t>
+      </w:r>
+    </w:p>
+    <w:p>
+      <w:r>
+        <w:t>3. Is the settlement in writing?</w:t>
         <w:br/>
-        <w:t>你能听我把这一分钟的话说完吗？</w:t>
+        <w:t>和解协议有书面形式吗？</w:t>
       </w:r>
     </w:p>
     <w:p>
@@ -1217,43 +3992,43 @@
         <w:pStyle w:val="Heading2"/>
       </w:pPr>
       <w:r>
-        <w:t>03. on the same page  ·  00:25:36</w:t>
-      </w:r>
-    </w:p>
-    <w:p>
-      <w:r>
-        <w:t>理解一致；达成共识</w:t>
-      </w:r>
-    </w:p>
-    <w:p>
-      <w:r>
-        <w:t>本集义：理解一致；达成共识</w:t>
-      </w:r>
-    </w:p>
-    <w:p>
-      <w:r>
-        <w:t>用法：工作沟通常用；表示对计划或信息有共同理解。</w:t>
-      </w:r>
-    </w:p>
-    <w:p>
-      <w:r>
-        <w:t>1. Let's make sure we're on the same page.</w:t>
+        <w:t>02. fraud · 关键词</w:t>
+      </w:r>
+    </w:p>
+    <w:p>
+      <w:r>
+        <w:t>欺诈</w:t>
+      </w:r>
+    </w:p>
+    <w:p>
+      <w:r>
+        <w:t>回看 00:21:36 · 字幕中出现：Fraud</w:t>
+      </w:r>
+    </w:p>
+    <w:p>
+      <w:r>
+        <w:t>法律或商务语境指欺骗行为；a fraud 也可指骗子或冒牌者。</w:t>
+      </w:r>
+    </w:p>
+    <w:p>
+      <w:r>
+        <w:t>1. The bank investigated possible fraud.</w:t>
         <w:br/>
-        <w:t>我们确认一下理解是否一致。</w:t>
-      </w:r>
-    </w:p>
-    <w:p>
-      <w:r>
-        <w:t>2. Are we on the same page about the deadline?</w:t>
+        <w:t>银行调查了可能的欺诈行为。</w:t>
+      </w:r>
+    </w:p>
+    <w:p>
+      <w:r>
+        <w:t>2. The company introduced fraud prevention training.</w:t>
         <w:br/>
-        <w:t>我们对截止日期的理解一致吗？</w:t>
-      </w:r>
-    </w:p>
-    <w:p>
-      <w:r>
-        <w:t>3. We finally got everyone on the same page.</w:t>
+        <w:t>公司开展了防欺诈培训。</w:t>
+      </w:r>
+    </w:p>
+    <w:p>
+      <w:r>
+        <w:t>3. She realized the offer was a fraud.</w:t>
         <w:br/>
-        <w:t>我们终于让大家达成了共识。</w:t>
+        <w:t>她意识到那个邀约是骗局。</w:t>
       </w:r>
     </w:p>
     <w:p>
@@ -1261,43 +4036,43 @@
         <w:pStyle w:val="Heading2"/>
       </w:pPr>
       <w:r>
-        <w:t>04. under arrest  ·  00:28:22</w:t>
-      </w:r>
-    </w:p>
-    <w:p>
-      <w:r>
-        <w:t>被逮捕</w:t>
-      </w:r>
-    </w:p>
-    <w:p>
-      <w:r>
-        <w:t>本集义：被逮捕</w:t>
-      </w:r>
-    </w:p>
-    <w:p>
-      <w:r>
-        <w:t>用法：常用 be under arrest；不同于仅被询问或暂时受调查。</w:t>
-      </w:r>
-    </w:p>
-    <w:p>
-      <w:r>
-        <w:t>1. The officer said the suspect was under arrest.</w:t>
+        <w:t>03. racketeering · 关键词</w:t>
+      </w:r>
+    </w:p>
+    <w:p>
+      <w:r>
+        <w:t>有组织的非法牟利活动</w:t>
+      </w:r>
+    </w:p>
+    <w:p>
+      <w:r>
+        <w:t>回看 00:21:38 · 字幕中出现：racketeering</w:t>
+      </w:r>
+    </w:p>
+    <w:p>
+      <w:r>
+        <w:t>美国法律中常与 RICO 相关；不是所有诈骗都自动属于此类。</w:t>
+      </w:r>
+    </w:p>
+    <w:p>
+      <w:r>
+        <w:t>1. The indictment included racketeering charges.</w:t>
         <w:br/>
-        <w:t>警员说嫌疑人已被逮捕。</w:t>
-      </w:r>
-    </w:p>
-    <w:p>
-      <w:r>
-        <w:t>2. Am I under arrest, or am I free to leave?</w:t>
+        <w:t>起诉书包含有组织犯罪相关指控。</w:t>
+      </w:r>
+    </w:p>
+    <w:p>
+      <w:r>
+        <w:t>2. Investigators examined alleged racketeering activity.</w:t>
         <w:br/>
-        <w:t>我被逮捕了吗，还是可以离开？</w:t>
-      </w:r>
-    </w:p>
-    <w:p>
-      <w:r>
-        <w:t>3. She asked why her brother was under arrest.</w:t>
+        <w:t>调查人员审查了涉嫌有组织非法牟利的活动。</w:t>
+      </w:r>
+    </w:p>
+    <w:p>
+      <w:r>
+        <w:t>3. The lecture explained civil racketeering claims.</w:t>
         <w:br/>
-        <w:t>她询问弟弟为什么被逮捕。</w:t>
+        <w:t>讲座解释了相关民事索赔。</w:t>
       </w:r>
     </w:p>
     <w:p>
@@ -1305,43 +4080,43 @@
         <w:pStyle w:val="Heading2"/>
       </w:pPr>
       <w:r>
-        <w:t>05. give up  ·  00:29:30</w:t>
-      </w:r>
-    </w:p>
-    <w:p>
-      <w:r>
-        <w:t>放弃；停止尝试</w:t>
-      </w:r>
-    </w:p>
-    <w:p>
-      <w:r>
-        <w:t>本集义：放弃；停止尝试</w:t>
-      </w:r>
-    </w:p>
-    <w:p>
-      <w:r>
-        <w:t>用法：代词宾语放中间，如 give it up；也可不接宾语。</w:t>
-      </w:r>
-    </w:p>
-    <w:p>
-      <w:r>
-        <w:t>1. Don't give up after one bad lesson.</w:t>
+        <w:t>04. deposition · 关键词</w:t>
+      </w:r>
+    </w:p>
+    <w:p>
+      <w:r>
+        <w:t>庭外宣誓证言；取证问询</w:t>
+      </w:r>
+    </w:p>
+    <w:p>
+      <w:r>
+        <w:t>回看 00:06:04 · 字幕中出现：deposition</w:t>
+      </w:r>
+    </w:p>
+    <w:p>
+      <w:r>
+        <w:t>美国诉讼术语，通常在庭前进行并记录，不等于普通访谈。</w:t>
+      </w:r>
+    </w:p>
+    <w:p>
+      <w:r>
+        <w:t>1. Her deposition lasted four hours.</w:t>
         <w:br/>
-        <w:t>别因为一节课没学好就放弃。</w:t>
-      </w:r>
-    </w:p>
-    <w:p>
-      <w:r>
-        <w:t>2. She gave up coffee for a month.</w:t>
+        <w:t>她的庭外宣誓问询持续了四小时。</w:t>
+      </w:r>
+    </w:p>
+    <w:p>
+      <w:r>
+        <w:t>2. Counsel reviewed the deposition transcript.</w:t>
         <w:br/>
-        <w:t>她停喝咖啡一个月。</w:t>
-      </w:r>
-    </w:p>
-    <w:p>
-      <w:r>
-        <w:t>3. Are you ready to give up, or shall we try again?</w:t>
+        <w:t>律师审阅了证言笔录。</w:t>
+      </w:r>
+    </w:p>
+    <w:p>
+      <w:r>
+        <w:t>3. He contradicted his earlier deposition.</w:t>
         <w:br/>
-        <w:t>你想放弃，还是我们再试一次？</w:t>
+        <w:t>他的说法与先前的宣誓证言矛盾。</w:t>
       </w:r>
     </w:p>
     <w:p>
@@ -1349,43 +4124,43 @@
         <w:pStyle w:val="Heading2"/>
       </w:pPr>
       <w:r>
-        <w:t>06. attorney-client privilege  ·  00:29:52</w:t>
-      </w:r>
-    </w:p>
-    <w:p>
-      <w:r>
-        <w:t>律师与委托人之间的保密沟通特权</w:t>
-      </w:r>
-    </w:p>
-    <w:p>
-      <w:r>
-        <w:t>本集义：律师与委托人之间的保密沟通特权</w:t>
-      </w:r>
-    </w:p>
-    <w:p>
-      <w:r>
-        <w:t>用法：法律术语；保护范围、例外依具体法律而定，不等于所有与律师有关的信息都保密。</w:t>
-      </w:r>
-    </w:p>
-    <w:p>
-      <w:r>
-        <w:t>1. The lawyer raised attorney-client privilege.</w:t>
+        <w:t>05. precedent · 关键词</w:t>
+      </w:r>
+    </w:p>
+    <w:p>
+      <w:r>
+        <w:t>先例；具有参考或约束意义的判例</w:t>
+      </w:r>
+    </w:p>
+    <w:p>
+      <w:r>
+        <w:t>回看 00:12:49 · 字幕中出现：precedent</w:t>
+      </w:r>
+    </w:p>
+    <w:p>
+      <w:r>
+        <w:t>set a precedent 开创先例；与 president 总统区分。</w:t>
+      </w:r>
+    </w:p>
+    <w:p>
+      <w:r>
+        <w:t>1. The ruling set a precedent.</w:t>
         <w:br/>
-        <w:t>律师提出律师与委托人保密沟通特权。</w:t>
-      </w:r>
-    </w:p>
-    <w:p>
-      <w:r>
-        <w:t>2. The court considered whether attorney-client privilege applied.</w:t>
+        <w:t>裁决开创了先例。</w:t>
+      </w:r>
+    </w:p>
+    <w:p>
+      <w:r>
+        <w:t>2. Counsel cited a relevant precedent.</w:t>
         <w:br/>
-        <w:t>法院审议该沟通是否受这一特权保护。</w:t>
-      </w:r>
-    </w:p>
-    <w:p>
-      <w:r>
-        <w:t>3. The training explains the limits of attorney-client privilege.</w:t>
+        <w:t>律师引用了相关判例。</w:t>
+      </w:r>
+    </w:p>
+    <w:p>
+      <w:r>
+        <w:t>3. There was no clear precedent for the decision.</w:t>
         <w:br/>
-        <w:t>培训解释了律师与委托人保密沟通特权的界限。</w:t>
+        <w:t>这个决定没有明确先例。</w:t>
       </w:r>
     </w:p>
     <w:p>
@@ -1393,43 +4168,43 @@
         <w:pStyle w:val="Heading2"/>
       </w:pPr>
       <w:r>
-        <w:t>07. in the meantime  ·  00:32:14</w:t>
-      </w:r>
-    </w:p>
-    <w:p>
-      <w:r>
-        <w:t>在此期间；与此同时</w:t>
-      </w:r>
-    </w:p>
-    <w:p>
-      <w:r>
-        <w:t>本集义：在此期间；与此同时</w:t>
-      </w:r>
-    </w:p>
-    <w:p>
-      <w:r>
-        <w:t>用法：用于等待某事发生的空档；可放句首或句尾。</w:t>
-      </w:r>
-    </w:p>
-    <w:p>
-      <w:r>
-        <w:t>1. The rice needs ten minutes. In the meantime, chop the vegetables.</w:t>
+        <w:t>06. compensate · 关键词</w:t>
+      </w:r>
+    </w:p>
+    <w:p>
+      <w:r>
+        <w:t>赔偿；补偿；弥补</w:t>
+      </w:r>
+    </w:p>
+    <w:p>
+      <w:r>
+        <w:t>回看 00:25:28 · 字幕中出现：compensated</w:t>
+      </w:r>
+    </w:p>
+    <w:p>
+      <w:r>
+        <w:t>compensate someone for a loss；compensate for a weakness。</w:t>
+      </w:r>
+    </w:p>
+    <w:p>
+      <w:r>
+        <w:t>1. The company compensated her for the damage.</w:t>
         <w:br/>
-        <w:t>米饭还要十分钟，趁这会儿切菜。</w:t>
-      </w:r>
-    </w:p>
-    <w:p>
-      <w:r>
-        <w:t>2. The replacement arrives Friday. Use this one in the meantime.</w:t>
+        <w:t>公司赔偿了她的损失。</w:t>
+      </w:r>
+    </w:p>
+    <w:p>
+      <w:r>
+        <w:t>2. Experience can compensate for limited resources.</w:t>
         <w:br/>
-        <w:t>替换件周五到，这期间先用这个。</w:t>
-      </w:r>
-    </w:p>
-    <w:p>
-      <w:r>
-        <w:t>3. What can we do in the meantime?</w:t>
+        <w:t>经验可以弥补资源不足。</w:t>
+      </w:r>
+    </w:p>
+    <w:p>
+      <w:r>
+        <w:t>3. Nothing could fully compensate him for the lost time.</w:t>
         <w:br/>
-        <w:t>在这段时间里我们能做些什么？</w:t>
+        <w:t>没有什么能完全补偿他失去的时间。</w:t>
       </w:r>
     </w:p>
     <w:p>
@@ -1437,43 +4212,43 @@
         <w:pStyle w:val="Heading2"/>
       </w:pPr>
       <w:r>
-        <w:t>08. make sense  ·  00:32:55</w:t>
-      </w:r>
-    </w:p>
-    <w:p>
-      <w:r>
-        <w:t>有道理；意思清楚</w:t>
-      </w:r>
-    </w:p>
-    <w:p>
-      <w:r>
-        <w:t>本集义：有道理；意思清楚</w:t>
-      </w:r>
-    </w:p>
-    <w:p>
-      <w:r>
-        <w:t>用法：否定和疑问中常用原形；make sense of 表示理解。</w:t>
-      </w:r>
-    </w:p>
-    <w:p>
-      <w:r>
-        <w:t>1. This sentence doesn't make sense.</w:t>
+        <w:t>07. class action · 词组 / 术语</w:t>
+      </w:r>
+    </w:p>
+    <w:p>
+      <w:r>
+        <w:t>集体诉讼</w:t>
+      </w:r>
+    </w:p>
+    <w:p>
+      <w:r>
+        <w:t>回看 00:21:25 · 字幕中出现：class action</w:t>
+      </w:r>
+    </w:p>
+    <w:p>
+      <w:r>
+        <w:t>由代表成员为具有共同问题的一类人提起的诉讼；资格须依法认定。</w:t>
+      </w:r>
+    </w:p>
+    <w:p>
+      <w:r>
+        <w:t>1. The customers filed a class action.</w:t>
         <w:br/>
-        <w:t>这个句子意思不通。</w:t>
-      </w:r>
-    </w:p>
-    <w:p>
-      <w:r>
-        <w:t>2. Does it make sense to buy two tickets now?</w:t>
+        <w:t>顾客提起了集体诉讼。</w:t>
+      </w:r>
+    </w:p>
+    <w:p>
+      <w:r>
+        <w:t>2. The court considered whether to certify the class action.</w:t>
         <w:br/>
-        <w:t>现在买两张票合理吗？</w:t>
-      </w:r>
-    </w:p>
-    <w:p>
-      <w:r>
-        <w:t>3. I'm trying to make sense of the instructions.</w:t>
+        <w:t>法院审议是否批准集体诉讼资格。</w:t>
+      </w:r>
+    </w:p>
+    <w:p>
+      <w:r>
+        <w:t>3. The notice explains who is included in the class action.</w:t>
         <w:br/>
-        <w:t>我在努力弄懂说明。</w:t>
+        <w:t>通知解释了哪些人属于集体诉讼成员。</w:t>
       </w:r>
     </w:p>
     <w:p>
@@ -1481,43 +4256,43 @@
         <w:pStyle w:val="Heading2"/>
       </w:pPr>
       <w:r>
-        <w:t>09. how come  ·  00:39:41</w:t>
-      </w:r>
-    </w:p>
-    <w:p>
-      <w:r>
-        <w:t>为什么；怎么会</w:t>
-      </w:r>
-    </w:p>
-    <w:p>
-      <w:r>
-        <w:t>本集义：为什么；怎么会</w:t>
-      </w:r>
-    </w:p>
-    <w:p>
-      <w:r>
-        <w:t>用法：口语询问原因；后接陈述语序：How come you're here?。</w:t>
-      </w:r>
-    </w:p>
-    <w:p>
-      <w:r>
-        <w:t>1. How come you're home so early?</w:t>
+        <w:t>08. restraining order · 词组 / 术语</w:t>
+      </w:r>
+    </w:p>
+    <w:p>
+      <w:r>
+        <w:t>限制令；禁止特定行为的法院命令</w:t>
+      </w:r>
+    </w:p>
+    <w:p>
+      <w:r>
+        <w:t>回看 00:01:34 · 字幕中出现：restraining order</w:t>
+      </w:r>
+    </w:p>
+    <w:p>
+      <w:r>
+        <w:t>范围依命令内容；不等于警方的普通口头警告。</w:t>
+      </w:r>
+    </w:p>
+    <w:p>
+      <w:r>
+        <w:t>1. She applied for a restraining order.</w:t>
         <w:br/>
-        <w:t>你怎么这么早就到家了？</w:t>
-      </w:r>
-    </w:p>
-    <w:p>
-      <w:r>
-        <w:t>2. How come nobody told me?</w:t>
+        <w:t>她申请了限制令。</w:t>
+      </w:r>
+    </w:p>
+    <w:p>
+      <w:r>
+        <w:t>2. The order prohibited contact.</w:t>
         <w:br/>
-        <w:t>怎么没人告诉我？</w:t>
-      </w:r>
-    </w:p>
-    <w:p>
-      <w:r>
-        <w:t>3. How come the office is empty today?</w:t>
+        <w:t>命令禁止接触。</w:t>
+      </w:r>
+    </w:p>
+    <w:p>
+      <w:r>
+        <w:t>3. He was accused of violating a restraining order.</w:t>
         <w:br/>
-        <w:t>今天办公室怎么空无一人？</w:t>
+        <w:t>他被指违反限制令。</w:t>
       </w:r>
     </w:p>
     <w:p>
@@ -1525,43 +4300,55 @@
         <w:pStyle w:val="Heading2"/>
       </w:pPr>
       <w:r>
-        <w:t>10. off the hook  ·  00:39:41</w:t>
-      </w:r>
-    </w:p>
-    <w:p>
-      <w:r>
-        <w:t>摆脱责任或困境</w:t>
-      </w:r>
-    </w:p>
-    <w:p>
-      <w:r>
-        <w:t>本集义：摆脱责任或困境</w:t>
-      </w:r>
-    </w:p>
-    <w:p>
-      <w:r>
-        <w:t>用法：口语；常用 let someone off the hook 放某人一马。</w:t>
-      </w:r>
-    </w:p>
-    <w:p>
-      <w:r>
-        <w:t>1. The cancellation let me off the hook.</w:t>
-        <w:br/>
-        <w:t>活动取消让我不用承担这件事了。</w:t>
-      </w:r>
-    </w:p>
-    <w:p>
-      <w:r>
-        <w:t>2. You're not off the hook yet.</w:t>
-        <w:br/>
-        <w:t>你还没有完全脱身。</w:t>
-      </w:r>
-    </w:p>
-    <w:p>
-      <w:r>
-        <w:t>3. Does this refund get us off the hook?</w:t>
-        <w:br/>
-        <w:t>这笔退款能让我们免于承担责任吗？</w:t>
+        <w:t>汉译英与复述</w:t>
+      </w:r>
+    </w:p>
+    <w:p>
+      <w:r>
+        <w:t>1. 他们拒绝了第一次和解报价。</w:t>
+      </w:r>
+    </w:p>
+    <w:p>
+      <w:r>
+        <w:t>2. 律师引用了相关判例。</w:t>
+      </w:r>
+    </w:p>
+    <w:p>
+      <w:r>
+        <w:t>3. 命令禁止接触。</w:t>
+      </w:r>
+    </w:p>
+    <w:p>
+      <w:r>
+        <w:t>参考答案：</w:t>
+      </w:r>
+    </w:p>
+    <w:p>
+      <w:r>
+        <w:t>1. They rejected the first settlement offer. [settlement]</w:t>
+      </w:r>
+    </w:p>
+    <w:p>
+      <w:r>
+        <w:t>2. Counsel cited a relevant precedent. [precedent]</w:t>
+      </w:r>
+    </w:p>
+    <w:p>
+      <w:r>
+        <w:t>3. The order prohibited contact. [restraining order]</w:t>
+      </w:r>
+    </w:p>
+    <w:p>
+      <w:r>
+        <w:br w:type="page"/>
+      </w:r>
+    </w:p>
+    <w:p>
+      <w:pPr>
+        <w:pStyle w:val="Heading1"/>
+      </w:pPr>
+      <w:r>
+        <w:t>S01E10 · Marco</w:t>
       </w:r>
     </w:p>
     <w:p>
@@ -1569,50 +4356,324 @@
         <w:pStyle w:val="Heading2"/>
       </w:pPr>
       <w:r>
-        <w:t>汉译英练习</w:t>
-      </w:r>
-    </w:p>
-    <w:p>
-      <w:r>
-        <w:t>1. 你不能每次无视期限都没事。</w:t>
-      </w:r>
-    </w:p>
-    <w:p>
-      <w:r>
-        <w:t>2. 她停喝咖啡一个月。</w:t>
-      </w:r>
-    </w:p>
-    <w:p>
-      <w:r>
-        <w:t>3. 怎么没人告诉我？</w:t>
-      </w:r>
-    </w:p>
-    <w:p>
-      <w:r>
-        <w:t>口头输出：任选三个表达，说一段 30—60 秒的个人经历。</w:t>
+        <w:t>英文内容梗概（71 words）</w:t>
+      </w:r>
+    </w:p>
+    <w:p>
+      <w:r>
+        <w:t>Hurt by Chuck's rejection, Jimmy returns to Cicero and reunites with Marco. They revive their old cons, briefly escaping Jimmy's disappointment through familiar routines. Marco dies during their final scam, leaving Jimmy with another personal loss. Back in Albuquerque, a promising opportunity with Davis &amp; Main offers a conventional legal career. Jimmy weighs that path against the freedom and excitement of his former life, questioning whether following the rules has rewarded him.</w:t>
+      </w:r>
+    </w:p>
+    <w:p>
+      <w:r>
+        <w:t>双语字幕原始来源（整季合集）：https://subhd.tv/a/gbucZH</w:t>
       </w:r>
     </w:p>
     <w:p>
       <w:pPr>
-        <w:pStyle w:val="Heading3"/>
+        <w:pStyle w:val="Heading2"/>
       </w:pPr>
       <w:r>
-        <w:t>参考答案</w:t>
-      </w:r>
-    </w:p>
-    <w:p>
-      <w:r>
-        <w:t>1. You can't get away with ignoring every deadline.  [get away with]</w:t>
-      </w:r>
-    </w:p>
-    <w:p>
-      <w:r>
-        <w:t>2. She gave up coffee for a month.  [give up]</w:t>
-      </w:r>
-    </w:p>
-    <w:p>
-      <w:r>
-        <w:t>3. How come nobody told me?  [how come]</w:t>
+        <w:t>01. contingent · 关键词</w:t>
+      </w:r>
+    </w:p>
+    <w:p>
+      <w:r>
+        <w:t>取决于条件的；代表团</w:t>
+      </w:r>
+    </w:p>
+    <w:p>
+      <w:r>
+        <w:t>回看 00:42:06 · 字幕中出现：contingent</w:t>
+      </w:r>
+    </w:p>
+    <w:p>
+      <w:r>
+        <w:t>形容词 contingent on/upon；名词 a contingent 指一支队伍或代表团。</w:t>
+      </w:r>
+    </w:p>
+    <w:p>
+      <w:r>
+        <w:t>1. The offer is contingent on approval.</w:t>
+        <w:br/>
+        <w:t>这项要约以获批为条件。</w:t>
+      </w:r>
+    </w:p>
+    <w:p>
+      <w:r>
+        <w:t>2. Payment is contingent upon completion.</w:t>
+        <w:br/>
+        <w:t>付款取决于是否完成。</w:t>
+      </w:r>
+    </w:p>
+    <w:p>
+      <w:r>
+        <w:t>3. A small contingent attended the hearing.</w:t>
+        <w:br/>
+        <w:t>一小队代表参加了听证。</w:t>
+      </w:r>
+    </w:p>
+    <w:p>
+      <w:pPr>
+        <w:pStyle w:val="Heading2"/>
+      </w:pPr>
+      <w:r>
+        <w:t>02. under duress · 词组 / 术语</w:t>
+      </w:r>
+    </w:p>
+    <w:p>
+      <w:r>
+        <w:t>在胁迫下</w:t>
+      </w:r>
+    </w:p>
+    <w:p>
+      <w:r>
+        <w:t>回看 00:02:54 · 字幕中出现：Under duress</w:t>
+      </w:r>
+    </w:p>
+    <w:p>
+      <w:r>
+        <w:t>法律及正式语境；不等于普通生活压力。</w:t>
+      </w:r>
+    </w:p>
+    <w:p>
+      <w:r>
+        <w:t>1. She signed the document under duress.</w:t>
+        <w:br/>
+        <w:t>她在胁迫下签署文件。</w:t>
+      </w:r>
+    </w:p>
+    <w:p>
+      <w:r>
+        <w:t>2. He said the statement was made under duress.</w:t>
+        <w:br/>
+        <w:t>他说陈述是在胁迫下作出的。</w:t>
+      </w:r>
+    </w:p>
+    <w:p>
+      <w:r>
+        <w:t>3. The court examined whether she acted under duress.</w:t>
+        <w:br/>
+        <w:t>法院审查她是否在胁迫下行动。</w:t>
+      </w:r>
+    </w:p>
+    <w:p>
+      <w:pPr>
+        <w:pStyle w:val="Heading2"/>
+      </w:pPr>
+      <w:r>
+        <w:t>03. betrayal · 关键词</w:t>
+      </w:r>
+    </w:p>
+    <w:p>
+      <w:r>
+        <w:t>背叛；辜负信任</w:t>
+      </w:r>
+    </w:p>
+    <w:p>
+      <w:r>
+        <w:t>回看 00:09:47 · 字幕中出现：Betrayal</w:t>
+      </w:r>
+    </w:p>
+    <w:p>
+      <w:r>
+        <w:t>名词；a betrayal of trust 常用于人际及职业伦理。</w:t>
+      </w:r>
+    </w:p>
+    <w:p>
+      <w:r>
+        <w:t>1. She regarded the disclosure as a betrayal.</w:t>
+        <w:br/>
+        <w:t>她把泄密视为背叛。</w:t>
+      </w:r>
+    </w:p>
+    <w:p>
+      <w:r>
+        <w:t>2. The betrayal damaged their partnership.</w:t>
+        <w:br/>
+        <w:t>这次背叛损害了他们的合作关系。</w:t>
+      </w:r>
+    </w:p>
+    <w:p>
+      <w:r>
+        <w:t>3. He struggled to forgive the betrayal of trust.</w:t>
+        <w:br/>
+        <w:t>他很难原谅这种对信任的辜负。</w:t>
+      </w:r>
+    </w:p>
+    <w:p>
+      <w:pPr>
+        <w:pStyle w:val="Heading2"/>
+      </w:pPr>
+      <w:r>
+        <w:t>04. off the rails · 词组 / 术语</w:t>
+      </w:r>
+    </w:p>
+    <w:p>
+      <w:r>
+        <w:t>失控；偏离正常轨道</w:t>
+      </w:r>
+    </w:p>
+    <w:p>
+      <w:r>
+        <w:t>回看 00:15:10 · 字幕中出现：off the rails</w:t>
+      </w:r>
+    </w:p>
+    <w:p>
+      <w:r>
+        <w:t>go off the rails；用于计划、行为或生活。</w:t>
+      </w:r>
+    </w:p>
+    <w:p>
+      <w:r>
+        <w:t>1. The meeting went off the rails.</w:t>
+        <w:br/>
+        <w:t>会议失去了控制。</w:t>
+      </w:r>
+    </w:p>
+    <w:p>
+      <w:r>
+        <w:t>2. His career went off the rails after the scandal.</w:t>
+        <w:br/>
+        <w:t>丑闻后他的职业生涯偏离正轨。</w:t>
+      </w:r>
+    </w:p>
+    <w:p>
+      <w:r>
+        <w:t>3. One rumour sent the discussion off the rails.</w:t>
+        <w:br/>
+        <w:t>一个谣言让讨论跑偏了。</w:t>
+      </w:r>
+    </w:p>
+    <w:p>
+      <w:pPr>
+        <w:pStyle w:val="Heading2"/>
+      </w:pPr>
+      <w:r>
+        <w:t>05. livelihood · 关键词</w:t>
+      </w:r>
+    </w:p>
+    <w:p>
+      <w:r>
+        <w:t>生计；谋生方式</w:t>
+      </w:r>
+    </w:p>
+    <w:p>
+      <w:r>
+        <w:t>回看 00:28:33 · 字幕中出现：livelihood</w:t>
+      </w:r>
+    </w:p>
+    <w:p>
+      <w:r>
+        <w:t>earn a livelihood；强调维持生活所依赖的收入来源。</w:t>
+      </w:r>
+    </w:p>
+    <w:p>
+      <w:r>
+        <w:t>1. The closure threatened their livelihood.</w:t>
+        <w:br/>
+        <w:t>停业威胁了他们的生计。</w:t>
+      </w:r>
+    </w:p>
+    <w:p>
+      <w:r>
+        <w:t>2. She earns her livelihood as a translator.</w:t>
+        <w:br/>
+        <w:t>她靠翻译谋生。</w:t>
+      </w:r>
+    </w:p>
+    <w:p>
+      <w:r>
+        <w:t>3. They defended the business that provided their livelihood.</w:t>
+        <w:br/>
+        <w:t>他们维护了赖以谋生的生意。</w:t>
+      </w:r>
+    </w:p>
+    <w:p>
+      <w:pPr>
+        <w:pStyle w:val="Heading2"/>
+      </w:pPr>
+      <w:r>
+        <w:t>06. impounded · 关键词</w:t>
+      </w:r>
+    </w:p>
+    <w:p>
+      <w:r>
+        <w:t>被依法扣押的</w:t>
+      </w:r>
+    </w:p>
+    <w:p>
+      <w:r>
+        <w:t>回看 00:28:26 · 字幕中出现：impounded</w:t>
+      </w:r>
+    </w:p>
+    <w:p>
+      <w:r>
+        <w:t>常指车辆被警方或管理机关扣留；动词 impound。</w:t>
+      </w:r>
+    </w:p>
+    <w:p>
+      <w:r>
+        <w:t>1. Her car was impounded.</w:t>
+        <w:br/>
+        <w:t>她的车被扣押了。</w:t>
+      </w:r>
+    </w:p>
+    <w:p>
+      <w:r>
+        <w:t>2. They recovered the impounded vehicle.</w:t>
+        <w:br/>
+        <w:t>他们取回了被扣押的车辆。</w:t>
+      </w:r>
+    </w:p>
+    <w:p>
+      <w:r>
+        <w:t>3. Police impounded the van as evidence.</w:t>
+        <w:br/>
+        <w:t>警方将货车扣作证据。</w:t>
+      </w:r>
+    </w:p>
+    <w:p>
+      <w:pPr>
+        <w:pStyle w:val="Heading2"/>
+      </w:pPr>
+      <w:r>
+        <w:t>汉译英与复述</w:t>
+      </w:r>
+    </w:p>
+    <w:p>
+      <w:r>
+        <w:t>1. 付款取决于是否完成。</w:t>
+      </w:r>
+    </w:p>
+    <w:p>
+      <w:r>
+        <w:t>2. 丑闻后他的职业生涯偏离正轨。</w:t>
+      </w:r>
+    </w:p>
+    <w:p>
+      <w:r>
+        <w:t>3. 他们取回了被扣押的车辆。</w:t>
+      </w:r>
+    </w:p>
+    <w:p>
+      <w:r>
+        <w:t>参考答案：</w:t>
+      </w:r>
+    </w:p>
+    <w:p>
+      <w:r>
+        <w:t>1. Payment is contingent upon completion. [contingent]</w:t>
+      </w:r>
+    </w:p>
+    <w:p>
+      <w:r>
+        <w:t>2. His career went off the rails after the scandal. [off the rails]</w:t>
+      </w:r>
+    </w:p>
+    <w:p>
+      <w:r>
+        <w:t>3. They recovered the impounded vehicle. [impounded]</w:t>
       </w:r>
     </w:p>
     <w:p>
@@ -1625,3695 +4686,52 @@
         <w:pStyle w:val="Heading1"/>
       </w:pPr>
       <w:r>
-        <w:t>S01E04  Hero</w:t>
-      </w:r>
-    </w:p>
-    <w:p>
-      <w:hyperlink r:id="rId9">
-        <w:r>
-          <w:rPr>
-            <w:color w:val="245E4D"/>
-          </w:rPr>
-          <w:t>本季字幕来源</w:t>
-        </w:r>
-      </w:hyperlink>
-    </w:p>
-    <w:p>
-      <w:pPr>
-        <w:pStyle w:val="Heading2"/>
-      </w:pPr>
-      <w:r>
-        <w:t>01. after all  ·  00:08:15</w:t>
-      </w:r>
-    </w:p>
-    <w:p>
-      <w:r>
-        <w:t>毕竟；终究；结果还是</w:t>
-      </w:r>
-    </w:p>
-    <w:p>
-      <w:r>
-        <w:t>本集义：毕竟；终究；结果还是</w:t>
-      </w:r>
-    </w:p>
-    <w:p>
-      <w:r>
-        <w:t>用法：句首常补充理由；句尾也可表示与预期相反的最终结果。</w:t>
-      </w:r>
-    </w:p>
-    <w:p>
-      <w:r>
-        <w:t>1. Let's help her. After all, she's new here.</w:t>
-        <w:br/>
-        <w:t>我们帮帮她，毕竟她刚来。</w:t>
-      </w:r>
-    </w:p>
-    <w:p>
-      <w:r>
-        <w:t>2. I thought he'd cancel, but he came after all.</w:t>
-        <w:br/>
-        <w:t>我以为他会取消，但他最后还是来了。</w:t>
-      </w:r>
-    </w:p>
-    <w:p>
-      <w:r>
-        <w:t>3. It's only a game, after all.</w:t>
-        <w:br/>
-        <w:t>毕竟这只是游戏。</w:t>
-      </w:r>
-    </w:p>
-    <w:p>
-      <w:pPr>
-        <w:pStyle w:val="Heading2"/>
-      </w:pPr>
-      <w:r>
-        <w:t>02. apparently  ·  00:08:47</w:t>
-      </w:r>
-    </w:p>
-    <w:p>
-      <w:r>
-        <w:t>看来；据说</w:t>
-      </w:r>
-    </w:p>
-    <w:p>
-      <w:r>
-        <w:t>本集义：看来；据说</w:t>
-      </w:r>
-    </w:p>
-    <w:p>
-      <w:r>
-        <w:t>用法：提示信息来自所见所闻，未必是说话者亲自证实。</w:t>
-      </w:r>
-    </w:p>
-    <w:p>
-      <w:r>
-        <w:t>1. Apparently, the shop has moved.</w:t>
-        <w:br/>
-        <w:t>听说那家店搬了。</w:t>
-      </w:r>
-    </w:p>
-    <w:p>
-      <w:r>
-        <w:t>2. He was apparently unaware of the change.</w:t>
-        <w:br/>
-        <w:t>看来他不知道这个变动。</w:t>
-      </w:r>
-    </w:p>
-    <w:p>
-      <w:r>
-        <w:t>3. Apparently, we booked the same train.</w:t>
-        <w:br/>
-        <w:t>看来我们订了同一班火车。</w:t>
-      </w:r>
-    </w:p>
-    <w:p>
-      <w:pPr>
-        <w:pStyle w:val="Heading2"/>
-      </w:pPr>
-      <w:r>
-        <w:t>03. retainer  ·  00:10:38</w:t>
-      </w:r>
-    </w:p>
-    <w:p>
-      <w:r>
-        <w:t>聘用律师等专业人士的预付费用；聘用安排</w:t>
-      </w:r>
-    </w:p>
-    <w:p>
-      <w:r>
-        <w:t>本集义：聘用律师等专业人士的预付费用；聘用安排</w:t>
-      </w:r>
-    </w:p>
-    <w:p>
-      <w:r>
-        <w:t>用法：具体如何计费取决于协议；不必然指已赚取的费用。</w:t>
-      </w:r>
-    </w:p>
-    <w:p>
-      <w:r>
-        <w:t>1. The client paid a retainer before work began.</w:t>
-        <w:br/>
-        <w:t>客户在工作开始前支付了预付聘用费。</w:t>
-      </w:r>
-    </w:p>
-    <w:p>
-      <w:r>
-        <w:t>2. Ask what the retainer covers.</w:t>
-        <w:br/>
-        <w:t>问清预付费用覆盖哪些服务。</w:t>
-      </w:r>
-    </w:p>
-    <w:p>
-      <w:r>
-        <w:t>3. The firm explained its retainer agreement.</w:t>
-        <w:br/>
-        <w:t>事务所解释了聘用协议。</w:t>
-      </w:r>
-    </w:p>
-    <w:p>
-      <w:pPr>
-        <w:pStyle w:val="Heading2"/>
-      </w:pPr>
-      <w:r>
-        <w:t>04. by the way  ·  00:13:55</w:t>
-      </w:r>
-    </w:p>
-    <w:p>
-      <w:r>
-        <w:t>顺便说一下</w:t>
-      </w:r>
-    </w:p>
-    <w:p>
-      <w:r>
-        <w:t>本集义：顺便说一下</w:t>
-      </w:r>
-    </w:p>
-    <w:p>
-      <w:r>
-        <w:t>用法：用于补充信息或转换话题；不宜用来引入特别严肃的坏消息。</w:t>
-      </w:r>
-    </w:p>
-    <w:p>
-      <w:r>
-        <w:t>1. By the way, your package arrived.</w:t>
-        <w:br/>
-        <w:t>顺便说一下，你的包裹到了。</w:t>
-      </w:r>
-    </w:p>
-    <w:p>
-      <w:r>
-        <w:t>2. I liked your presentation, by the way.</w:t>
-        <w:br/>
-        <w:t>顺便说一句，我很喜欢你的演讲。</w:t>
-      </w:r>
-    </w:p>
-    <w:p>
-      <w:r>
-        <w:t>3. By the way, do you know the Wi-Fi password?</w:t>
-        <w:br/>
-        <w:t>对了，你知道无线网密码吗？</w:t>
-      </w:r>
-    </w:p>
-    <w:p>
-      <w:pPr>
-        <w:pStyle w:val="Heading2"/>
-      </w:pPr>
-      <w:r>
-        <w:t>05. if I were you  ·  00:15:12</w:t>
-      </w:r>
-    </w:p>
-    <w:p>
-      <w:r>
-        <w:t>如果我是你</w:t>
-      </w:r>
-    </w:p>
-    <w:p>
-      <w:r>
-        <w:t>本集义：如果我是你</w:t>
-      </w:r>
-    </w:p>
-    <w:p>
-      <w:r>
-        <w:t>用法：提建议的虚拟条件句；were 是常见标准形式。</w:t>
-      </w:r>
-    </w:p>
-    <w:p>
-      <w:r>
-        <w:t>1. If I were you, I'd get some sleep.</w:t>
-        <w:br/>
-        <w:t>如果我是你，我会睡一会儿。</w:t>
-      </w:r>
-    </w:p>
-    <w:p>
-      <w:r>
-        <w:t>2. I'd check the receipt if I were you.</w:t>
-        <w:br/>
-        <w:t>如果我是你，我会核对收据。</w:t>
-      </w:r>
-    </w:p>
-    <w:p>
-      <w:r>
-        <w:t>3. If I were you, I wouldn't rush the decision.</w:t>
-        <w:br/>
-        <w:t>如果我是你，我不会匆忙决定。</w:t>
-      </w:r>
-    </w:p>
-    <w:p>
-      <w:pPr>
-        <w:pStyle w:val="Heading2"/>
-      </w:pPr>
-      <w:r>
-        <w:t>06. obviously  ·  00:25:21</w:t>
-      </w:r>
-    </w:p>
-    <w:p>
-      <w:r>
-        <w:t>显然</w:t>
-      </w:r>
-    </w:p>
-    <w:p>
-      <w:r>
-        <w:t>本集义：显然</w:t>
-      </w:r>
-    </w:p>
-    <w:p>
-      <w:r>
-        <w:t>用法：表示说话者认为很清楚；对别人说 may 显得居高临下，谨慎用。</w:t>
-      </w:r>
-    </w:p>
-    <w:p>
-      <w:r>
-        <w:t>1. She was obviously tired after the journey.</w:t>
-        <w:br/>
-        <w:t>旅途结束后她显然很累。</w:t>
-      </w:r>
-    </w:p>
-    <w:p>
-      <w:r>
-        <w:t>2. Obviously, we'll refund the extra charge.</w:t>
-        <w:br/>
-        <w:t>当然，我们会退还多收的费用。</w:t>
-      </w:r>
-    </w:p>
-    <w:p>
-      <w:r>
-        <w:t>3. He obviously didn't see the message.</w:t>
-        <w:br/>
-        <w:t>他显然没看到消息。</w:t>
-      </w:r>
-    </w:p>
-    <w:p>
-      <w:pPr>
-        <w:pStyle w:val="Heading2"/>
-      </w:pPr>
-      <w:r>
-        <w:t>07. just in case  ·  00:31:10</w:t>
-      </w:r>
-    </w:p>
-    <w:p>
-      <w:r>
-        <w:t>以防万一</w:t>
-      </w:r>
-    </w:p>
-    <w:p>
-      <w:r>
-        <w:t>本集义：以防万一</w:t>
-      </w:r>
-    </w:p>
-    <w:p>
-      <w:r>
-        <w:t>用法：可独立使用，也可接从句；不等同于 if。</w:t>
-      </w:r>
-    </w:p>
-    <w:p>
-      <w:r>
-        <w:t>1. Take a jacket, just in case.</w:t>
-        <w:br/>
-        <w:t>带件外套，以防万一。</w:t>
-      </w:r>
-    </w:p>
-    <w:p>
-      <w:r>
-        <w:t>2. I'll save another copy just in case.</w:t>
-        <w:br/>
-        <w:t>我会再存一份，以防万一。</w:t>
-      </w:r>
-    </w:p>
-    <w:p>
-      <w:r>
-        <w:t>3. Bring some cash just in case the card reader fails.</w:t>
-        <w:br/>
-        <w:t>带点现金，以防刷卡机坏了。</w:t>
-      </w:r>
-    </w:p>
-    <w:p>
-      <w:pPr>
-        <w:pStyle w:val="Heading2"/>
-      </w:pPr>
-      <w:r>
-        <w:t>08. as well  ·  00:31:59</w:t>
-      </w:r>
-    </w:p>
-    <w:p>
-      <w:r>
-        <w:t>也；还</w:t>
-      </w:r>
-    </w:p>
-    <w:p>
-      <w:r>
-        <w:t>本集义：也；还</w:t>
-      </w:r>
-    </w:p>
-    <w:p>
-      <w:r>
-        <w:t>用法：通常放句尾；as well as 用于连接两个成分。</w:t>
-      </w:r>
-    </w:p>
-    <w:p>
-      <w:r>
-        <w:t>1. Could I have some water as well?</w:t>
-        <w:br/>
-        <w:t>我也能要点水吗？</w:t>
-      </w:r>
-    </w:p>
-    <w:p>
-      <w:r>
-        <w:t>2. She speaks Spanish as well.</w:t>
-        <w:br/>
-        <w:t>她也说西班牙语。</w:t>
-      </w:r>
-    </w:p>
-    <w:p>
-      <w:r>
-        <w:t>3. We need chairs and a table as well.</w:t>
-        <w:br/>
-        <w:t>我们需要椅子，还需要一张桌子。</w:t>
-      </w:r>
-    </w:p>
-    <w:p>
-      <w:pPr>
-        <w:pStyle w:val="Heading2"/>
-      </w:pPr>
-      <w:r>
-        <w:t>09. are you kidding  ·  00:32:10</w:t>
-      </w:r>
-    </w:p>
-    <w:p>
-      <w:r>
-        <w:t>你开玩笑吗</w:t>
-      </w:r>
-    </w:p>
-    <w:p>
-      <w:r>
-        <w:t>本集义：你开玩笑吗</w:t>
-      </w:r>
-    </w:p>
-    <w:p>
-      <w:r>
-        <w:t>用法：可表达惊讶或强烈反对；比温和求证更有情绪。</w:t>
-      </w:r>
-    </w:p>
-    <w:p>
-      <w:r>
-        <w:t>1. Are you kidding? That's a great price.</w:t>
-        <w:br/>
-        <w:t>你开玩笑吗？这价格很划算。</w:t>
-      </w:r>
-    </w:p>
-    <w:p>
-      <w:r>
-        <w:t>2. Are you kidding me? Another delay?</w:t>
-        <w:br/>
-        <w:t>不是吧，又延误？</w:t>
-      </w:r>
-    </w:p>
-    <w:p>
-      <w:r>
-        <w:t>3. You want to walk in this rain? Are you kidding?</w:t>
-        <w:br/>
-        <w:t>你想冒这雨走路？你认真的吗？</w:t>
-      </w:r>
-    </w:p>
-    <w:p>
-      <w:pPr>
-        <w:pStyle w:val="Heading2"/>
-      </w:pPr>
-      <w:r>
-        <w:t>10. public defender  ·  00:34:45</w:t>
-      </w:r>
-    </w:p>
-    <w:p>
-      <w:r>
-        <w:t>公设辩护律师</w:t>
-      </w:r>
-    </w:p>
-    <w:p>
-      <w:r>
-        <w:t>本集义：公设辩护律师</w:t>
-      </w:r>
-    </w:p>
-    <w:p>
-      <w:r>
-        <w:t>用法：美国语境常指为符合条件、无力聘律师的被告提供辩护的律师。</w:t>
-      </w:r>
-    </w:p>
-    <w:p>
-      <w:r>
-        <w:t>1. A public defender represented the defendant.</w:t>
-        <w:br/>
-        <w:t>一名公设辩护律师代表被告。</w:t>
-      </w:r>
-    </w:p>
-    <w:p>
-      <w:r>
-        <w:t>2. She works as a public defender.</w:t>
-        <w:br/>
-        <w:t>她担任公设辩护律师。</w:t>
-      </w:r>
-    </w:p>
-    <w:p>
-      <w:r>
-        <w:t>3. The public defender asked for more time to prepare.</w:t>
-        <w:br/>
-        <w:t>公设辩护律师申请更多准备时间。</w:t>
-      </w:r>
-    </w:p>
-    <w:p>
-      <w:pPr>
-        <w:pStyle w:val="Heading2"/>
-      </w:pPr>
-      <w:r>
-        <w:t>汉译英练习</w:t>
-      </w:r>
-    </w:p>
-    <w:p>
-      <w:r>
-        <w:t>1. 我以为他会取消，但他最后还是来了。</w:t>
-      </w:r>
-    </w:p>
-    <w:p>
-      <w:r>
-        <w:t>2. 如果我是你，我会核对收据。</w:t>
-      </w:r>
-    </w:p>
-    <w:p>
-      <w:r>
-        <w:t>3. 不是吧，又延误？</w:t>
-      </w:r>
-    </w:p>
-    <w:p>
-      <w:r>
-        <w:t>口头输出：任选三个表达，说一段 30—60 秒的个人经历。</w:t>
-      </w:r>
-    </w:p>
-    <w:p>
-      <w:pPr>
-        <w:pStyle w:val="Heading3"/>
-      </w:pPr>
-      <w:r>
-        <w:t>参考答案</w:t>
-      </w:r>
-    </w:p>
-    <w:p>
-      <w:r>
-        <w:t>1. I thought he'd cancel, but he came after all.  [after all]</w:t>
-      </w:r>
-    </w:p>
-    <w:p>
-      <w:r>
-        <w:t>2. I'd check the receipt if I were you.  [if I were you]</w:t>
-      </w:r>
-    </w:p>
-    <w:p>
-      <w:r>
-        <w:t>3. Are you kidding me? Another delay?  [are you kidding]</w:t>
-      </w:r>
-    </w:p>
-    <w:p>
-      <w:r>
-        <w:br w:type="page"/>
-      </w:r>
-    </w:p>
-    <w:p>
-      <w:pPr>
-        <w:pStyle w:val="Heading1"/>
-      </w:pPr>
-      <w:r>
-        <w:t>S01E05  Alpine Shepherd Boy</w:t>
-      </w:r>
-    </w:p>
-    <w:p>
-      <w:hyperlink r:id="rId9">
-        <w:r>
-          <w:rPr>
-            <w:color w:val="245E4D"/>
-          </w:rPr>
-          <w:t>本季字幕来源</w:t>
-        </w:r>
-      </w:hyperlink>
-    </w:p>
-    <w:p>
-      <w:pPr>
-        <w:pStyle w:val="Heading2"/>
-      </w:pPr>
-      <w:r>
-        <w:t>01. ought to  ·  00:05:36</w:t>
-      </w:r>
-    </w:p>
-    <w:p>
-      <w:r>
-        <w:t>应该；理应</w:t>
-      </w:r>
-    </w:p>
-    <w:p>
-      <w:r>
-        <w:t>本集义：应该；理应</w:t>
-      </w:r>
-    </w:p>
-    <w:p>
-      <w:r>
-        <w:t>用法：后接原形；常表示建议或合理预期，略比 should 正式。</w:t>
-      </w:r>
-    </w:p>
-    <w:p>
-      <w:r>
-        <w:t>1. You ought to get some rest.</w:t>
-        <w:br/>
-        <w:t>你应该休息一下。</w:t>
-      </w:r>
-    </w:p>
-    <w:p>
-      <w:r>
-        <w:t>2. We ought to tell her before Friday.</w:t>
-        <w:br/>
-        <w:t>我们应该在周五前告诉她。</w:t>
-      </w:r>
-    </w:p>
-    <w:p>
-      <w:r>
-        <w:t>3. The package ought to arrive tomorrow.</w:t>
-        <w:br/>
-        <w:t>包裹按理明天会到。</w:t>
-      </w:r>
-    </w:p>
-    <w:p>
-      <w:pPr>
-        <w:pStyle w:val="Heading2"/>
-      </w:pPr>
-      <w:r>
-        <w:t>02. as long as  ·  00:15:39</w:t>
-      </w:r>
-    </w:p>
-    <w:p>
-      <w:r>
-        <w:t>只要；长达</w:t>
-      </w:r>
-    </w:p>
-    <w:p>
-      <w:r>
-        <w:t>本集义：只要满足后面的条件。</w:t>
-      </w:r>
-    </w:p>
-    <w:p>
-      <w:r>
-        <w:t>用法：条件义后接从句；也能比较时间长度，需看语境。</w:t>
-      </w:r>
-    </w:p>
-    <w:p>
-      <w:r>
-        <w:t>1. You can borrow it as long as you return it tonight.</w:t>
-        <w:br/>
-        <w:t>只要今晚归还，你就可以借。</w:t>
-      </w:r>
-    </w:p>
-    <w:p>
-      <w:r>
-        <w:t>2. I'm happy as long as everyone is safe.</w:t>
-        <w:br/>
-        <w:t>只要大家安全，我就放心。</w:t>
-      </w:r>
-    </w:p>
-    <w:p>
-      <w:r>
-        <w:t>3. The wait can be as long as two hours.</w:t>
-        <w:br/>
-        <w:t>等待时间可能长达两小时。</w:t>
-      </w:r>
-    </w:p>
-    <w:p>
-      <w:pPr>
-        <w:pStyle w:val="Heading2"/>
-      </w:pPr>
-      <w:r>
-        <w:t>03. no matter what  ·  00:15:55</w:t>
-      </w:r>
-    </w:p>
-    <w:p>
-      <w:r>
-        <w:t>无论如何；不管发生什么</w:t>
-      </w:r>
-    </w:p>
-    <w:p>
-      <w:r>
-        <w:t>本集义：无论如何；不管发生什么</w:t>
-      </w:r>
-    </w:p>
-    <w:p>
-      <w:r>
-        <w:t>用法：常修饰承诺或坚持；也可接更完整从句。</w:t>
-      </w:r>
-    </w:p>
-    <w:p>
-      <w:r>
-        <w:t>1. I'll support you no matter what.</w:t>
-        <w:br/>
-        <w:t>无论如何我都会支持你。</w:t>
-      </w:r>
-    </w:p>
-    <w:p>
-      <w:r>
-        <w:t>2. No matter what happens, call me first.</w:t>
-        <w:br/>
-        <w:t>不管发生什么，先给我打电话。</w:t>
-      </w:r>
-    </w:p>
-    <w:p>
-      <w:r>
-        <w:t>3. She keeps practicing no matter what.</w:t>
-        <w:br/>
-        <w:t>无论如何她都会坚持练习。</w:t>
-      </w:r>
-    </w:p>
-    <w:p>
-      <w:pPr>
-        <w:pStyle w:val="Heading2"/>
-      </w:pPr>
-      <w:r>
-        <w:t>04. bring up  ·  00:16:50</w:t>
-      </w:r>
-    </w:p>
-    <w:p>
-      <w:r>
-        <w:t>提起；养育</w:t>
-      </w:r>
-    </w:p>
-    <w:p>
-      <w:r>
-        <w:t>本集义：提起；养育</w:t>
-      </w:r>
-    </w:p>
-    <w:p>
-      <w:r>
-        <w:t>用法：讨论语境通常指提起话题；bring a child up 指养育孩子。</w:t>
-      </w:r>
-    </w:p>
-    <w:p>
-      <w:r>
-        <w:t>1. I'll bring up the budget at the meeting.</w:t>
-        <w:br/>
-        <w:t>我会在会上提到预算。</w:t>
-      </w:r>
-    </w:p>
-    <w:p>
-      <w:r>
-        <w:t>2. Please don't bring that up at dinner.</w:t>
-        <w:br/>
-        <w:t>晚饭时请别提那件事。</w:t>
-      </w:r>
-    </w:p>
-    <w:p>
-      <w:r>
-        <w:t>3. She was brought up by her grandparents.</w:t>
-        <w:br/>
-        <w:t>她由祖父母抚养长大。</w:t>
-      </w:r>
-    </w:p>
-    <w:p>
-      <w:pPr>
-        <w:pStyle w:val="Heading2"/>
-      </w:pPr>
-      <w:r>
-        <w:t>05. I can't help  ·  00:18:02</w:t>
-      </w:r>
-    </w:p>
-    <w:p>
-      <w:r>
-        <w:t>我忍不住；我没办法帮忙</w:t>
-      </w:r>
-    </w:p>
-    <w:p>
-      <w:r>
-        <w:t>本集义：忍不住、不禁；本集使用动名词或 can't help but＋原形结构。</w:t>
-      </w:r>
-    </w:p>
-    <w:p>
-      <w:r>
-        <w:t>用法：can't help＋动名词表示忍不住；can't help you 指无法帮你。 can't help but＋动词原形也表示忍不住。</w:t>
-      </w:r>
-    </w:p>
-    <w:p>
-      <w:r>
-        <w:t>1. I can't help laughing at that photo.</w:t>
-        <w:br/>
-        <w:t>看到那张照片我就忍不住笑。</w:t>
-      </w:r>
-    </w:p>
-    <w:p>
-      <w:r>
-        <w:t>2. I can't help wondering what happened.</w:t>
-        <w:br/>
-        <w:t>我忍不住想知道发生了什么。</w:t>
-      </w:r>
-    </w:p>
-    <w:p>
-      <w:r>
-        <w:t>3. I'm sorry, but I can't help with the move today.</w:t>
-        <w:br/>
-        <w:t>抱歉，今天我没法帮你搬家。</w:t>
-      </w:r>
-    </w:p>
-    <w:p>
-      <w:pPr>
-        <w:pStyle w:val="Heading2"/>
-      </w:pPr>
-      <w:r>
-        <w:t>06. make a living  ·  00:18:55</w:t>
-      </w:r>
-    </w:p>
-    <w:p>
-      <w:r>
-        <w:t>谋生</w:t>
-      </w:r>
-    </w:p>
-    <w:p>
-      <w:r>
-        <w:t>本集义：谋生</w:t>
-      </w:r>
-    </w:p>
-    <w:p>
-      <w:r>
-        <w:t>用法：常接 by＋动名词或 as＋职业。</w:t>
-      </w:r>
-    </w:p>
-    <w:p>
-      <w:r>
-        <w:t>1. She makes a living as a translator.</w:t>
-        <w:br/>
-        <w:t>她靠做翻译谋生。</w:t>
-      </w:r>
-    </w:p>
-    <w:p>
-      <w:r>
-        <w:t>2. Can you make a living selling handmade bags?</w:t>
-        <w:br/>
-        <w:t>卖手工包能维持生计吗？</w:t>
-      </w:r>
-    </w:p>
-    <w:p>
-      <w:r>
-        <w:t>3. He makes a living by teaching online.</w:t>
-        <w:br/>
-        <w:t>他靠网上授课谋生。</w:t>
-      </w:r>
-    </w:p>
-    <w:p>
-      <w:pPr>
-        <w:pStyle w:val="Heading2"/>
-      </w:pPr>
-      <w:r>
-        <w:t>07. deal with  ·  00:19:25</w:t>
-      </w:r>
-    </w:p>
-    <w:p>
-      <w:r>
-        <w:t>处理；应对；与某人打交道</w:t>
-      </w:r>
-    </w:p>
-    <w:p>
-      <w:r>
-        <w:t>本集义：处理；应对；与某人打交道</w:t>
-      </w:r>
-    </w:p>
-    <w:p>
-      <w:r>
-        <w:t>用法：deal 的过去式为 dealt；通常接问题、人或局面。</w:t>
-      </w:r>
-    </w:p>
-    <w:p>
-      <w:r>
-        <w:t>1. I'll deal with the dishes after dinner.</w:t>
-        <w:br/>
-        <w:t>饭后我来收拾碗筷。</w:t>
-      </w:r>
-    </w:p>
-    <w:p>
-      <w:r>
-        <w:t>2. We need a better way to deal with complaints.</w:t>
-        <w:br/>
-        <w:t>我们需要更好的投诉处理方式。</w:t>
-      </w:r>
-    </w:p>
-    <w:p>
-      <w:r>
-        <w:t>3. How do you deal with stress?</w:t>
-        <w:br/>
-        <w:t>你如何应对压力？</w:t>
-      </w:r>
-    </w:p>
-    <w:p>
-      <w:pPr>
-        <w:pStyle w:val="Heading2"/>
-      </w:pPr>
-      <w:r>
-        <w:t>08. calm down  ·  00:21:21</w:t>
-      </w:r>
-    </w:p>
-    <w:p>
-      <w:r>
-        <w:t>冷静下来</w:t>
-      </w:r>
-    </w:p>
-    <w:p>
-      <w:r>
-        <w:t>本集义：冷静下来</w:t>
-      </w:r>
-    </w:p>
-    <w:p>
-      <w:r>
-        <w:t>用法：对情绪激动的人直接命令可能让对方更不悦；可改 Let's take a moment。</w:t>
-      </w:r>
-    </w:p>
-    <w:p>
-      <w:r>
-        <w:t>1. I took a walk to calm down.</w:t>
-        <w:br/>
-        <w:t>我散步让自己冷静下来。</w:t>
-      </w:r>
-    </w:p>
-    <w:p>
-      <w:r>
-        <w:t>2. Let's calm down and read the message again.</w:t>
-        <w:br/>
-        <w:t>我们冷静下来，再读一遍消息。</w:t>
-      </w:r>
-    </w:p>
-    <w:p>
-      <w:r>
-        <w:t>3. She helped the child calm down.</w:t>
-        <w:br/>
-        <w:t>她帮助孩子平静下来。</w:t>
-      </w:r>
-    </w:p>
-    <w:p>
-      <w:pPr>
-        <w:pStyle w:val="Heading2"/>
-      </w:pPr>
-      <w:r>
-        <w:t>09. hang on  ·  00:21:51</w:t>
-      </w:r>
-    </w:p>
-    <w:p>
-      <w:r>
-        <w:t>等一下；抓紧</w:t>
-      </w:r>
-    </w:p>
-    <w:p>
-      <w:r>
-        <w:t>本集义：等一下；抓紧</w:t>
-      </w:r>
-    </w:p>
-    <w:p>
-      <w:r>
-        <w:t>用法：口语，也可用于打电话让对方稍等。</w:t>
-      </w:r>
-    </w:p>
-    <w:p>
-      <w:r>
-        <w:t>1. Hang on, I need my glasses.</w:t>
-        <w:br/>
-        <w:t>等一下，我得拿眼镜。</w:t>
-      </w:r>
-    </w:p>
-    <w:p>
-      <w:r>
-        <w:t>2. Can you hang on for a minute?</w:t>
-        <w:br/>
-        <w:t>你能稍等一分钟吗？</w:t>
-      </w:r>
-    </w:p>
-    <w:p>
-      <w:r>
-        <w:t>3. Hang on to the rail while the bus moves.</w:t>
-        <w:br/>
-        <w:t>公交行驶时抓紧扶手。</w:t>
-      </w:r>
-    </w:p>
-    <w:p>
-      <w:pPr>
-        <w:pStyle w:val="Heading2"/>
-      </w:pPr>
-      <w:r>
-        <w:t>10. put together  ·  00:27:17</w:t>
-      </w:r>
-    </w:p>
-    <w:p>
-      <w:r>
-        <w:t>组装；整理；凑成</w:t>
-      </w:r>
-    </w:p>
-    <w:p>
-      <w:r>
-        <w:t>本集义：组装；整理；凑成</w:t>
-      </w:r>
-    </w:p>
-    <w:p>
-      <w:r>
-        <w:t>用法：后接物品、报告、团队等；代词放中间。</w:t>
-      </w:r>
-    </w:p>
-    <w:p>
-      <w:r>
-        <w:t>1. We put together the shelf in an hour.</w:t>
-        <w:br/>
-        <w:t>我们一小时就把架子装好了。</w:t>
-      </w:r>
-    </w:p>
-    <w:p>
-      <w:r>
-        <w:t>2. I'll put together a short agenda.</w:t>
-        <w:br/>
-        <w:t>我会整理一份简短议程。</w:t>
-      </w:r>
-    </w:p>
-    <w:p>
-      <w:r>
-        <w:t>3. Can you put a small team together?</w:t>
-        <w:br/>
-        <w:t>你能组建一个小团队吗？</w:t>
-      </w:r>
-    </w:p>
-    <w:p>
-      <w:pPr>
-        <w:pStyle w:val="Heading2"/>
-      </w:pPr>
-      <w:r>
-        <w:t>汉译英练习</w:t>
-      </w:r>
-    </w:p>
-    <w:p>
-      <w:r>
-        <w:t>1. 我们应该在周五前告诉她。</w:t>
-      </w:r>
-    </w:p>
-    <w:p>
-      <w:r>
-        <w:t>2. 我忍不住想知道发生了什么。</w:t>
-      </w:r>
-    </w:p>
-    <w:p>
-      <w:r>
-        <w:t>3. 你能稍等一分钟吗？</w:t>
-      </w:r>
-    </w:p>
-    <w:p>
-      <w:r>
-        <w:t>口头输出：任选三个表达，说一段 30—60 秒的个人经历。</w:t>
-      </w:r>
-    </w:p>
-    <w:p>
-      <w:pPr>
-        <w:pStyle w:val="Heading3"/>
-      </w:pPr>
-      <w:r>
-        <w:t>参考答案</w:t>
-      </w:r>
-    </w:p>
-    <w:p>
-      <w:r>
-        <w:t>1. We ought to tell her before Friday.  [ought to]</w:t>
-      </w:r>
-    </w:p>
-    <w:p>
-      <w:r>
-        <w:t>2. I can't help wondering what happened.  [I can't help]</w:t>
-      </w:r>
-    </w:p>
-    <w:p>
-      <w:r>
-        <w:t>3. Can you hang on for a minute?  [hang on]</w:t>
-      </w:r>
-    </w:p>
-    <w:p>
-      <w:r>
-        <w:br w:type="page"/>
-      </w:r>
-    </w:p>
-    <w:p>
-      <w:pPr>
-        <w:pStyle w:val="Heading1"/>
-      </w:pPr>
-      <w:r>
-        <w:t>S01E06  Five-O</w:t>
-      </w:r>
-    </w:p>
-    <w:p>
-      <w:hyperlink r:id="rId9">
-        <w:r>
-          <w:rPr>
-            <w:color w:val="245E4D"/>
-          </w:rPr>
-          <w:t>本季字幕来源</w:t>
-        </w:r>
-      </w:hyperlink>
-    </w:p>
-    <w:p>
-      <w:pPr>
-        <w:pStyle w:val="Heading2"/>
-      </w:pPr>
-      <w:r>
-        <w:t>01. move on  ·  00:05:57</w:t>
-      </w:r>
-    </w:p>
-    <w:p>
-      <w:r>
-        <w:t>继续前进；转到下一件事；走出过去</w:t>
-      </w:r>
-    </w:p>
-    <w:p>
-      <w:r>
-        <w:t>本集义：继续前进；转到下一件事；走出过去</w:t>
-      </w:r>
-    </w:p>
-    <w:p>
-      <w:r>
-        <w:t>用法：可接 to＋下一话题；对悲伤者直接说可能显得冷漠。</w:t>
-      </w:r>
-    </w:p>
-    <w:p>
-      <w:r>
-        <w:t>1. Let's move on to the next question.</w:t>
-        <w:br/>
-        <w:t>我们来看下一个问题。</w:t>
-      </w:r>
-    </w:p>
-    <w:p>
-      <w:r>
-        <w:t>2. It took her time to move on.</w:t>
-        <w:br/>
-        <w:t>她花了一段时间才走出来。</w:t>
-      </w:r>
-    </w:p>
-    <w:p>
-      <w:r>
-        <w:t>3. We can learn from the mistake and move on.</w:t>
-        <w:br/>
-        <w:t>我们可以吸取教训，继续前进。</w:t>
-      </w:r>
-    </w:p>
-    <w:p>
-      <w:pPr>
-        <w:pStyle w:val="Heading2"/>
-      </w:pPr>
-      <w:r>
-        <w:t>02. what's going on  ·  00:07:54</w:t>
-      </w:r>
-    </w:p>
-    <w:p>
-      <w:r>
-        <w:t>发生什么了；情况怎么样</w:t>
-      </w:r>
-    </w:p>
-    <w:p>
-      <w:r>
-        <w:t>本集义：发生什么了；情况怎么样</w:t>
-      </w:r>
-    </w:p>
-    <w:p>
-      <w:r>
-        <w:t>用法：口语询问当前情况；语调可从关心变成质问。</w:t>
-      </w:r>
-    </w:p>
-    <w:p>
-      <w:r>
-        <w:t>1. What's going on outside?</w:t>
-        <w:br/>
-        <w:t>外面发生什么了？</w:t>
-      </w:r>
-    </w:p>
-    <w:p>
-      <w:r>
-        <w:t>2. You've been quiet. What's going on?</w:t>
-        <w:br/>
-        <w:t>你一直很安静，怎么了？</w:t>
-      </w:r>
-    </w:p>
-    <w:p>
-      <w:r>
-        <w:t>3. Can someone explain what's going on?</w:t>
-        <w:br/>
-        <w:t>有人能解释一下现在是什么情况吗？</w:t>
-      </w:r>
-    </w:p>
-    <w:p>
-      <w:pPr>
-        <w:pStyle w:val="Heading2"/>
-      </w:pPr>
-      <w:r>
-        <w:t>03. keep an eye  ·  00:09:46</w:t>
-      </w:r>
-    </w:p>
-    <w:p>
-      <w:r>
-        <w:t>留意；照看</w:t>
-      </w:r>
-    </w:p>
-    <w:p>
-      <w:r>
-        <w:t>本集义：留意；照看</w:t>
-      </w:r>
-    </w:p>
-    <w:p>
-      <w:r>
-        <w:t>用法：完整搭配 keep an eye on＋对象，不能漏掉 on。</w:t>
-      </w:r>
-    </w:p>
-    <w:p>
-      <w:r>
-        <w:t>1. Can you keep an eye on my bag?</w:t>
-        <w:br/>
-        <w:t>你能帮我看着包吗？</w:t>
-      </w:r>
-    </w:p>
-    <w:p>
-      <w:r>
-        <w:t>2. I'll keep an eye on the delivery status.</w:t>
-        <w:br/>
-        <w:t>我会留意配送状态。</w:t>
-      </w:r>
-    </w:p>
-    <w:p>
-      <w:r>
-        <w:t>3. Keep an eye on the soup so it doesn't boil over.</w:t>
-        <w:br/>
-        <w:t>看着点汤，别让它溢出来。</w:t>
-      </w:r>
-    </w:p>
-    <w:p>
-      <w:pPr>
-        <w:pStyle w:val="Heading2"/>
-      </w:pPr>
-      <w:r>
-        <w:t>04. take it easy  ·  00:11:10</w:t>
-      </w:r>
-    </w:p>
-    <w:p>
-      <w:r>
-        <w:t>放松点；别太累；慢慢来</w:t>
-      </w:r>
-    </w:p>
-    <w:p>
-      <w:r>
-        <w:t>本集义：放松点；别太累；慢慢来</w:t>
-      </w:r>
-    </w:p>
-    <w:p>
-      <w:r>
-        <w:t>用法：非正式，可用于安慰、劝休息或道别。</w:t>
-      </w:r>
-    </w:p>
-    <w:p>
-      <w:r>
-        <w:t>1. Take it easy. We still have time.</w:t>
-        <w:br/>
-        <w:t>放松点，我们还有时间。</w:t>
-      </w:r>
-    </w:p>
-    <w:p>
-      <w:r>
-        <w:t>2. The doctor told me to take it easy for a few days.</w:t>
-        <w:br/>
-        <w:t>医生让我休息几天。</w:t>
-      </w:r>
-    </w:p>
-    <w:p>
-      <w:r>
-        <w:t>3. See you tomorrow. Take it easy.</w:t>
-        <w:br/>
-        <w:t>明天见，保重。</w:t>
-      </w:r>
-    </w:p>
-    <w:p>
-      <w:pPr>
-        <w:pStyle w:val="Heading2"/>
-      </w:pPr>
-      <w:r>
-        <w:t>05. on the house  ·  00:11:53</w:t>
-      </w:r>
-    </w:p>
-    <w:p>
-      <w:r>
-        <w:t>由店家免费提供</w:t>
-      </w:r>
-    </w:p>
-    <w:p>
-      <w:r>
-        <w:t>本集义：由店家免费提供</w:t>
-      </w:r>
-    </w:p>
-    <w:p>
-      <w:r>
-        <w:t>用法：常见于餐饮；不是说房子上面。</w:t>
-      </w:r>
-    </w:p>
-    <w:p>
-      <w:r>
-        <w:t>1. Dessert is on the house tonight.</w:t>
-        <w:br/>
-        <w:t>今晚甜点免费赠送。</w:t>
-      </w:r>
-    </w:p>
-    <w:p>
-      <w:r>
-        <w:t>2. The manager gave us coffee on the house.</w:t>
-        <w:br/>
-        <w:t>经理免费请我们喝咖啡。</w:t>
-      </w:r>
-    </w:p>
-    <w:p>
-      <w:r>
-        <w:t>3. Is the refill on the house?</w:t>
-        <w:br/>
-        <w:t>续杯是免费的吗？</w:t>
-      </w:r>
-    </w:p>
-    <w:p>
-      <w:pPr>
-        <w:pStyle w:val="Heading2"/>
-      </w:pPr>
-      <w:r>
-        <w:t>06. assault  ·  00:14:48</w:t>
-      </w:r>
-    </w:p>
-    <w:p>
-      <w:r>
-        <w:t>袭击；人身攻击</w:t>
-      </w:r>
-    </w:p>
-    <w:p>
-      <w:r>
-        <w:t>本集义：袭击；人身攻击</w:t>
-      </w:r>
-    </w:p>
-    <w:p>
-      <w:r>
-        <w:t>用法：日常义较宽；具体法律构成因辖区不同，不与 battery 简单等同。</w:t>
-      </w:r>
-    </w:p>
-    <w:p>
-      <w:r>
-        <w:t>1. The police investigated the alleged assault.</w:t>
-        <w:br/>
-        <w:t>警方调查了涉嫌袭击事件。</w:t>
-      </w:r>
-    </w:p>
-    <w:p>
-      <w:r>
-        <w:t>2. The witness described an assault near the station.</w:t>
-        <w:br/>
-        <w:t>证人描述了车站附近的一起袭击。</w:t>
-      </w:r>
-    </w:p>
-    <w:p>
-      <w:r>
-        <w:t>3. The lawyer reviewed the assault charge.</w:t>
-        <w:br/>
-        <w:t>律师审查了袭击指控。</w:t>
-      </w:r>
-    </w:p>
-    <w:p>
-      <w:pPr>
-        <w:pStyle w:val="Heading2"/>
-      </w:pPr>
-      <w:r>
-        <w:t>07. believe it or not  ·  00:16:34</w:t>
-      </w:r>
-    </w:p>
-    <w:p>
-      <w:r>
-        <w:t>信不信由你</w:t>
-      </w:r>
-    </w:p>
-    <w:p>
-      <w:r>
-        <w:t>本集义：信不信由你</w:t>
-      </w:r>
-    </w:p>
-    <w:p>
-      <w:r>
-        <w:t>用法：引出令人惊讶但说话者认为真实的信息。</w:t>
-      </w:r>
-    </w:p>
-    <w:p>
-      <w:r>
-        <w:t>1. Believe it or not, I used to hate coffee.</w:t>
-        <w:br/>
-        <w:t>信不信由你，我以前讨厌咖啡。</w:t>
-      </w:r>
-    </w:p>
-    <w:p>
-      <w:r>
-        <w:t>2. Believe it or not, the whole trip cost very little.</w:t>
-        <w:br/>
-        <w:t>信不信由你，整个旅行没花多少钱。</w:t>
-      </w:r>
-    </w:p>
-    <w:p>
-      <w:r>
-        <w:t>3. That tiny room was once a kitchen, believe it or not.</w:t>
-        <w:br/>
-        <w:t>信不信由你，那个小房间以前是厨房。</w:t>
-      </w:r>
-    </w:p>
-    <w:p>
-      <w:pPr>
-        <w:pStyle w:val="Heading2"/>
-      </w:pPr>
-      <w:r>
-        <w:t>08. unfortunately  ·  00:17:18</w:t>
-      </w:r>
-    </w:p>
-    <w:p>
-      <w:r>
-        <w:t>遗憾的是；不幸的是</w:t>
-      </w:r>
-    </w:p>
-    <w:p>
-      <w:r>
-        <w:t>本集义：遗憾的是；不幸的是</w:t>
-      </w:r>
-    </w:p>
-    <w:p>
-      <w:r>
-        <w:t>用法：常用于礼貌引出坏消息；可置于句首。</w:t>
-      </w:r>
-    </w:p>
-    <w:p>
-      <w:r>
-        <w:t>1. Unfortunately, the class is full.</w:t>
-        <w:br/>
-        <w:t>遗憾的是，这个班已满员。</w:t>
-      </w:r>
-    </w:p>
-    <w:p>
-      <w:r>
-        <w:t>2. The tickets have sold out, unfortunately.</w:t>
-        <w:br/>
-        <w:t>很遗憾，票已售罄。</w:t>
-      </w:r>
-    </w:p>
-    <w:p>
-      <w:r>
-        <w:t>3. Unfortunately, I won't be able to attend.</w:t>
-        <w:br/>
-        <w:t>很遗憾，我无法参加。</w:t>
-      </w:r>
-    </w:p>
-    <w:p>
-      <w:pPr>
-        <w:pStyle w:val="Heading2"/>
-      </w:pPr>
-      <w:r>
-        <w:t>09. even though  ·  00:19:24</w:t>
-      </w:r>
-    </w:p>
-    <w:p>
-      <w:r>
-        <w:t>尽管；虽然</w:t>
-      </w:r>
-    </w:p>
-    <w:p>
-      <w:r>
-        <w:t>本集义：尽管；虽然</w:t>
-      </w:r>
-    </w:p>
-    <w:p>
-      <w:r>
-        <w:t>用法：引出通常被当作事实的让步条件。</w:t>
-      </w:r>
-    </w:p>
-    <w:p>
-      <w:r>
-        <w:t>1. I went for a walk even though it was raining.</w:t>
-        <w:br/>
-        <w:t>虽然下着雨，我还是去散步了。</w:t>
-      </w:r>
-    </w:p>
-    <w:p>
-      <w:r>
-        <w:t>2. She helped even though she was busy.</w:t>
-        <w:br/>
-        <w:t>虽然很忙，她还是帮了忙。</w:t>
-      </w:r>
-    </w:p>
-    <w:p>
-      <w:r>
-        <w:t>3. Even though it's small, the room feels bright.</w:t>
-        <w:br/>
-        <w:t>虽然房间小，但感觉很明亮。</w:t>
-      </w:r>
-    </w:p>
-    <w:p>
-      <w:pPr>
-        <w:pStyle w:val="Heading2"/>
-      </w:pPr>
-      <w:r>
-        <w:t>10. what if  ·  00:22:52</w:t>
-      </w:r>
-    </w:p>
-    <w:p>
-      <w:r>
-        <w:t>如果……会怎样</w:t>
-      </w:r>
-    </w:p>
-    <w:p>
-      <w:r>
-        <w:t>本集义：如果……会怎样</w:t>
-      </w:r>
-    </w:p>
-    <w:p>
-      <w:r>
-        <w:t>用法：既可表达担心，也可提出建议；后接完整从句。</w:t>
-      </w:r>
-    </w:p>
-    <w:p>
-      <w:r>
-        <w:t>1. What if we take the earlier train?</w:t>
-        <w:br/>
-        <w:t>如果我们坐早一班火车呢？</w:t>
-      </w:r>
-    </w:p>
-    <w:p>
-      <w:r>
-        <w:t>2. What if it rains during the picnic?</w:t>
-        <w:br/>
-        <w:t>野餐时下雨怎么办？</w:t>
-      </w:r>
-    </w:p>
-    <w:p>
-      <w:r>
-        <w:t>3. What if the client says yes?</w:t>
-        <w:br/>
-        <w:t>如果客户同意了呢？</w:t>
-      </w:r>
-    </w:p>
-    <w:p>
-      <w:pPr>
-        <w:pStyle w:val="Heading2"/>
-      </w:pPr>
-      <w:r>
-        <w:t>汉译英练习</w:t>
-      </w:r>
-    </w:p>
-    <w:p>
-      <w:r>
-        <w:t>1. 她花了一段时间才走出来。</w:t>
-      </w:r>
-    </w:p>
-    <w:p>
-      <w:r>
-        <w:t>2. 经理免费请我们喝咖啡。</w:t>
-      </w:r>
-    </w:p>
-    <w:p>
-      <w:r>
-        <w:t>3. 虽然很忙，她还是帮了忙。</w:t>
-      </w:r>
-    </w:p>
-    <w:p>
-      <w:r>
-        <w:t>口头输出：任选三个表达，说一段 30—60 秒的个人经历。</w:t>
-      </w:r>
-    </w:p>
-    <w:p>
-      <w:pPr>
-        <w:pStyle w:val="Heading3"/>
-      </w:pPr>
-      <w:r>
-        <w:t>参考答案</w:t>
-      </w:r>
-    </w:p>
-    <w:p>
-      <w:r>
-        <w:t>1. It took her time to move on.  [move on]</w:t>
-      </w:r>
-    </w:p>
-    <w:p>
-      <w:r>
-        <w:t>2. The manager gave us coffee on the house.  [on the house]</w:t>
-      </w:r>
-    </w:p>
-    <w:p>
-      <w:r>
-        <w:t>3. She helped even though she was busy.  [even though]</w:t>
-      </w:r>
-    </w:p>
-    <w:p>
-      <w:r>
-        <w:br w:type="page"/>
-      </w:r>
-    </w:p>
-    <w:p>
-      <w:pPr>
-        <w:pStyle w:val="Heading1"/>
-      </w:pPr>
-      <w:r>
-        <w:t>S01E07  Bingo</w:t>
-      </w:r>
-    </w:p>
-    <w:p>
-      <w:hyperlink r:id="rId9">
-        <w:r>
-          <w:rPr>
-            <w:color w:val="245E4D"/>
-          </w:rPr>
-          <w:t>本季字幕来源</w:t>
-        </w:r>
-      </w:hyperlink>
-    </w:p>
-    <w:p>
-      <w:pPr>
-        <w:pStyle w:val="Heading2"/>
-      </w:pPr>
-      <w:r>
-        <w:t>01. either way  ·  00:04:43</w:t>
-      </w:r>
-    </w:p>
-    <w:p>
-      <w:r>
-        <w:t>无论哪种情况；两种方式中的任一种</w:t>
-      </w:r>
-    </w:p>
-    <w:p>
-      <w:r>
-        <w:t>本集义：无论哪种情况；两种方式中的任一种</w:t>
-      </w:r>
-    </w:p>
-    <w:p>
-      <w:r>
-        <w:t>用法：常用于说明两种结果都不影响后续安排。</w:t>
-      </w:r>
-    </w:p>
-    <w:p>
-      <w:r>
-        <w:t>1. We can walk or take the bus. Either way, we'll be on time.</w:t>
-        <w:br/>
-        <w:t>我们可以走路或坐公交，都会准时。</w:t>
-      </w:r>
-    </w:p>
-    <w:p>
-      <w:r>
-        <w:t>2. Either way, I'll support your decision.</w:t>
-        <w:br/>
-        <w:t>无论如何我都会支持你的决定。</w:t>
-      </w:r>
-    </w:p>
-    <w:p>
-      <w:r>
-        <w:t>3. Let me know either way.</w:t>
-        <w:br/>
-        <w:t>不管决定是什么，都告诉我。</w:t>
-      </w:r>
-    </w:p>
-    <w:p>
-      <w:pPr>
-        <w:pStyle w:val="Heading2"/>
-      </w:pPr>
-      <w:r>
-        <w:t>02. you're kidding  ·  00:07:00</w:t>
-      </w:r>
-    </w:p>
-    <w:p>
-      <w:r>
-        <w:t>你在开玩笑吧</w:t>
-      </w:r>
-    </w:p>
-    <w:p>
-      <w:r>
-        <w:t>本集义：你在开玩笑吧</w:t>
-      </w:r>
-    </w:p>
-    <w:p>
-      <w:r>
-        <w:t>用法：口语表达惊讶；不一定真在指责对方骗人。</w:t>
-      </w:r>
-    </w:p>
-    <w:p>
-      <w:r>
-        <w:t>1. The tickets are free? You're kidding!</w:t>
-        <w:br/>
-        <w:t>票免费？你开玩笑吧！</w:t>
-      </w:r>
-    </w:p>
-    <w:p>
-      <w:r>
-        <w:t>2. You're kidding. You finished already?</w:t>
-        <w:br/>
-        <w:t>不会吧，你已经做完了？</w:t>
-      </w:r>
-    </w:p>
-    <w:p>
-      <w:r>
-        <w:t>3. Please tell me you're kidding.</w:t>
-        <w:br/>
-        <w:t>请告诉我你是在开玩笑。</w:t>
-      </w:r>
-    </w:p>
-    <w:p>
-      <w:pPr>
-        <w:pStyle w:val="Heading2"/>
-      </w:pPr>
-      <w:r>
-        <w:t>03. come up with  ·  00:16:37</w:t>
-      </w:r>
-    </w:p>
-    <w:p>
-      <w:r>
-        <w:t>想出；提出</w:t>
-      </w:r>
-    </w:p>
-    <w:p>
-      <w:r>
-        <w:t>本集义：想出；提出</w:t>
-      </w:r>
-    </w:p>
-    <w:p>
-      <w:r>
-        <w:t>用法：后接想法、方案或答案；也可指筹到钱等所需资源。</w:t>
-      </w:r>
-    </w:p>
-    <w:p>
-      <w:r>
-        <w:t>1. She came up with a great birthday idea.</w:t>
-        <w:br/>
-        <w:t>她想出了一个很棒的生日点子。</w:t>
-      </w:r>
-    </w:p>
-    <w:p>
-      <w:r>
-        <w:t>2. We need to come up with a realistic budget.</w:t>
-        <w:br/>
-        <w:t>我们得制定一个切实可行的预算。</w:t>
-      </w:r>
-    </w:p>
-    <w:p>
-      <w:r>
-        <w:t>3. Can you come up with another example?</w:t>
-        <w:br/>
-        <w:t>你能再想一个例子吗？</w:t>
-      </w:r>
-    </w:p>
-    <w:p>
-      <w:pPr>
-        <w:pStyle w:val="Heading2"/>
-      </w:pPr>
-      <w:r>
-        <w:t>04. under the circumstances  ·  00:16:39</w:t>
-      </w:r>
-    </w:p>
-    <w:p>
-      <w:r>
-        <w:t>在这种情况下</w:t>
-      </w:r>
-    </w:p>
-    <w:p>
-      <w:r>
-        <w:t>本集义：在这种情况下</w:t>
-      </w:r>
-    </w:p>
-    <w:p>
-      <w:r>
-        <w:t>用法：常用于解释为何某个选择算合理；较正式。</w:t>
-      </w:r>
-    </w:p>
-    <w:p>
-      <w:r>
-        <w:t>1. You did well under the circumstances.</w:t>
-        <w:br/>
-        <w:t>在这种情况下，你已经做得不错。</w:t>
-      </w:r>
-    </w:p>
-    <w:p>
-      <w:r>
-        <w:t>2. Under the circumstances, postponing seems sensible.</w:t>
-        <w:br/>
-        <w:t>在这种情况下，推迟似乎很合理。</w:t>
-      </w:r>
-    </w:p>
-    <w:p>
-      <w:r>
-        <w:t>3. What else could we do under the circumstances?</w:t>
-        <w:br/>
-        <w:t>在这种情况下，我们还能怎么办？</w:t>
-      </w:r>
-    </w:p>
-    <w:p>
-      <w:pPr>
-        <w:pStyle w:val="Heading2"/>
-      </w:pPr>
-      <w:r>
-        <w:t>05. instead of  ·  00:17:58</w:t>
-      </w:r>
-    </w:p>
-    <w:p>
-      <w:r>
-        <w:t>而不是；代替</w:t>
-      </w:r>
-    </w:p>
-    <w:p>
-      <w:r>
-        <w:t>本集义：而不是；代替</w:t>
-      </w:r>
-    </w:p>
-    <w:p>
-      <w:r>
-        <w:t>用法：of 是介词，后接名词或动名词。</w:t>
-      </w:r>
-    </w:p>
-    <w:p>
-      <w:r>
-        <w:t>1. Let's walk instead of driving.</w:t>
-        <w:br/>
-        <w:t>我们走路吧，不开车。</w:t>
-      </w:r>
-    </w:p>
-    <w:p>
-      <w:r>
-        <w:t>2. I ordered tea instead of coffee.</w:t>
-        <w:br/>
-        <w:t>我点了茶而不是咖啡。</w:t>
-      </w:r>
-    </w:p>
-    <w:p>
-      <w:r>
-        <w:t>3. Try asking instead of guessing.</w:t>
-        <w:br/>
-        <w:t>试着问问，而不是猜。</w:t>
-      </w:r>
-    </w:p>
-    <w:p>
-      <w:pPr>
-        <w:pStyle w:val="Heading2"/>
-      </w:pPr>
-      <w:r>
-        <w:t>06. plead guilty  ·  00:18:27</w:t>
-      </w:r>
-    </w:p>
-    <w:p>
-      <w:r>
-        <w:t>作有罪答辩；认罪</w:t>
-      </w:r>
-    </w:p>
-    <w:p>
-      <w:r>
-        <w:t>本集义：作有罪答辩；认罪</w:t>
-      </w:r>
-    </w:p>
-    <w:p>
-      <w:r>
-        <w:t>用法：plead 后可接 guilty 或 not guilty；区别于单纯承认某个事实。</w:t>
-      </w:r>
-    </w:p>
-    <w:p>
-      <w:r>
-        <w:t>1. The defendant chose to plead guilty.</w:t>
-        <w:br/>
-        <w:t>被告选择认罪。</w:t>
-      </w:r>
-    </w:p>
-    <w:p>
-      <w:r>
-        <w:t>2. She pleaded not guilty at the hearing.</w:t>
-        <w:br/>
-        <w:t>她在听证时作无罪答辩。</w:t>
-      </w:r>
-    </w:p>
-    <w:p>
-      <w:r>
-        <w:t>3. The lawyer explained what it meant to plead guilty.</w:t>
-        <w:br/>
-        <w:t>律师解释了认罪意味着什么。</w:t>
-      </w:r>
-    </w:p>
-    <w:p>
-      <w:pPr>
-        <w:pStyle w:val="Heading2"/>
-      </w:pPr>
-      <w:r>
-        <w:t>07. make a deal  ·  00:26:13</w:t>
-      </w:r>
-    </w:p>
-    <w:p>
-      <w:r>
-        <w:t>达成协议；做交易</w:t>
-      </w:r>
-    </w:p>
-    <w:p>
-      <w:r>
-        <w:t>本集义：达成协议；做交易</w:t>
-      </w:r>
-    </w:p>
-    <w:p>
-      <w:r>
-        <w:t>用法：常用 make a deal with＋某人；也可用于日常协商。</w:t>
-      </w:r>
-    </w:p>
-    <w:p>
-      <w:r>
-        <w:t>1. Let's make a deal: I'll cook, and you wash up.</w:t>
-        <w:br/>
-        <w:t>我们说好，我做饭，你洗碗。</w:t>
-      </w:r>
-    </w:p>
-    <w:p>
-      <w:r>
-        <w:t>2. They made a deal with a local supplier.</w:t>
-        <w:br/>
-        <w:t>他们与本地供应商达成了协议。</w:t>
-      </w:r>
-    </w:p>
-    <w:p>
-      <w:r>
-        <w:t>3. Can we make a deal on the delivery date?</w:t>
-        <w:br/>
-        <w:t>我们能就交货日期谈妥吗？</w:t>
-      </w:r>
-    </w:p>
-    <w:p>
-      <w:pPr>
-        <w:pStyle w:val="Heading2"/>
-      </w:pPr>
-      <w:r>
-        <w:t>08. bribe  ·  00:41:24</w:t>
-      </w:r>
-    </w:p>
-    <w:p>
-      <w:r>
-        <w:t>贿赂；贿赂物；行贿</w:t>
-      </w:r>
-    </w:p>
-    <w:p>
-      <w:r>
-        <w:t>本集义：贿赂；贿赂物；行贿</w:t>
-      </w:r>
-    </w:p>
-    <w:p>
-      <w:r>
-        <w:t>用法：可数名词或动词；不等于正常服务费或合法报酬。</w:t>
-      </w:r>
-    </w:p>
-    <w:p>
-      <w:r>
-        <w:t>1. The official refused the bribe.</w:t>
-        <w:br/>
-        <w:t>那名官员拒绝了贿赂。</w:t>
-      </w:r>
-    </w:p>
-    <w:p>
-      <w:r>
-        <w:t>2. The employee was accused of accepting a bribe.</w:t>
-        <w:br/>
-        <w:t>该员工被指控收受贿赂。</w:t>
-      </w:r>
-    </w:p>
-    <w:p>
-      <w:r>
-        <w:t>3. Nobody should have to bribe someone to receive a public service.</w:t>
-        <w:br/>
-        <w:t>任何人都不应该靠行贿才能获得公共服务。</w:t>
-      </w:r>
-    </w:p>
-    <w:p>
-      <w:pPr>
-        <w:pStyle w:val="Heading2"/>
-      </w:pPr>
-      <w:r>
-        <w:t>09. on the hook  ·  00:41:37</w:t>
-      </w:r>
-    </w:p>
-    <w:p>
-      <w:r>
-        <w:t>承担责任；有付款义务</w:t>
-      </w:r>
-    </w:p>
-    <w:p>
-      <w:r>
-        <w:t>本集义：承担责任；有付款义务</w:t>
-      </w:r>
-    </w:p>
-    <w:p>
-      <w:r>
-        <w:t>用法：口语，常用 on the hook for＋金额或责任。</w:t>
-      </w:r>
-    </w:p>
-    <w:p>
-      <w:r>
-        <w:t>1. We're on the hook for the cleaning fee.</w:t>
-        <w:br/>
-        <w:t>清洁费得由我们承担。</w:t>
-      </w:r>
-    </w:p>
-    <w:p>
-      <w:r>
-        <w:t>2. Who's on the hook if the equipment breaks?</w:t>
-        <w:br/>
-        <w:t>设备坏了由谁负责？</w:t>
-      </w:r>
-    </w:p>
-    <w:p>
-      <w:r>
-        <w:t>3. I don't want to be on the hook for the whole bill.</w:t>
-        <w:br/>
-        <w:t>我不想承担整张账单。</w:t>
-      </w:r>
-    </w:p>
-    <w:p>
-      <w:pPr>
-        <w:pStyle w:val="Heading2"/>
-      </w:pPr>
-      <w:r>
-        <w:t>10. put up with  ·  00:42:28</w:t>
-      </w:r>
-    </w:p>
-    <w:p>
-      <w:r>
-        <w:t>忍受；容忍</w:t>
-      </w:r>
-    </w:p>
-    <w:p>
-      <w:r>
-        <w:t>本集义：忍受；容忍</w:t>
-      </w:r>
-    </w:p>
-    <w:p>
-      <w:r>
-        <w:t>用法：后接名词或动名词；常带不满语气。</w:t>
-      </w:r>
-    </w:p>
-    <w:p>
-      <w:r>
-        <w:t>1. I can't put up with this noise all night.</w:t>
-        <w:br/>
-        <w:t>我不能整晚忍受这噪声。</w:t>
-      </w:r>
-    </w:p>
-    <w:p>
-      <w:r>
-        <w:t>2. She puts up with a long commute.</w:t>
-        <w:br/>
-        <w:t>她忍受着漫长的通勤。</w:t>
-      </w:r>
-    </w:p>
-    <w:p>
-      <w:r>
-        <w:t>3. Why do you put up with being treated that way?</w:t>
-        <w:br/>
-        <w:t>你为什么容忍被这样对待？</w:t>
-      </w:r>
-    </w:p>
-    <w:p>
-      <w:pPr>
-        <w:pStyle w:val="Heading2"/>
-      </w:pPr>
-      <w:r>
-        <w:t>汉译英练习</w:t>
-      </w:r>
-    </w:p>
-    <w:p>
-      <w:r>
-        <w:t>1. 无论如何我都会支持你的决定。</w:t>
-      </w:r>
-    </w:p>
-    <w:p>
-      <w:r>
-        <w:t>2. 我点了茶而不是咖啡。</w:t>
-      </w:r>
-    </w:p>
-    <w:p>
-      <w:r>
-        <w:t>3. 设备坏了由谁负责？</w:t>
-      </w:r>
-    </w:p>
-    <w:p>
-      <w:r>
-        <w:t>口头输出：任选三个表达，说一段 30—60 秒的个人经历。</w:t>
-      </w:r>
-    </w:p>
-    <w:p>
-      <w:pPr>
-        <w:pStyle w:val="Heading3"/>
-      </w:pPr>
-      <w:r>
-        <w:t>参考答案</w:t>
-      </w:r>
-    </w:p>
-    <w:p>
-      <w:r>
-        <w:t>1. Either way, I'll support your decision.  [either way]</w:t>
-      </w:r>
-    </w:p>
-    <w:p>
-      <w:r>
-        <w:t>2. I ordered tea instead of coffee.  [instead of]</w:t>
-      </w:r>
-    </w:p>
-    <w:p>
-      <w:r>
-        <w:t>3. Who's on the hook if the equipment breaks?  [on the hook]</w:t>
-      </w:r>
-    </w:p>
-    <w:p>
-      <w:r>
-        <w:br w:type="page"/>
-      </w:r>
-    </w:p>
-    <w:p>
-      <w:pPr>
-        <w:pStyle w:val="Heading1"/>
-      </w:pPr>
-      <w:r>
-        <w:t>S01E08  Rico</w:t>
-      </w:r>
-    </w:p>
-    <w:p>
-      <w:hyperlink r:id="rId9">
-        <w:r>
-          <w:rPr>
-            <w:color w:val="245E4D"/>
-          </w:rPr>
-          <w:t>本季字幕来源</w:t>
-        </w:r>
-      </w:hyperlink>
-    </w:p>
-    <w:p>
-      <w:pPr>
-        <w:pStyle w:val="Heading2"/>
-      </w:pPr>
-      <w:r>
-        <w:t>01. don't mind  ·  00:04:53</w:t>
-      </w:r>
-    </w:p>
-    <w:p>
-      <w:r>
-        <w:t>不介意</w:t>
-      </w:r>
-    </w:p>
-    <w:p>
-      <w:r>
-        <w:t>本集义：不介意</w:t>
-      </w:r>
-    </w:p>
-    <w:p>
-      <w:r>
-        <w:t>用法：mind 后常接名词或动名词；回答 Do you mind? 时 No 表示不介意。</w:t>
-      </w:r>
-    </w:p>
-    <w:p>
-      <w:r>
-        <w:t>1. I don't mind waiting a few minutes.</w:t>
-        <w:br/>
-        <w:t>等几分钟我不介意。</w:t>
-      </w:r>
-    </w:p>
-    <w:p>
-      <w:r>
-        <w:t>2. Do you mind if I open the window?</w:t>
-        <w:br/>
-        <w:t>你介意我开窗吗？</w:t>
-      </w:r>
-    </w:p>
-    <w:p>
-      <w:r>
-        <w:t>3. I don't mind the noise during the day.</w:t>
-        <w:br/>
-        <w:t>白天的噪声我不介意。</w:t>
-      </w:r>
-    </w:p>
-    <w:p>
-      <w:pPr>
-        <w:pStyle w:val="Heading2"/>
-      </w:pPr>
-      <w:r>
-        <w:t>02. look into  ·  00:12:13</w:t>
-      </w:r>
-    </w:p>
-    <w:p>
-      <w:r>
-        <w:t>调查；了解</w:t>
-      </w:r>
-    </w:p>
-    <w:p>
-      <w:r>
-        <w:t>本集义：调查；了解</w:t>
-      </w:r>
-    </w:p>
-    <w:p>
-      <w:r>
-        <w:t>用法：后接问题或事项；表示会研究，不代表已有结论。</w:t>
-      </w:r>
-    </w:p>
-    <w:p>
-      <w:r>
-        <w:t>1. I'll look into the delivery problem.</w:t>
-        <w:br/>
-        <w:t>我会调查配送问题。</w:t>
-      </w:r>
-    </w:p>
-    <w:p>
-      <w:r>
-        <w:t>2. We're looking into a cheaper option.</w:t>
-        <w:br/>
-        <w:t>我们在研究更便宜的选择。</w:t>
-      </w:r>
-    </w:p>
-    <w:p>
-      <w:r>
-        <w:t>3. Could you look into why the bill changed?</w:t>
-        <w:br/>
-        <w:t>你能查查账单为什么变了吗？</w:t>
-      </w:r>
-    </w:p>
-    <w:p>
-      <w:pPr>
-        <w:pStyle w:val="Heading2"/>
-      </w:pPr>
-      <w:r>
-        <w:t>03. on your own  ·  00:13:04</w:t>
-      </w:r>
-    </w:p>
-    <w:p>
-      <w:r>
-        <w:t>独自；靠你自己</w:t>
-      </w:r>
-    </w:p>
-    <w:p>
-      <w:r>
-        <w:t>本集义：本集出现在 stand on your own two feet 这一搭配中，强调独立自立。</w:t>
-      </w:r>
-    </w:p>
-    <w:p>
-      <w:r>
-        <w:t>用法：可指没有陪伴，也可指不依靠帮助；人称可替换。</w:t>
-      </w:r>
-    </w:p>
-    <w:p>
-      <w:r>
-        <w:t>1. Did you build this on your own?</w:t>
-        <w:br/>
-        <w:t>这是你独自做的吗？</w:t>
-      </w:r>
-    </w:p>
-    <w:p>
-      <w:r>
-        <w:t>2. You don't have to handle it on your own.</w:t>
-        <w:br/>
-        <w:t>你不必独自处理。</w:t>
-      </w:r>
-    </w:p>
-    <w:p>
-      <w:r>
-        <w:t>3. Would you feel comfortable traveling on your own?</w:t>
-        <w:br/>
-        <w:t>你一个人旅行会自在吗？</w:t>
-      </w:r>
-    </w:p>
-    <w:p>
-      <w:pPr>
-        <w:pStyle w:val="Heading2"/>
-      </w:pPr>
-      <w:r>
-        <w:t>04. I hear you  ·  00:13:11</w:t>
-      </w:r>
-    </w:p>
-    <w:p>
-      <w:r>
-        <w:t>我理解你的顾虑或立场</w:t>
-      </w:r>
-    </w:p>
-    <w:p>
-      <w:r>
-        <w:t>本集义：我理解你的顾虑或立场</w:t>
-      </w:r>
-    </w:p>
-    <w:p>
-      <w:r>
-        <w:t>用法：口语表示倾听与理解；不自动表示同意。</w:t>
-      </w:r>
-    </w:p>
-    <w:p>
-      <w:r>
-        <w:t>1. I hear you. The schedule is demanding.</w:t>
-        <w:br/>
-        <w:t>我理解，日程确实很紧。</w:t>
-      </w:r>
-    </w:p>
-    <w:p>
-      <w:r>
-        <w:t>2. I hear you, but we need a decision today.</w:t>
-        <w:br/>
-        <w:t>我理解你的立场，但我们今天得决定。</w:t>
-      </w:r>
-    </w:p>
-    <w:p>
-      <w:r>
-        <w:t>3. I hear you. Let's look for another option.</w:t>
-        <w:br/>
-        <w:t>我明白，我们找找别的选择。</w:t>
-      </w:r>
-    </w:p>
-    <w:p>
-      <w:pPr>
-        <w:pStyle w:val="Heading2"/>
-      </w:pPr>
-      <w:r>
-        <w:t>05. fraud  ·  00:14:29</w:t>
-      </w:r>
-    </w:p>
-    <w:p>
-      <w:r>
-        <w:t>欺诈</w:t>
-      </w:r>
-    </w:p>
-    <w:p>
-      <w:r>
-        <w:t>本集义：欺诈</w:t>
-      </w:r>
-    </w:p>
-    <w:p>
-      <w:r>
-        <w:t>用法：法律或商务语境指欺骗行为；a fraud 也可指骗子或冒牌者。</w:t>
-      </w:r>
-    </w:p>
-    <w:p>
-      <w:r>
-        <w:t>1. The bank investigated possible fraud.</w:t>
-        <w:br/>
-        <w:t>银行调查了可能的欺诈行为。</w:t>
-      </w:r>
-    </w:p>
-    <w:p>
-      <w:r>
-        <w:t>2. The company introduced fraud prevention training.</w:t>
-        <w:br/>
-        <w:t>公司开展了防欺诈培训。</w:t>
-      </w:r>
-    </w:p>
-    <w:p>
-      <w:r>
-        <w:t>3. She realized the offer was a fraud.</w:t>
-        <w:br/>
-        <w:t>她意识到那个邀约是骗局。</w:t>
-      </w:r>
-    </w:p>
-    <w:p>
-      <w:pPr>
-        <w:pStyle w:val="Heading2"/>
-      </w:pPr>
-      <w:r>
-        <w:t>06. show up  ·  00:26:25</w:t>
-      </w:r>
-    </w:p>
-    <w:p>
-      <w:r>
-        <w:t>出现；到场</w:t>
-      </w:r>
-    </w:p>
-    <w:p>
-      <w:r>
-        <w:t>本集义：出现；到场</w:t>
-      </w:r>
-    </w:p>
-    <w:p>
-      <w:r>
-        <w:t>用法：非正式；常含“如约或意外到来”的意思。</w:t>
-      </w:r>
-    </w:p>
-    <w:p>
-      <w:r>
-        <w:t>1. Please show up ten minutes early.</w:t>
-        <w:br/>
-        <w:t>请提前十分钟到场。</w:t>
-      </w:r>
-    </w:p>
-    <w:p>
-      <w:r>
-        <w:t>2. Only three people showed up.</w:t>
-        <w:br/>
-        <w:t>只有三个人来了。</w:t>
-      </w:r>
-    </w:p>
-    <w:p>
-      <w:r>
-        <w:t>3. What if nobody shows up?</w:t>
-        <w:br/>
-        <w:t>如果没人来怎么办？</w:t>
-      </w:r>
-    </w:p>
-    <w:p>
-      <w:pPr>
-        <w:pStyle w:val="Heading2"/>
-      </w:pPr>
-      <w:r>
-        <w:t>07. more or less  ·  00:27:01</w:t>
-      </w:r>
-    </w:p>
-    <w:p>
-      <w:r>
-        <w:t>大致；差不多</w:t>
-      </w:r>
-    </w:p>
-    <w:p>
-      <w:r>
-        <w:t>本集义：大致；差不多</w:t>
-      </w:r>
-    </w:p>
-    <w:p>
-      <w:r>
-        <w:t>用法：可表示数量近似，也可弱化判断。</w:t>
-      </w:r>
-    </w:p>
-    <w:p>
-      <w:r>
-        <w:t>1. The room is more or less ready.</w:t>
-        <w:br/>
-        <w:t>房间差不多准备好了。</w:t>
-      </w:r>
-    </w:p>
-    <w:p>
-      <w:r>
-        <w:t>2. It cost fifty dollars, more or less.</w:t>
-        <w:br/>
-        <w:t>大约花了五十美元。</w:t>
-      </w:r>
-    </w:p>
-    <w:p>
-      <w:r>
-        <w:t>3. Do you understand? — More or less.</w:t>
-        <w:br/>
-        <w:t>你明白吗？——大致明白。</w:t>
-      </w:r>
-    </w:p>
-    <w:p>
-      <w:pPr>
-        <w:pStyle w:val="Heading2"/>
-      </w:pPr>
-      <w:r>
-        <w:t>08. as soon as  ·  00:27:31</w:t>
-      </w:r>
-    </w:p>
-    <w:p>
-      <w:r>
-        <w:t>一……就……</w:t>
-      </w:r>
-    </w:p>
-    <w:p>
-      <w:r>
-        <w:t>本集义：一……就……</w:t>
-      </w:r>
-    </w:p>
-    <w:p>
-      <w:r>
-        <w:t>用法：谈未来时，时间从句常用现在时：as soon as I arrive。</w:t>
-      </w:r>
-    </w:p>
-    <w:p>
-      <w:r>
-        <w:t>1. I'll text you as soon as I arrive.</w:t>
-        <w:br/>
-        <w:t>我一到就给你发消息。</w:t>
-      </w:r>
-    </w:p>
-    <w:p>
-      <w:r>
-        <w:t>2. Let's start as soon as everyone is here.</w:t>
-        <w:br/>
-        <w:t>人一到齐我们就开始。</w:t>
-      </w:r>
-    </w:p>
-    <w:p>
-      <w:r>
-        <w:t>3. She called me as soon as she heard the news.</w:t>
-        <w:br/>
-        <w:t>她一听到消息就给我打了电话。</w:t>
-      </w:r>
-    </w:p>
-    <w:p>
-      <w:pPr>
-        <w:pStyle w:val="Heading2"/>
-      </w:pPr>
-      <w:r>
-        <w:t>09. go over  ·  00:32:25</w:t>
-      </w:r>
-    </w:p>
-    <w:p>
-      <w:r>
-        <w:t>仔细查看；复习；讨论</w:t>
-      </w:r>
-    </w:p>
-    <w:p>
-      <w:r>
-        <w:t>本集义：仔细查看；复习；讨论</w:t>
-      </w:r>
-    </w:p>
-    <w:p>
-      <w:r>
-        <w:t>用法：常接文件、计划或要点；也可指超过预算等。</w:t>
-      </w:r>
-    </w:p>
-    <w:p>
-      <w:r>
-        <w:t>1. Let's go over the instructions once more.</w:t>
-        <w:br/>
-        <w:t>我们再看一遍说明。</w:t>
-      </w:r>
-    </w:p>
-    <w:p>
-      <w:r>
-        <w:t>2. Can we go over the budget tomorrow?</w:t>
-        <w:br/>
-        <w:t>我们明天能仔细讨论预算吗？</w:t>
-      </w:r>
-    </w:p>
-    <w:p>
-      <w:r>
-        <w:t>3. I went over my notes before class.</w:t>
-        <w:br/>
-        <w:t>我课前复习了笔记。</w:t>
-      </w:r>
-    </w:p>
-    <w:p>
-      <w:pPr>
-        <w:pStyle w:val="Heading2"/>
-      </w:pPr>
-      <w:r>
-        <w:t>10. damages  ·  00:39:11</w:t>
-      </w:r>
-    </w:p>
-    <w:p>
-      <w:r>
-        <w:t>损害赔偿金</w:t>
-      </w:r>
-    </w:p>
-    <w:p>
-      <w:r>
-        <w:t>本集义：损害赔偿金</w:t>
-      </w:r>
-    </w:p>
-    <w:p>
-      <w:r>
-        <w:t>用法：法律义通常用复数；damage 常指损害本身，注意区别。</w:t>
-      </w:r>
-    </w:p>
-    <w:p>
-      <w:r>
-        <w:t>1. The court awarded damages to the customer.</w:t>
-        <w:br/>
-        <w:t>法院判给客户损害赔偿金。</w:t>
-      </w:r>
-    </w:p>
-    <w:p>
-      <w:r>
-        <w:t>2. They are seeking damages for the loss.</w:t>
-        <w:br/>
-        <w:t>他们正就损失请求赔偿。</w:t>
-      </w:r>
-    </w:p>
-    <w:p>
-      <w:r>
-        <w:t>3. The storm caused damage, but the claim is for damages.</w:t>
-        <w:br/>
-        <w:t>暴风雨造成了损害，而索赔请求的是赔偿金。</w:t>
-      </w:r>
-    </w:p>
-    <w:p>
-      <w:pPr>
-        <w:pStyle w:val="Heading2"/>
-      </w:pPr>
-      <w:r>
-        <w:t>汉译英练习</w:t>
-      </w:r>
-    </w:p>
-    <w:p>
-      <w:r>
-        <w:t>1. 你介意我开窗吗？</w:t>
-      </w:r>
-    </w:p>
-    <w:p>
-      <w:r>
-        <w:t>2. 公司开展了防欺诈培训。</w:t>
-      </w:r>
-    </w:p>
-    <w:p>
-      <w:r>
-        <w:t>3. 我们明天能仔细讨论预算吗？</w:t>
-      </w:r>
-    </w:p>
-    <w:p>
-      <w:r>
-        <w:t>口头输出：任选三个表达，说一段 30—60 秒的个人经历。</w:t>
-      </w:r>
-    </w:p>
-    <w:p>
-      <w:pPr>
-        <w:pStyle w:val="Heading3"/>
-      </w:pPr>
-      <w:r>
-        <w:t>参考答案</w:t>
-      </w:r>
-    </w:p>
-    <w:p>
-      <w:r>
-        <w:t>1. Do you mind if I open the window?  [don't mind]</w:t>
-      </w:r>
-    </w:p>
-    <w:p>
-      <w:r>
-        <w:t>2. The company introduced fraud prevention training.  [fraud]</w:t>
-      </w:r>
-    </w:p>
-    <w:p>
-      <w:r>
-        <w:t>3. Can we go over the budget tomorrow?  [go over]</w:t>
-      </w:r>
-    </w:p>
-    <w:p>
-      <w:r>
-        <w:br w:type="page"/>
-      </w:r>
-    </w:p>
-    <w:p>
-      <w:pPr>
-        <w:pStyle w:val="Heading1"/>
-      </w:pPr>
-      <w:r>
-        <w:t>S01E09  Pimento</w:t>
-      </w:r>
-    </w:p>
-    <w:p>
-      <w:hyperlink r:id="rId9">
-        <w:r>
-          <w:rPr>
-            <w:color w:val="245E4D"/>
-          </w:rPr>
-          <w:t>本季字幕来源</w:t>
-        </w:r>
-      </w:hyperlink>
-    </w:p>
-    <w:p>
-      <w:pPr>
-        <w:pStyle w:val="Heading2"/>
-      </w:pPr>
-      <w:r>
-        <w:t>01. not at all  ·  00:04:38</w:t>
-      </w:r>
-    </w:p>
-    <w:p>
-      <w:r>
-        <w:t>一点也不；完全不；别客气</w:t>
-      </w:r>
-    </w:p>
-    <w:p>
-      <w:r>
-        <w:t>本集义：一点也不；完全不；别客气</w:t>
-      </w:r>
-    </w:p>
-    <w:p>
-      <w:r>
-        <w:t>用法：可加强否定，也可礼貌回应感谢。</w:t>
-      </w:r>
-    </w:p>
-    <w:p>
-      <w:r>
-        <w:t>1. Are you tired? — Not at all.</w:t>
-        <w:br/>
-        <w:t>你累吗？——一点也不。</w:t>
-      </w:r>
-    </w:p>
-    <w:p>
-      <w:r>
-        <w:t>2. That's not at all what I expected.</w:t>
-        <w:br/>
-        <w:t>那完全不是我预料的。</w:t>
-      </w:r>
-    </w:p>
-    <w:p>
-      <w:r>
-        <w:t>3. Thank you for helping. — Not at all.</w:t>
-        <w:br/>
-        <w:t>谢谢帮忙。——别客气。</w:t>
-      </w:r>
-    </w:p>
-    <w:p>
-      <w:pPr>
-        <w:pStyle w:val="Heading2"/>
-      </w:pPr>
-      <w:r>
-        <w:t>02. no big deal  ·  00:06:37</w:t>
-      </w:r>
-    </w:p>
-    <w:p>
-      <w:r>
-        <w:t>没什么大不了</w:t>
-      </w:r>
-    </w:p>
-    <w:p>
-      <w:r>
-        <w:t>本集义：没什么大不了</w:t>
-      </w:r>
-    </w:p>
-    <w:p>
-      <w:r>
-        <w:t>用法：口语。用来安慰或淡化事情；别用它轻视对方感受。</w:t>
-      </w:r>
-    </w:p>
-    <w:p>
-      <w:r>
-        <w:t>1. It's no big deal. I can wait.</w:t>
-        <w:br/>
-        <w:t>没关系，我可以等。</w:t>
-      </w:r>
-    </w:p>
-    <w:p>
-      <w:r>
-        <w:t>2. Missing one bus is no big deal.</w:t>
-        <w:br/>
-        <w:t>错过一班公交没什么大不了。</w:t>
-      </w:r>
-    </w:p>
-    <w:p>
-      <w:r>
-        <w:t>3. Thanks for helping. — No big deal.</w:t>
-        <w:br/>
-        <w:t>谢谢帮忙。——小事一桩。</w:t>
-      </w:r>
-    </w:p>
-    <w:p>
-      <w:pPr>
-        <w:pStyle w:val="Heading2"/>
-      </w:pPr>
-      <w:r>
-        <w:t>03. makes sense  ·  00:12:41</w:t>
-      </w:r>
-    </w:p>
-    <w:p>
-      <w:r>
-        <w:t>有道理；说得通</w:t>
-      </w:r>
-    </w:p>
-    <w:p>
-      <w:r>
-        <w:t>本集义：有道理；说得通</w:t>
-      </w:r>
-    </w:p>
-    <w:p>
-      <w:r>
-        <w:t>用法：完整主语可为 it、that 或具体事情；动词形式随主语变化。</w:t>
-      </w:r>
-    </w:p>
-    <w:p>
-      <w:r>
-        <w:t>1. That makes sense to me.</w:t>
-        <w:br/>
-        <w:t>我觉得那说得通。</w:t>
-      </w:r>
-    </w:p>
-    <w:p>
-      <w:r>
-        <w:t>2. It makes sense to book early.</w:t>
-        <w:br/>
-        <w:t>提前预订很合理。</w:t>
-      </w:r>
-    </w:p>
-    <w:p>
-      <w:r>
-        <w:t>3. Your explanation makes sense now.</w:t>
-        <w:br/>
-        <w:t>现在你的解释说得通了。</w:t>
-      </w:r>
-    </w:p>
-    <w:p>
-      <w:pPr>
-        <w:pStyle w:val="Heading2"/>
-      </w:pPr>
-      <w:r>
-        <w:t>04. class action  ·  00:21:29</w:t>
-      </w:r>
-    </w:p>
-    <w:p>
-      <w:r>
-        <w:t>集体诉讼</w:t>
-      </w:r>
-    </w:p>
-    <w:p>
-      <w:r>
-        <w:t>本集义：集体诉讼</w:t>
-      </w:r>
-    </w:p>
-    <w:p>
-      <w:r>
-        <w:t>用法：由代表成员为具有共同问题的一类人提起的诉讼；资格须依法认定。</w:t>
-      </w:r>
-    </w:p>
-    <w:p>
-      <w:r>
-        <w:t>1. The customers filed a class action.</w:t>
-        <w:br/>
-        <w:t>顾客提起了集体诉讼。</w:t>
-      </w:r>
-    </w:p>
-    <w:p>
-      <w:r>
-        <w:t>2. The court considered whether to certify the class action.</w:t>
-        <w:br/>
-        <w:t>法院审议是否批准集体诉讼资格。</w:t>
-      </w:r>
-    </w:p>
-    <w:p>
-      <w:r>
-        <w:t>3. The notice explains who is included in the class action.</w:t>
-        <w:br/>
-        <w:t>通知解释了哪些人属于集体诉讼成员。</w:t>
-      </w:r>
-    </w:p>
-    <w:p>
-      <w:pPr>
-        <w:pStyle w:val="Heading2"/>
-      </w:pPr>
-      <w:r>
-        <w:t>05. take care of  ·  00:21:59</w:t>
-      </w:r>
-    </w:p>
-    <w:p>
-      <w:r>
-        <w:t>照顾；处理；负责办好</w:t>
-      </w:r>
-    </w:p>
-    <w:p>
-      <w:r>
-        <w:t>本集义：照顾；处理；负责办好</w:t>
-      </w:r>
-    </w:p>
-    <w:p>
-      <w:r>
-        <w:t>用法：宾语可为人、任务或账单；具体意思要看上下文。 剧情中也可能作为委婉的威胁，须结合对象与语气判断。</w:t>
-      </w:r>
-    </w:p>
-    <w:p>
-      <w:r>
-        <w:t>1. Could you take care of the cat this weekend?</w:t>
-        <w:br/>
-        <w:t>周末你能照顾一下猫吗？</w:t>
-      </w:r>
-    </w:p>
-    <w:p>
-      <w:r>
-        <w:t>2. I'll take care of the booking.</w:t>
-        <w:br/>
-        <w:t>预订的事我来办。</w:t>
-      </w:r>
-    </w:p>
-    <w:p>
-      <w:r>
-        <w:t>3. Don't worry. The bill is taken care of.</w:t>
-        <w:br/>
-        <w:t>别担心，账单已经付了。</w:t>
-      </w:r>
-    </w:p>
-    <w:p>
-      <w:pPr>
-        <w:pStyle w:val="Heading2"/>
-      </w:pPr>
-      <w:r>
-        <w:t>06. settlement  ·  00:22:26</w:t>
-      </w:r>
-    </w:p>
-    <w:p>
-      <w:r>
-        <w:t>和解；和解协议或款项</w:t>
-      </w:r>
-    </w:p>
-    <w:p>
-      <w:r>
-        <w:t>本集义：和解；和解协议或款项</w:t>
-      </w:r>
-    </w:p>
-    <w:p>
-      <w:r>
-        <w:t>用法：诉讼中常指双方协议解决争议；不等于法院判决。</w:t>
-      </w:r>
-    </w:p>
-    <w:p>
-      <w:r>
-        <w:t>1. The parties reached a settlement.</w:t>
-        <w:br/>
-        <w:t>双方达成了和解。</w:t>
-      </w:r>
-    </w:p>
-    <w:p>
-      <w:r>
-        <w:t>2. They rejected the first settlement offer.</w:t>
-        <w:br/>
-        <w:t>他们拒绝了第一次和解报价。</w:t>
-      </w:r>
-    </w:p>
-    <w:p>
-      <w:r>
-        <w:t>3. Is the settlement in writing?</w:t>
-        <w:br/>
-        <w:t>和解协议有书面形式吗？</w:t>
-      </w:r>
-    </w:p>
-    <w:p>
-      <w:pPr>
-        <w:pStyle w:val="Heading2"/>
-      </w:pPr>
-      <w:r>
-        <w:t>07. keep in mind  ·  00:25:29</w:t>
-      </w:r>
-    </w:p>
-    <w:p>
-      <w:r>
-        <w:t>记住；考虑到</w:t>
-      </w:r>
-    </w:p>
-    <w:p>
-      <w:r>
-        <w:t>本集义：记住；考虑到</w:t>
-      </w:r>
-    </w:p>
-    <w:p>
-      <w:r>
-        <w:t>用法：常接 that 从句；Keep that in mind 可独立作提醒。</w:t>
-      </w:r>
-    </w:p>
-    <w:p>
-      <w:r>
-        <w:t>1. Keep in mind that the shop closes early.</w:t>
-        <w:br/>
-        <w:t>记住，这家店关门很早。</w:t>
-      </w:r>
-    </w:p>
-    <w:p>
-      <w:r>
-        <w:t>2. We'll keep your suggestion in mind.</w:t>
-        <w:br/>
-        <w:t>我们会考虑你的建议。</w:t>
-      </w:r>
-    </w:p>
-    <w:p>
-      <w:r>
-        <w:t>3. What should I keep in mind before the interview?</w:t>
-        <w:br/>
-        <w:t>面试前我应该注意什么？</w:t>
-      </w:r>
-    </w:p>
-    <w:p>
-      <w:pPr>
-        <w:pStyle w:val="Heading2"/>
-      </w:pPr>
-      <w:r>
-        <w:t>08. the way I see it  ·  00:27:42</w:t>
-      </w:r>
-    </w:p>
-    <w:p>
-      <w:r>
-        <w:t>在我看来</w:t>
-      </w:r>
-    </w:p>
-    <w:p>
-      <w:r>
-        <w:t>本集义：在我看来</w:t>
-      </w:r>
-    </w:p>
-    <w:p>
-      <w:r>
-        <w:t>用法：用于提出个人分析；比断言事实更主观。</w:t>
-      </w:r>
-    </w:p>
-    <w:p>
-      <w:r>
-        <w:t>1. The way I see it, we have two choices.</w:t>
-        <w:br/>
-        <w:t>在我看来，我们有两个选择。</w:t>
-      </w:r>
-    </w:p>
-    <w:p>
-      <w:r>
-        <w:t>2. The way I see it, asking for help is sensible.</w:t>
-        <w:br/>
-        <w:t>我认为寻求帮助是明智的。</w:t>
-      </w:r>
-    </w:p>
-    <w:p>
-      <w:r>
-        <w:t>3. That's not the way I see it.</w:t>
-        <w:br/>
-        <w:t>我不是这么看的。</w:t>
-      </w:r>
-    </w:p>
-    <w:p>
-      <w:pPr>
-        <w:pStyle w:val="Heading2"/>
-      </w:pPr>
-      <w:r>
-        <w:t>09. supposed to  ·  00:29:09</w:t>
-      </w:r>
-    </w:p>
-    <w:p>
-      <w:r>
-        <w:t>应该；按计划；据说</w:t>
-      </w:r>
-    </w:p>
-    <w:p>
-      <w:r>
-        <w:t>本集义：应该；按计划；据说</w:t>
-      </w:r>
-    </w:p>
-    <w:p>
-      <w:r>
-        <w:t>用法：常用 be supposed to＋原形；可描述安排、期望或规则。</w:t>
-      </w:r>
-    </w:p>
-    <w:p>
-      <w:r>
-        <w:t>1. We're supposed to arrive at nine.</w:t>
-        <w:br/>
-        <w:t>按安排我们九点到。</w:t>
-      </w:r>
-    </w:p>
-    <w:p>
-      <w:r>
-        <w:t>2. You're not supposed to park here.</w:t>
-        <w:br/>
-        <w:t>规定不允许在这里停车。</w:t>
-      </w:r>
-    </w:p>
-    <w:p>
-      <w:r>
-        <w:t>3. This café is supposed to be excellent.</w:t>
-        <w:br/>
-        <w:t>据说这家咖啡馆很棒。</w:t>
-      </w:r>
-    </w:p>
-    <w:p>
-      <w:pPr>
-        <w:pStyle w:val="Heading2"/>
-      </w:pPr>
-      <w:r>
-        <w:t>10. I suppose  ·  00:29:36</w:t>
-      </w:r>
-    </w:p>
-    <w:p>
-      <w:r>
-        <w:t>我想；我认为；也算是吧</w:t>
-      </w:r>
-    </w:p>
-    <w:p>
-      <w:r>
-        <w:t>本集义：我想；我认为；也算是吧</w:t>
-      </w:r>
-    </w:p>
-    <w:p>
-      <w:r>
-        <w:t>用法：略带犹豫或让步；语调可能表示不太情愿。</w:t>
-      </w:r>
-    </w:p>
-    <w:p>
-      <w:r>
-        <w:t>1. I suppose we could leave earlier.</w:t>
-        <w:br/>
-        <w:t>我想我们可以早点走。</w:t>
-      </w:r>
-    </w:p>
-    <w:p>
-      <w:r>
-        <w:t>2. Was it useful? — I suppose so.</w:t>
-        <w:br/>
-        <w:t>有用吗？——我想是吧。</w:t>
-      </w:r>
-    </w:p>
-    <w:p>
-      <w:r>
-        <w:t>3. I suppose you've already heard the news.</w:t>
-        <w:br/>
-        <w:t>我想你已经听说这个消息了。</w:t>
-      </w:r>
-    </w:p>
-    <w:p>
-      <w:pPr>
-        <w:pStyle w:val="Heading2"/>
-      </w:pPr>
-      <w:r>
-        <w:t>汉译英练习</w:t>
-      </w:r>
-    </w:p>
-    <w:p>
-      <w:r>
-        <w:t>1. 那完全不是我预料的。</w:t>
-      </w:r>
-    </w:p>
-    <w:p>
-      <w:r>
-        <w:t>2. 预订的事我来办。</w:t>
-      </w:r>
-    </w:p>
-    <w:p>
-      <w:r>
-        <w:t>3. 规定不允许在这里停车。</w:t>
-      </w:r>
-    </w:p>
-    <w:p>
-      <w:r>
-        <w:t>口头输出：任选三个表达，说一段 30—60 秒的个人经历。</w:t>
-      </w:r>
-    </w:p>
-    <w:p>
-      <w:pPr>
-        <w:pStyle w:val="Heading3"/>
-      </w:pPr>
-      <w:r>
-        <w:t>参考答案</w:t>
-      </w:r>
-    </w:p>
-    <w:p>
-      <w:r>
-        <w:t>1. That's not at all what I expected.  [not at all]</w:t>
-      </w:r>
-    </w:p>
-    <w:p>
-      <w:r>
-        <w:t>2. I'll take care of the booking.  [take care of]</w:t>
-      </w:r>
-    </w:p>
-    <w:p>
-      <w:r>
-        <w:t>3. You're not supposed to park here.  [supposed to]</w:t>
-      </w:r>
-    </w:p>
-    <w:p>
-      <w:r>
-        <w:br w:type="page"/>
-      </w:r>
-    </w:p>
-    <w:p>
-      <w:pPr>
-        <w:pStyle w:val="Heading1"/>
-      </w:pPr>
-      <w:r>
-        <w:t>S01E10  Marco</w:t>
-      </w:r>
-    </w:p>
-    <w:p>
-      <w:hyperlink r:id="rId9">
-        <w:r>
-          <w:rPr>
-            <w:color w:val="245E4D"/>
-          </w:rPr>
-          <w:t>本季字幕来源</w:t>
-        </w:r>
-      </w:hyperlink>
-    </w:p>
-    <w:p>
-      <w:pPr>
-        <w:pStyle w:val="Heading2"/>
-      </w:pPr>
-      <w:r>
-        <w:t>01. bail  ·  00:01:48</w:t>
-      </w:r>
-    </w:p>
-    <w:p>
-      <w:r>
-        <w:t>保释；保释金</w:t>
-      </w:r>
-    </w:p>
-    <w:p>
-      <w:r>
-        <w:t>本集义：保释；保释金</w:t>
-      </w:r>
-    </w:p>
-    <w:p>
-      <w:r>
-        <w:t>用法：常用 on bail 或 post bail；保释不表示无罪。</w:t>
-      </w:r>
-    </w:p>
-    <w:p>
-      <w:r>
-        <w:t>1. The defendant was released on bail.</w:t>
-        <w:br/>
-        <w:t>被告获准保释。</w:t>
-      </w:r>
-    </w:p>
-    <w:p>
-      <w:r>
-        <w:t>2. The family helped him post bail.</w:t>
-        <w:br/>
-        <w:t>家人帮助他缴纳保释金。</w:t>
-      </w:r>
-    </w:p>
-    <w:p>
-      <w:r>
-        <w:t>3. The judge considered the request for bail.</w:t>
-        <w:br/>
-        <w:t>法官审议了保释申请。</w:t>
-      </w:r>
-    </w:p>
-    <w:p>
-      <w:pPr>
-        <w:pStyle w:val="Heading2"/>
-      </w:pPr>
-      <w:r>
-        <w:t>02. according to  ·  00:02:22</w:t>
-      </w:r>
-    </w:p>
-    <w:p>
-      <w:r>
-        <w:t>根据；按照……的说法</w:t>
-      </w:r>
-    </w:p>
-    <w:p>
-      <w:r>
-        <w:t>本集义：根据；按照……的说法</w:t>
-      </w:r>
-    </w:p>
-    <w:p>
-      <w:r>
-        <w:t>用法：用于转述来源；通常不说 according to me，表达自己观点可用 in my opinion。</w:t>
-      </w:r>
-    </w:p>
-    <w:p>
-      <w:r>
-        <w:t>1. According to the map, the café is nearby.</w:t>
-        <w:br/>
-        <w:t>根据地图，咖啡馆就在附近。</w:t>
-      </w:r>
-    </w:p>
-    <w:p>
-      <w:r>
-        <w:t>2. According to the email, we start at ten.</w:t>
-        <w:br/>
-        <w:t>邮件说我们十点开始。</w:t>
-      </w:r>
-    </w:p>
-    <w:p>
-      <w:r>
-        <w:t>3. The work was completed according to plan.</w:t>
-        <w:br/>
-        <w:t>工作按计划完成了。</w:t>
-      </w:r>
-    </w:p>
-    <w:p>
-      <w:pPr>
-        <w:pStyle w:val="Heading2"/>
-      </w:pPr>
-      <w:r>
-        <w:t>03. find out  ·  00:05:13</w:t>
-      </w:r>
-    </w:p>
-    <w:p>
-      <w:r>
-        <w:t>查明；得知</w:t>
-      </w:r>
-    </w:p>
-    <w:p>
-      <w:r>
-        <w:t>本集义：查明；得知</w:t>
-      </w:r>
-    </w:p>
-    <w:p>
-      <w:r>
-        <w:t>用法：强调通过调查或经历获得信息；find 是找到物或人。</w:t>
-      </w:r>
-    </w:p>
-    <w:p>
-      <w:r>
-        <w:t>1. I'll find out when the next train leaves.</w:t>
-        <w:br/>
-        <w:t>我来查下一班火车几点开。</w:t>
-      </w:r>
-    </w:p>
-    <w:p>
-      <w:r>
-        <w:t>2. She found out about the change yesterday.</w:t>
-        <w:br/>
-        <w:t>她昨天才知道这个变动。</w:t>
-      </w:r>
-    </w:p>
-    <w:p>
-      <w:r>
-        <w:t>3. Can you find out who approved the payment?</w:t>
-        <w:br/>
-        <w:t>你能查一下是谁批准付款的吗？</w:t>
-      </w:r>
-    </w:p>
-    <w:p>
-      <w:pPr>
-        <w:pStyle w:val="Heading2"/>
-      </w:pPr>
-      <w:r>
-        <w:t>04. on my own  ·  00:05:17</w:t>
-      </w:r>
-    </w:p>
-    <w:p>
-      <w:r>
-        <w:t>独自；靠我自己</w:t>
-      </w:r>
-    </w:p>
-    <w:p>
-      <w:r>
-        <w:t>本集义：独自；靠我自己</w:t>
-      </w:r>
-    </w:p>
-    <w:p>
-      <w:r>
-        <w:t>用法：与 by myself 接近；注意区分“独处”和“独立完成”。</w:t>
-      </w:r>
-    </w:p>
-    <w:p>
-      <w:r>
-        <w:t>1. I learned to cook on my own.</w:t>
-        <w:br/>
-        <w:t>我自学了做饭。</w:t>
-      </w:r>
-    </w:p>
-    <w:p>
-      <w:r>
-        <w:t>2. I'd rather spend tonight on my own.</w:t>
-        <w:br/>
-        <w:t>今晚我更想独处。</w:t>
-      </w:r>
-    </w:p>
-    <w:p>
-      <w:r>
-        <w:t>3. I can't carry this table on my own.</w:t>
-        <w:br/>
-        <w:t>我一个人搬不动这张桌子。</w:t>
-      </w:r>
-    </w:p>
-    <w:p>
-      <w:pPr>
-        <w:pStyle w:val="Heading2"/>
-      </w:pPr>
-      <w:r>
-        <w:t>05. let's face it  ·  00:11:16</w:t>
-      </w:r>
-    </w:p>
-    <w:p>
-      <w:r>
-        <w:t>面对现实吧；说实话</w:t>
-      </w:r>
-    </w:p>
-    <w:p>
-      <w:r>
-        <w:t>本集义：面对现实吧；说实话</w:t>
-      </w:r>
-    </w:p>
-    <w:p>
-      <w:r>
-        <w:t>用法：引出不太愿意承认的事实；可能带劝说语气。</w:t>
-      </w:r>
-    </w:p>
-    <w:p>
-      <w:r>
-        <w:t>1. Let's face it, this bag is too heavy.</w:t>
-        <w:br/>
-        <w:t>面对现实吧，这个包太重了。</w:t>
-      </w:r>
-    </w:p>
-    <w:p>
-      <w:r>
-        <w:t>2. Let's face it, we need more practice.</w:t>
-        <w:br/>
-        <w:t>说实话，我们还需要更多练习。</w:t>
-      </w:r>
-    </w:p>
-    <w:p>
-      <w:r>
-        <w:t>3. Let's face it, nobody enjoys waiting in line.</w:t>
-        <w:br/>
-        <w:t>说实话，谁都不喜欢排队。</w:t>
-      </w:r>
-    </w:p>
-    <w:p>
-      <w:pPr>
-        <w:pStyle w:val="Heading2"/>
-      </w:pPr>
-      <w:r>
-        <w:t>06. take a look  ·  00:21:37</w:t>
-      </w:r>
-    </w:p>
-    <w:p>
-      <w:r>
-        <w:t>看一看</w:t>
-      </w:r>
-    </w:p>
-    <w:p>
-      <w:r>
-        <w:t>本集义：看一看</w:t>
-      </w:r>
-    </w:p>
-    <w:p>
-      <w:r>
-        <w:t>用法：常接 at＋对象；比命令 Look 更自然柔和。</w:t>
-      </w:r>
-    </w:p>
-    <w:p>
-      <w:r>
-        <w:t>1. Could you take a look at my essay?</w:t>
-        <w:br/>
-        <w:t>你能看一眼我的文章吗？</w:t>
-      </w:r>
-    </w:p>
-    <w:p>
-      <w:r>
-        <w:t>2. Let's take a look inside.</w:t>
-        <w:br/>
-        <w:t>我们进去看看。</w:t>
-      </w:r>
-    </w:p>
-    <w:p>
-      <w:r>
-        <w:t>3. I took a look at the prices yesterday.</w:t>
-        <w:br/>
-        <w:t>我昨天看了看价格。</w:t>
-      </w:r>
-    </w:p>
-    <w:p>
-      <w:pPr>
-        <w:pStyle w:val="Heading2"/>
-      </w:pPr>
-      <w:r>
-        <w:t>07. back off  ·  00:27:14</w:t>
-      </w:r>
-    </w:p>
-    <w:p>
-      <w:r>
-        <w:t>退后；别再施压</w:t>
-      </w:r>
-    </w:p>
-    <w:p>
-      <w:r>
-        <w:t>本集义：退后；别再施压</w:t>
-      </w:r>
-    </w:p>
-    <w:p>
-      <w:r>
-        <w:t>用法：直接命令可能显得强硬；也可描述主动减少压力。</w:t>
-      </w:r>
-    </w:p>
-    <w:p>
-      <w:r>
-        <w:t>1. Back off a little. The dog is frightened.</w:t>
-        <w:br/>
-        <w:t>退后一点，狗害怕了。</w:t>
-      </w:r>
-    </w:p>
-    <w:p>
-      <w:r>
-        <w:t>2. I asked him to back off and give me time.</w:t>
-        <w:br/>
-        <w:t>我让他别再逼我，给我点时间。</w:t>
-      </w:r>
-    </w:p>
-    <w:p>
-      <w:r>
-        <w:t>3. We should back off until she feels ready.</w:t>
-        <w:br/>
-        <w:t>我们应该先不催，等她准备好。</w:t>
-      </w:r>
-    </w:p>
-    <w:p>
-      <w:pPr>
-        <w:pStyle w:val="Heading2"/>
-      </w:pPr>
-      <w:r>
-        <w:t>08. what do you mean  ·  00:28:39</w:t>
-      </w:r>
-    </w:p>
-    <w:p>
-      <w:r>
-        <w:t>你是什么意思</w:t>
-      </w:r>
-    </w:p>
-    <w:p>
-      <w:r>
-        <w:t>本集义：你是什么意思</w:t>
-      </w:r>
-    </w:p>
-    <w:p>
-      <w:r>
-        <w:t>用法：可请求解释，也可能表达不满；温和替代是 Could you explain?。</w:t>
-      </w:r>
-    </w:p>
-    <w:p>
-      <w:r>
-        <w:t>1. What do you mean by flexible hours?</w:t>
-        <w:br/>
-        <w:t>你说的弹性工作时间是什么意思？</w:t>
-      </w:r>
-    </w:p>
-    <w:p>
-      <w:r>
-        <w:t>2. What do you mean, the booking is gone?</w:t>
-        <w:br/>
-        <w:t>你说预订没了是什么意思？</w:t>
-      </w:r>
-    </w:p>
-    <w:p>
-      <w:r>
-        <w:t>3. I'm not sure I follow. What do you mean?</w:t>
-        <w:br/>
-        <w:t>我不太明白，你是什么意思？</w:t>
-      </w:r>
-    </w:p>
-    <w:p>
-      <w:pPr>
-        <w:pStyle w:val="Heading2"/>
-      </w:pPr>
-      <w:r>
-        <w:t>09. go for it  ·  00:35:00</w:t>
-      </w:r>
-    </w:p>
-    <w:p>
-      <w:r>
-        <w:t>放手试试；去争取吧</w:t>
-      </w:r>
-    </w:p>
-    <w:p>
-      <w:r>
-        <w:t>本集义：放手试试；去争取吧</w:t>
-      </w:r>
-    </w:p>
-    <w:p>
-      <w:r>
-        <w:t>用法：口语鼓励；it 指前面提到的目标或行动。</w:t>
-      </w:r>
-    </w:p>
-    <w:p>
-      <w:r>
-        <w:t>1. You want to apply? Go for it.</w:t>
-        <w:br/>
-        <w:t>你想申请？去试试吧。</w:t>
-      </w:r>
-    </w:p>
-    <w:p>
-      <w:r>
-        <w:t>2. If you like the idea, go for it.</w:t>
-        <w:br/>
-        <w:t>如果喜欢这个点子，就行动吧。</w:t>
-      </w:r>
-    </w:p>
-    <w:p>
-      <w:r>
-        <w:t>3. We decided to go for it and open a small shop.</w:t>
-        <w:br/>
-        <w:t>我们决定放手一试，开一家小店。</w:t>
-      </w:r>
-    </w:p>
-    <w:p>
-      <w:pPr>
-        <w:pStyle w:val="Heading2"/>
-      </w:pPr>
-      <w:r>
-        <w:t>10. good for you  ·  00:35:19</w:t>
-      </w:r>
-    </w:p>
-    <w:p>
-      <w:r>
-        <w:t>真为你高兴；对你有益</w:t>
-      </w:r>
-    </w:p>
-    <w:p>
-      <w:r>
-        <w:t>本集义：认可或祝贺对方；是否带讽刺，要结合说话语调。</w:t>
-      </w:r>
-    </w:p>
-    <w:p>
-      <w:r>
-        <w:t>用法：祝贺义依赖友好语调；冷淡语调可能听起来讽刺。</w:t>
-      </w:r>
-    </w:p>
-    <w:p>
-      <w:r>
-        <w:t>1. You passed the test? Good for you!</w:t>
-        <w:br/>
-        <w:t>你通过考试了？真为你高兴！</w:t>
-      </w:r>
-    </w:p>
-    <w:p>
-      <w:r>
-        <w:t>2. Walking is good for you.</w:t>
-        <w:br/>
-        <w:t>走路对你有益。</w:t>
-      </w:r>
-    </w:p>
-    <w:p>
-      <w:r>
-        <w:t>3. You finally took a day off. Good for you.</w:t>
-        <w:br/>
-        <w:t>你终于休了一天，真替你高兴。</w:t>
-      </w:r>
-    </w:p>
-    <w:p>
-      <w:pPr>
-        <w:pStyle w:val="Heading2"/>
-      </w:pPr>
-      <w:r>
-        <w:t>汉译英练习</w:t>
-      </w:r>
-    </w:p>
-    <w:p>
-      <w:r>
-        <w:t>1. 家人帮助他缴纳保释金。</w:t>
-      </w:r>
-    </w:p>
-    <w:p>
-      <w:r>
-        <w:t>2. 说实话，我们还需要更多练习。</w:t>
-      </w:r>
-    </w:p>
-    <w:p>
-      <w:r>
-        <w:t>3. 如果喜欢这个点子，就行动吧。</w:t>
-      </w:r>
-    </w:p>
-    <w:p>
-      <w:r>
-        <w:t>口头输出：任选三个表达，说一段 30—60 秒的个人经历。</w:t>
-      </w:r>
-    </w:p>
-    <w:p>
-      <w:pPr>
-        <w:pStyle w:val="Heading3"/>
-      </w:pPr>
-      <w:r>
-        <w:t>参考答案</w:t>
-      </w:r>
-    </w:p>
-    <w:p>
-      <w:r>
-        <w:t>1. The family helped him post bail.  [bail]</w:t>
-      </w:r>
-    </w:p>
-    <w:p>
-      <w:r>
-        <w:t>2. Let's face it, we need more practice.  [let's face it]</w:t>
-      </w:r>
-    </w:p>
-    <w:p>
-      <w:r>
-        <w:t>3. If you like the idea, go for it.  [go for it]</w:t>
-      </w:r>
-    </w:p>
-    <w:p>
-      <w:r>
-        <w:br w:type="page"/>
-      </w:r>
-    </w:p>
-    <w:p>
-      <w:pPr>
-        <w:pStyle w:val="Heading1"/>
-      </w:pPr>
-      <w:r>
-        <w:t>参考与复习</w:t>
-      </w:r>
-    </w:p>
-    <w:p>
-      <w:hyperlink r:id="rId10">
-        <w:r>
-          <w:rPr>
-            <w:color w:val="245E4D"/>
-          </w:rPr>
-          <w:t>字幕来源与六季目录</w:t>
-        </w:r>
-      </w:hyperlink>
-    </w:p>
-    <w:p>
-      <w:hyperlink r:id="rId11">
-        <w:r>
-          <w:rPr>
-            <w:color w:val="245E4D"/>
-          </w:rPr>
-          <w:t>美国法院法律术语表</w:t>
-        </w:r>
-      </w:hyperlink>
-    </w:p>
-    <w:p>
-      <w:hyperlink r:id="rId12">
-        <w:r>
-          <w:rPr>
-            <w:color w:val="245E4D"/>
-          </w:rPr>
-          <w:t>美国法院证据开示说明</w:t>
-        </w:r>
-      </w:hyperlink>
-    </w:p>
-    <w:p>
-      <w:hyperlink r:id="rId13">
-        <w:r>
-          <w:rPr>
-            <w:color w:val="245E4D"/>
-          </w:rPr>
-          <w:t>美国法院刑事案件与认罪协商说明</w:t>
-        </w:r>
-      </w:hyperlink>
-    </w:p>
-    <w:p>
-      <w:hyperlink r:id="rId14">
-        <w:r>
-          <w:rPr>
-            <w:color w:val="245E4D"/>
-          </w:rPr>
-          <w:t>美国第一巡回上诉法院关于律师委托人沟通特权的判决</w:t>
-        </w:r>
-      </w:hyperlink>
-    </w:p>
-    <w:p>
-      <w:hyperlink r:id="rId15">
-        <w:r>
-          <w:rPr>
-            <w:color w:val="245E4D"/>
-          </w:rPr>
-          <w:t>Anki 官方文本导入说明</w:t>
-        </w:r>
-      </w:hyperlink>
-    </w:p>
-    <w:p>
-      <w:r>
-        <w:t>例句为原创，不是剧中台词。已核对字幕集数、文件解析与双语覆盖，未逐句对照音轨校订。</w:t>
+        <w:t>参考来源</w:t>
+      </w:r>
+    </w:p>
+    <w:p>
+      <w:r>
+        <w:t>美国法院法律术语表：https://www.uscourts.gov/glossary</w:t>
+      </w:r>
+    </w:p>
+    <w:p>
+      <w:r>
+        <w:t>美国法院：刑事案件程序：https://www.uscourts.gov/about-federal-courts/types-cases/criminal-cases</w:t>
+      </w:r>
+    </w:p>
+    <w:p>
+      <w:r>
+        <w:t>Cornell LII：proffer：https://www.law.cornell.edu/wex/proffer</w:t>
+      </w:r>
+    </w:p>
+    <w:p>
+      <w:r>
+        <w:t>Cornell LII：赔偿保障：https://www.law.cornell.edu/wex/indemnify</w:t>
+      </w:r>
+    </w:p>
+    <w:p>
+      <w:r>
+        <w:t>Cornell LII：夫妻关系中的特权：https://www.law.cornell.edu/wex/marital_privilege</w:t>
+      </w:r>
+    </w:p>
+    <w:p>
+      <w:r>
+        <w:t>美国法院：证据毁损与证据保存的判决讨论：https://www.ca5.uscourts.gov/opinions/pub/23/23-30393-CV0.pdf</w:t>
+      </w:r>
+    </w:p>
+    <w:p>
+      <w:r>
+        <w:t>Anki 官方文本导入说明：https://docs.ankiweb.net/manual/importing/text-files</w:t>
       </w:r>
     </w:p>
     <w:sectPr>
-      <w:footerReference w:type="default" r:id="rId16"/>
       <w:pgSz w:w="12240" w:h="15840"/>
-      <w:pgMar w:top="1008" w:right="1080" w:bottom="1008" w:left="1080" w:header="720" w:footer="720" w:gutter="0"/>
+      <w:pgMar w:top="1440" w:right="1800" w:bottom="1440" w:left="1800" w:header="720" w:footer="720" w:gutter="0"/>
       <w:cols w:space="720"/>
       <w:docGrid w:linePitch="360"/>
     </w:sectPr>
   </w:body>
 </w:document>
-</file>
-
-<file path=word/footer1.xml><?xml version="1.0" encoding="utf-8"?>
-<w:ftr xmlns:m="http://schemas.openxmlformats.org/officeDocument/2006/math" xmlns:mc="http://schemas.openxmlformats.org/markup-compatibility/2006" xmlns:mo="http://schemas.microsoft.com/office/mac/office/2008/main" xmlns:mv="urn:schemas-microsoft-com:mac:vml" xmlns:o="urn:schemas-microsoft-com:office:office" xmlns:r="http://schemas.openxmlformats.org/officeDocument/2006/relationships" xmlns:v="urn:schemas-microsoft-com:vml" xmlns:w10="urn:schemas-microsoft-com:office:word" xmlns:w14="http://schemas.microsoft.com/office/word/2010/wordml" xmlns:w="http://schemas.openxmlformats.org/wordprocessingml/2006/main" xmlns:wne="http://schemas.microsoft.com/office/word/2006/wordml" xmlns:wp14="http://schemas.microsoft.com/office/word/2010/wordprocessingDrawing" xmlns:wp="http://schemas.openxmlformats.org/drawingml/2006/wordprocessingDrawing" xmlns:wpc="http://schemas.microsoft.com/office/word/2010/wordprocessingCanvas" xmlns:wpg="http://schemas.microsoft.com/office/word/2010/wordprocessingGroup" xmlns:wpi="http://schemas.microsoft.com/office/word/2010/wordprocessingInk" xmlns:wps="http://schemas.microsoft.com/office/word/2010/wordprocessingShape" mc:Ignorable="w14 wp14">
-  <w:p>
-    <w:pPr>
-      <w:pStyle w:val="Footer"/>
-      <w:jc w:val="center"/>
-    </w:pPr>
-    <w:r>
-      <w:t>Better Call Saul · Season 1 · English Study Guide</w:t>
-    </w:r>
-  </w:p>
-</w:ftr>
 </file>
 
 <file path=word/numbering.xml><?xml version="1.0" encoding="utf-8"?>
@@ -5679,11 +5097,8 @@
     <w:name w:val="Normal"/>
     <w:qFormat/>
     <w:rsid w:val="00FC693F"/>
-    <w:pPr>
-      <w:spacing w:after="100"/>
-    </w:pPr>
     <w:rPr>
-      <w:rFonts w:ascii="Aptos" w:hAnsi="Aptos" w:eastAsia="PingFang SC"/>
+      <w:rFonts w:ascii="Arial" w:hAnsi="Arial" w:eastAsia="Microsoft YaHei"/>
       <w:sz w:val="20"/>
     </w:rPr>
   </w:style>
@@ -5746,10 +5161,10 @@
       <w:outlineLvl w:val="0"/>
     </w:pPr>
     <w:rPr>
-      <w:rFonts w:asciiTheme="majorHAnsi" w:eastAsiaTheme="majorEastAsia" w:hAnsiTheme="majorHAnsi" w:cstheme="majorBidi" w:eastAsia="PingFang SC"/>
+      <w:rFonts w:asciiTheme="majorHAnsi" w:eastAsiaTheme="majorEastAsia" w:hAnsiTheme="majorHAnsi" w:cstheme="majorBidi"/>
       <w:b/>
       <w:bCs/>
-      <w:color w:val="17362E"/>
+      <w:color w:val="365F91" w:themeColor="accent1" w:themeShade="BF"/>
       <w:sz w:val="28"/>
       <w:szCs w:val="28"/>
     </w:rPr>
@@ -5770,10 +5185,10 @@
       <w:outlineLvl w:val="1"/>
     </w:pPr>
     <w:rPr>
-      <w:rFonts w:asciiTheme="majorHAnsi" w:eastAsiaTheme="majorEastAsia" w:hAnsiTheme="majorHAnsi" w:cstheme="majorBidi" w:eastAsia="PingFang SC"/>
+      <w:rFonts w:asciiTheme="majorHAnsi" w:eastAsiaTheme="majorEastAsia" w:hAnsiTheme="majorHAnsi" w:cstheme="majorBidi"/>
       <w:b/>
       <w:bCs/>
-      <w:color w:val="17362E"/>
+      <w:color w:val="4F81BD" w:themeColor="accent1"/>
       <w:sz w:val="26"/>
       <w:szCs w:val="26"/>
     </w:rPr>
@@ -5794,10 +5209,10 @@
       <w:outlineLvl w:val="2"/>
     </w:pPr>
     <w:rPr>
-      <w:rFonts w:asciiTheme="majorHAnsi" w:eastAsiaTheme="majorEastAsia" w:hAnsiTheme="majorHAnsi" w:cstheme="majorBidi" w:eastAsia="PingFang SC"/>
+      <w:rFonts w:asciiTheme="majorHAnsi" w:eastAsiaTheme="majorEastAsia" w:hAnsiTheme="majorHAnsi" w:cstheme="majorBidi"/>
       <w:b/>
       <w:bCs/>
-      <w:color w:val="17362E"/>
+      <w:color w:val="4F81BD" w:themeColor="accent1"/>
     </w:rPr>
   </w:style>
   <w:style w:type="paragraph" w:styleId="Heading4">
@@ -6035,8 +5450,8 @@
       <w:contextualSpacing/>
     </w:pPr>
     <w:rPr>
-      <w:rFonts w:asciiTheme="majorHAnsi" w:eastAsiaTheme="majorEastAsia" w:hAnsiTheme="majorHAnsi" w:cstheme="majorBidi" w:eastAsia="PingFang SC"/>
-      <w:color w:val="17362E"/>
+      <w:rFonts w:asciiTheme="majorHAnsi" w:eastAsiaTheme="majorEastAsia" w:hAnsiTheme="majorHAnsi" w:cstheme="majorBidi"/>
+      <w:color w:val="17365D" w:themeColor="text2" w:themeShade="BF"/>
       <w:spacing w:val="5"/>
       <w:kern w:val="28"/>
       <w:sz w:val="52"/>

--- a/downloads/season-01-study-guide.docx
+++ b/downloads/season-01-study-guide.docx
@@ -624,7 +624,7 @@
     </w:p>
     <w:p>
       <w:r>
-        <w:t>回看 00:01:13 · 字幕中出现：felonied</w:t>
+        <w:t>回看 00:01:13 · 字幕中出现：felony</w:t>
       </w:r>
     </w:p>
     <w:p>

--- a/downloads/season-01-study-guide.docx
+++ b/downloads/season-01-study-guide.docx
@@ -12,7 +12,12 @@
     </w:p>
     <w:p>
       <w:r>
-        <w:t>V2 · 每集不超过 15 项关键词与词组；每项 3 个原创双语例句。英文梗概不超过 200 词，含剧透。</w:t>
+        <w:t>V3 · 每集不超过 15 项关键词与词组；关键词含美式 IPA，所有词条含词性与英文释义；每项 3 个原创双语例句。英文梗概不超过 200 词，含剧透。</w:t>
+      </w:r>
+    </w:p>
+    <w:p>
+      <w:r>
+        <w:t>关键词采用常见美式读法的宽式 IPA；/ɝ/、/ɚ/ 表示带 r 色彩的元音，/i/、/u/ 不另加长音符号。音标对应显示的词条形式。词性列出本页讲解的用法；部分词有其他读法或词性。</w:t>
       </w:r>
     </w:p>
     <w:p>
@@ -56,6 +61,21 @@
     </w:p>
     <w:p>
       <w:r>
+        <w:t>美式 IPA：/ɪmˈbɛzəlmənt/</w:t>
+      </w:r>
+    </w:p>
+    <w:p>
+      <w:r>
+        <w:t>词性：noun</w:t>
+      </w:r>
+    </w:p>
+    <w:p>
+      <w:r>
+        <w:t>English definition: The dishonest taking of money or property entrusted to one's care.</w:t>
+      </w:r>
+    </w:p>
+    <w:p>
+      <w:r>
         <w:t>侵占；挪用受托管理的财产</w:t>
       </w:r>
     </w:p>
@@ -100,6 +120,21 @@
     </w:p>
     <w:p>
       <w:r>
+        <w:t>美式 IPA：/ˈfɛləni/</w:t>
+      </w:r>
+    </w:p>
+    <w:p>
+      <w:r>
+        <w:t>词性：noun</w:t>
+      </w:r>
+    </w:p>
+    <w:p>
+      <w:r>
+        <w:t>English definition: A serious category of crime, generally carrying more severe penalties than a misdemeanor.</w:t>
+      </w:r>
+    </w:p>
+    <w:p>
+      <w:r>
         <w:t>重罪</w:t>
       </w:r>
     </w:p>
@@ -144,6 +179,21 @@
     </w:p>
     <w:p>
       <w:r>
+        <w:t>美式 IPA：/dɪˈfɛndənt/</w:t>
+      </w:r>
+    </w:p>
+    <w:p>
+      <w:r>
+        <w:t>词性：noun</w:t>
+      </w:r>
+    </w:p>
+    <w:p>
+      <w:r>
+        <w:t>English definition: The person or organization against whom a criminal charge or civil claim is brought.</w:t>
+      </w:r>
+    </w:p>
+    <w:p>
+      <w:r>
         <w:t>被告</w:t>
       </w:r>
     </w:p>
@@ -188,6 +238,21 @@
     </w:p>
     <w:p>
       <w:r>
+        <w:t>美式 IPA：/ˌprɑsəˈkjuʃən/</w:t>
+      </w:r>
+    </w:p>
+    <w:p>
+      <w:r>
+        <w:t>词性：noun</w:t>
+      </w:r>
+    </w:p>
+    <w:p>
+      <w:r>
+        <w:t>English definition: The pursuit of criminal charges in court; also the lawyers bringing those charges.</w:t>
+      </w:r>
+    </w:p>
+    <w:p>
+      <w:r>
         <w:t>控方；起诉；检控</w:t>
       </w:r>
     </w:p>
@@ -232,6 +297,26 @@
     </w:p>
     <w:p>
       <w:r>
+        <w:t>美式 IPA：/ˈtrɛsˌpæsɪŋ/</w:t>
+      </w:r>
+    </w:p>
+    <w:p>
+      <w:r>
+        <w:t>词性：noun / verb (-ing form)</w:t>
+      </w:r>
+    </w:p>
+    <w:p>
+      <w:r>
+        <w:t>English definition: Entering or remaining on another person's property without permission; the -ing form of trespass.</w:t>
+      </w:r>
+    </w:p>
+    <w:p>
+      <w:r>
+        <w:t>原形：trespass</w:t>
+      </w:r>
+    </w:p>
+    <w:p>
+      <w:r>
         <w:t>擅自进入或逗留他人土地、场所</w:t>
       </w:r>
     </w:p>
@@ -276,6 +361,21 @@
     </w:p>
     <w:p>
       <w:r>
+        <w:t>美式 IPA：/əˈreɪnmənt/</w:t>
+      </w:r>
+    </w:p>
+    <w:p>
+      <w:r>
+        <w:t>词性：noun</w:t>
+      </w:r>
+    </w:p>
+    <w:p>
+      <w:r>
+        <w:t>English definition: A court appearance at which charges are stated and the defendant enters a plea.</w:t>
+      </w:r>
+    </w:p>
+    <w:p>
+      <w:r>
         <w:t>正式提审并要求被告答辩的程序</w:t>
       </w:r>
     </w:p>
@@ -320,6 +420,21 @@
     </w:p>
     <w:p>
       <w:r>
+        <w:t>美式 IPA：/dɪˈskrɛpənsi/</w:t>
+      </w:r>
+    </w:p>
+    <w:p>
+      <w:r>
+        <w:t>词性：noun</w:t>
+      </w:r>
+    </w:p>
+    <w:p>
+      <w:r>
+        <w:t>English definition: A difference between things that should agree or match.</w:t>
+      </w:r>
+    </w:p>
+    <w:p>
+      <w:r>
         <w:t>不一致；差异</w:t>
       </w:r>
     </w:p>
@@ -364,6 +479,21 @@
     </w:p>
     <w:p>
       <w:r>
+        <w:t>美式 IPA：/ˌædvɚˈsɛriəl/</w:t>
+      </w:r>
+    </w:p>
+    <w:p>
+      <w:r>
+        <w:t>词性：adjective</w:t>
+      </w:r>
+    </w:p>
+    <w:p>
+      <w:r>
+        <w:t>English definition: Involving opposing sides that challenge each other's claims.</w:t>
+      </w:r>
+    </w:p>
+    <w:p>
+      <w:r>
         <w:t>对抗性的；双方交锋的</w:t>
       </w:r>
     </w:p>
@@ -408,6 +538,16 @@
     </w:p>
     <w:p>
       <w:r>
+        <w:t>词性：adverb phrase</w:t>
+      </w:r>
+    </w:p>
+    <w:p>
+      <w:r>
+        <w:t>English definition: Paid using a person's own money rather than reimbursed or covered by someone else.</w:t>
+      </w:r>
+    </w:p>
+    <w:p>
+      <w:r>
         <w:t>自掏腰包；蒙受钱财损失</w:t>
       </w:r>
     </w:p>
@@ -531,6 +671,21 @@
     </w:p>
     <w:p>
       <w:r>
+        <w:t>美式 IPA：/ɪmˈbɛzəlmənt/</w:t>
+      </w:r>
+    </w:p>
+    <w:p>
+      <w:r>
+        <w:t>词性：noun</w:t>
+      </w:r>
+    </w:p>
+    <w:p>
+      <w:r>
+        <w:t>English definition: The dishonest taking of money or property entrusted to one's care.</w:t>
+      </w:r>
+    </w:p>
+    <w:p>
+      <w:r>
         <w:t>侵占；挪用受托管理的财产</w:t>
       </w:r>
     </w:p>
@@ -575,6 +730,21 @@
     </w:p>
     <w:p>
       <w:r>
+        <w:t>美式 IPA：/ˌmɪsdəˈminɚ/</w:t>
+      </w:r>
+    </w:p>
+    <w:p>
+      <w:r>
+        <w:t>词性：noun</w:t>
+      </w:r>
+    </w:p>
+    <w:p>
+      <w:r>
+        <w:t>English definition: A criminal offense in a less serious category than a felony.</w:t>
+      </w:r>
+    </w:p>
+    <w:p>
+      <w:r>
         <w:t>轻罪</w:t>
       </w:r>
     </w:p>
@@ -619,6 +789,21 @@
     </w:p>
     <w:p>
       <w:r>
+        <w:t>美式 IPA：/ˈfɛləni/</w:t>
+      </w:r>
+    </w:p>
+    <w:p>
+      <w:r>
+        <w:t>词性：noun</w:t>
+      </w:r>
+    </w:p>
+    <w:p>
+      <w:r>
+        <w:t>English definition: A serious category of crime, generally carrying more severe penalties than a misdemeanor.</w:t>
+      </w:r>
+    </w:p>
+    <w:p>
+      <w:r>
         <w:t>重罪</w:t>
       </w:r>
     </w:p>
@@ -663,6 +848,21 @@
     </w:p>
     <w:p>
       <w:r>
+        <w:t>美式 IPA：/proʊˈbeɪʃən/</w:t>
+      </w:r>
+    </w:p>
+    <w:p>
+      <w:r>
+        <w:t>词性：noun</w:t>
+      </w:r>
+    </w:p>
+    <w:p>
+      <w:r>
+        <w:t>English definition: Court-ordered community supervision under conditions; also a trial period for a new employee.</w:t>
+      </w:r>
+    </w:p>
+    <w:p>
+      <w:r>
         <w:t>缓刑或社区监督；试用期</w:t>
       </w:r>
     </w:p>
@@ -707,6 +907,21 @@
     </w:p>
     <w:p>
       <w:r>
+        <w:t>美式 IPA：/ˈprɪvəlɪdʒ/</w:t>
+      </w:r>
+    </w:p>
+    <w:p>
+      <w:r>
+        <w:t>词性：noun</w:t>
+      </w:r>
+    </w:p>
+    <w:p>
+      <w:r>
+        <w:t>English definition: A special right or advantage; in law, a protection that can prevent compelled disclosure of certain communications.</w:t>
+      </w:r>
+    </w:p>
+    <w:p>
+      <w:r>
         <w:t>法律保密特权；特殊权利或荣幸</w:t>
       </w:r>
     </w:p>
@@ -751,6 +966,26 @@
     </w:p>
     <w:p>
       <w:r>
+        <w:t>美式 IPA：/ˈbækˌslaɪdɪŋ/</w:t>
+      </w:r>
+    </w:p>
+    <w:p>
+      <w:r>
+        <w:t>词性：noun</w:t>
+      </w:r>
+    </w:p>
+    <w:p>
+      <w:r>
+        <w:t>English definition: A return to harmful habits after a period of improvement.</w:t>
+      </w:r>
+    </w:p>
+    <w:p>
+      <w:r>
+        <w:t>原形：backslide</w:t>
+      </w:r>
+    </w:p>
+    <w:p>
+      <w:r>
         <w:t>故态复萌；退步</w:t>
       </w:r>
     </w:p>
@@ -869,6 +1104,21 @@
     </w:p>
     <w:p>
       <w:r>
+        <w:t>美式 IPA：/dɪˈfɛndənt/</w:t>
+      </w:r>
+    </w:p>
+    <w:p>
+      <w:r>
+        <w:t>词性：noun</w:t>
+      </w:r>
+    </w:p>
+    <w:p>
+      <w:r>
+        <w:t>English definition: The person or organization against whom a criminal charge or civil claim is brought.</w:t>
+      </w:r>
+    </w:p>
+    <w:p>
+      <w:r>
         <w:t>被告</w:t>
       </w:r>
     </w:p>
@@ -913,6 +1163,21 @@
     </w:p>
     <w:p>
       <w:r>
+        <w:t>美式 IPA：/əˈsɔlt/</w:t>
+      </w:r>
+    </w:p>
+    <w:p>
+      <w:r>
+        <w:t>词性：noun / verb</w:t>
+      </w:r>
+    </w:p>
+    <w:p>
+      <w:r>
+        <w:t>English definition: A physical attack or, in some legal uses, conduct that creates fear of imminent harm; to attack.</w:t>
+      </w:r>
+    </w:p>
+    <w:p>
+      <w:r>
         <w:t>袭击；人身攻击</w:t>
       </w:r>
     </w:p>
@@ -957,6 +1222,21 @@
     </w:p>
     <w:p>
       <w:r>
+        <w:t>美式 IPA：/ɪnˈkrɪməˌneɪt/</w:t>
+      </w:r>
+    </w:p>
+    <w:p>
+      <w:r>
+        <w:t>词性：verb</w:t>
+      </w:r>
+    </w:p>
+    <w:p>
+      <w:r>
+        <w:t>English definition: To provide information that makes someone appear involved in a crime.</w:t>
+      </w:r>
+    </w:p>
+    <w:p>
+      <w:r>
         <w:t>使显得有罪；提供不利涉罪证据</w:t>
       </w:r>
     </w:p>
@@ -1001,6 +1281,21 @@
     </w:p>
     <w:p>
       <w:r>
+        <w:t>美式 IPA：/ˌkɑnfəˌdɛnʃiˈæləti/</w:t>
+      </w:r>
+    </w:p>
+    <w:p>
+      <w:r>
+        <w:t>词性：noun</w:t>
+      </w:r>
+    </w:p>
+    <w:p>
+      <w:r>
+        <w:t>English definition: The duty or practice of keeping sensitive information from unauthorized disclosure.</w:t>
+      </w:r>
+    </w:p>
+    <w:p>
+      <w:r>
         <w:t>保密性；保密义务</w:t>
       </w:r>
     </w:p>
@@ -1045,6 +1340,21 @@
     </w:p>
     <w:p>
       <w:r>
+        <w:t>美式 IPA：/rɪˈmɔrs/</w:t>
+      </w:r>
+    </w:p>
+    <w:p>
+      <w:r>
+        <w:t>词性：noun</w:t>
+      </w:r>
+    </w:p>
+    <w:p>
+      <w:r>
+        <w:t>English definition: Deep regret and guilt about harm one has caused.</w:t>
+      </w:r>
+    </w:p>
+    <w:p>
+      <w:r>
         <w:t>懊悔；对过错的内疚</w:t>
       </w:r>
     </w:p>
@@ -1089,6 +1399,21 @@
     </w:p>
     <w:p>
       <w:r>
+        <w:t>美式 IPA：/ɪmˈbɛzəl/</w:t>
+      </w:r>
+    </w:p>
+    <w:p>
+      <w:r>
+        <w:t>词性：verb</w:t>
+      </w:r>
+    </w:p>
+    <w:p>
+      <w:r>
+        <w:t>English definition: To dishonestly take money or property that one was trusted to manage.</w:t>
+      </w:r>
+    </w:p>
+    <w:p>
+      <w:r>
         <w:t>侵吞受托管理的钱财</w:t>
       </w:r>
     </w:p>
@@ -1133,6 +1458,16 @@
     </w:p>
     <w:p>
       <w:r>
+        <w:t>词性：idiom</w:t>
+      </w:r>
+    </w:p>
+    <w:p>
+      <w:r>
+        <w:t>English definition: Freed from responsibility or trouble; with ring, describing a phone ringing repeatedly.</w:t>
+      </w:r>
+    </w:p>
+    <w:p>
+      <w:r>
         <w:t>摆脱责任或困境；电话响个不停</w:t>
       </w:r>
     </w:p>
@@ -1177,6 +1512,16 @@
     </w:p>
     <w:p>
       <w:r>
+        <w:t>词性：noun phrase</w:t>
+      </w:r>
+    </w:p>
+    <w:p>
+      <w:r>
+        <w:t>English definition: A legal protection for certain confidential communications between a lawyer and client made for legal advice.</w:t>
+      </w:r>
+    </w:p>
+    <w:p>
+      <w:r>
         <w:t>律师与委托人之间的保密沟通特权</w:t>
       </w:r>
     </w:p>
@@ -1221,6 +1566,16 @@
     </w:p>
     <w:p>
       <w:r>
+        <w:t>词性：adverb phrase / idiom</w:t>
+      </w:r>
+    </w:p>
+    <w:p>
+      <w:r>
+        <w:t>English definition: In a situation where clear evidence establishes someone's wrongdoing.</w:t>
+      </w:r>
+    </w:p>
+    <w:p>
+      <w:r>
         <w:t>有确凿把柄；当场被抓</w:t>
       </w:r>
     </w:p>
@@ -1265,6 +1620,16 @@
     </w:p>
     <w:p>
       <w:r>
+        <w:t>词性：adverb phrase</w:t>
+      </w:r>
+    </w:p>
+    <w:p>
+      <w:r>
+        <w:t>English definition: Released before trial on a personal promise to return to court, without posting bail money.</w:t>
+      </w:r>
+    </w:p>
+    <w:p>
+      <w:r>
         <w:t>以个人保证获释，无须交保释金</w:t>
       </w:r>
     </w:p>
@@ -1309,6 +1674,16 @@
     </w:p>
     <w:p>
       <w:r>
+        <w:t>词性：noun phrase</w:t>
+      </w:r>
+    </w:p>
+    <w:p>
+      <w:r>
+        <w:t>English definition: Time already spent in custody that counts toward a sentence, or a sentence limited to that time.</w:t>
+      </w:r>
+    </w:p>
+    <w:p>
+      <w:r>
         <w:t>已服刑的时间；以已羁押时间抵刑</w:t>
       </w:r>
     </w:p>
@@ -1427,6 +1802,21 @@
     </w:p>
     <w:p>
       <w:r>
+        <w:t>美式 IPA：/rɪˈteɪnɚ/</w:t>
+      </w:r>
+    </w:p>
+    <w:p>
+      <w:r>
+        <w:t>词性：noun</w:t>
+      </w:r>
+    </w:p>
+    <w:p>
+      <w:r>
+        <w:t>English definition: A fee or arrangement securing a professional's services or availability, especially a lawyer's.</w:t>
+      </w:r>
+    </w:p>
+    <w:p>
+      <w:r>
         <w:t>聘用律师等专业人士的预付费用；聘用安排</w:t>
       </w:r>
     </w:p>
@@ -1471,6 +1861,21 @@
     </w:p>
     <w:p>
       <w:r>
+        <w:t>美式 IPA：/braɪb/</w:t>
+      </w:r>
+    </w:p>
+    <w:p>
+      <w:r>
+        <w:t>词性：noun / verb</w:t>
+      </w:r>
+    </w:p>
+    <w:p>
+      <w:r>
+        <w:t>English definition: Something offered to improperly influence a decision; to offer such an inducement.</w:t>
+      </w:r>
+    </w:p>
+    <w:p>
+      <w:r>
         <w:t>贿赂；贿赂物；行贿</w:t>
       </w:r>
     </w:p>
@@ -1515,6 +1920,21 @@
     </w:p>
     <w:p>
       <w:r>
+        <w:t>美式 IPA：/ɪnˈdʒʌŋkʃən/</w:t>
+      </w:r>
+    </w:p>
+    <w:p>
+      <w:r>
+        <w:t>词性：noun</w:t>
+      </w:r>
+    </w:p>
+    <w:p>
+      <w:r>
+        <w:t>English definition: A court order requiring someone to do or stop doing a specified act.</w:t>
+      </w:r>
+    </w:p>
+    <w:p>
+      <w:r>
         <w:t>法院禁令</w:t>
       </w:r>
     </w:p>
@@ -1559,6 +1979,21 @@
     </w:p>
     <w:p>
       <w:r>
+        <w:t>美式 IPA：/ɪnˈfrɪndʒmənt/</w:t>
+      </w:r>
+    </w:p>
+    <w:p>
+      <w:r>
+        <w:t>词性：noun</w:t>
+      </w:r>
+    </w:p>
+    <w:p>
+      <w:r>
+        <w:t>English definition: An unauthorized interference with a right, especially an intellectual property right.</w:t>
+      </w:r>
+    </w:p>
+    <w:p>
+      <w:r>
         <w:t>侵权；侵犯</w:t>
       </w:r>
     </w:p>
@@ -1603,6 +2038,21 @@
     </w:p>
     <w:p>
       <w:r>
+        <w:t>美式 IPA：/ˈprɛdəˌtɔri/</w:t>
+      </w:r>
+    </w:p>
+    <w:p>
+      <w:r>
+        <w:t>词性：adjective</w:t>
+      </w:r>
+    </w:p>
+    <w:p>
+      <w:r>
+        <w:t>English definition: Seeking an advantage by exploiting people who are vulnerable.</w:t>
+      </w:r>
+    </w:p>
+    <w:p>
+      <w:r>
         <w:t>掠夺性的；专门利用弱者的</w:t>
       </w:r>
     </w:p>
@@ -1647,6 +2097,16 @@
     </w:p>
     <w:p>
       <w:r>
+        <w:t>词性：noun phrase</w:t>
+      </w:r>
+    </w:p>
+    <w:p>
+      <w:r>
+        <w:t>English definition: A publicly funded lawyer who represents eligible defendants unable to afford counsel.</w:t>
+      </w:r>
+    </w:p>
+    <w:p>
+      <w:r>
         <w:t>公设辩护律师</w:t>
       </w:r>
     </w:p>
@@ -1691,6 +2151,16 @@
     </w:p>
     <w:p>
       <w:r>
+        <w:t>词性：noun phrase</w:t>
+      </w:r>
+    </w:p>
+    <w:p>
+      <w:r>
+        <w:t>English definition: A reasonable basis, grounded in facts, for believing a crime occurred or evidence will be found.</w:t>
+      </w:r>
+    </w:p>
+    <w:p>
+      <w:r>
         <w:t>相当理由；合理根据</w:t>
       </w:r>
     </w:p>
@@ -1735,6 +2205,16 @@
     </w:p>
     <w:p>
       <w:r>
+        <w:t>词性：verb phrase</w:t>
+      </w:r>
+    </w:p>
+    <w:p>
+      <w:r>
+        <w:t>English definition: To stop an activity and refrain from starting it again.</w:t>
+      </w:r>
+    </w:p>
+    <w:p>
+      <w:r>
         <w:t>停止并不得继续某种行为</w:t>
       </w:r>
     </w:p>
@@ -1779,6 +2259,16 @@
     </w:p>
     <w:p>
       <w:r>
+        <w:t>词性：noun phrase</w:t>
+      </w:r>
+    </w:p>
+    <w:p>
+      <w:r>
+        <w:t>English definition: A person who voluntarily helps someone in difficulty, especially a stranger.</w:t>
+      </w:r>
+    </w:p>
+    <w:p>
+      <w:r>
         <w:t>善意帮助陌生人的人</w:t>
       </w:r>
     </w:p>
@@ -1897,6 +2387,21 @@
     </w:p>
     <w:p>
       <w:r>
+        <w:t>美式 IPA：/rɪˈteɪnɚ/</w:t>
+      </w:r>
+    </w:p>
+    <w:p>
+      <w:r>
+        <w:t>词性：noun</w:t>
+      </w:r>
+    </w:p>
+    <w:p>
+      <w:r>
+        <w:t>English definition: A fee or arrangement securing a professional's services or availability, especially a lawyer's.</w:t>
+      </w:r>
+    </w:p>
+    <w:p>
+      <w:r>
         <w:t>聘用律师等专业人士的预付费用；聘用安排</w:t>
       </w:r>
     </w:p>
@@ -1941,6 +2446,21 @@
     </w:p>
     <w:p>
       <w:r>
+        <w:t>美式 IPA：/ˈsɑvrən/</w:t>
+      </w:r>
+    </w:p>
+    <w:p>
+      <w:r>
+        <w:t>词性：adjective / noun</w:t>
+      </w:r>
+    </w:p>
+    <w:p>
+      <w:r>
+        <w:t>English definition: Having independent supreme authority; as a noun, a ruler or independent state.</w:t>
+      </w:r>
+    </w:p>
+    <w:p>
+      <w:r>
         <w:t>享有主权的；最高统治者</w:t>
       </w:r>
     </w:p>
@@ -1985,6 +2505,21 @@
     </w:p>
     <w:p>
       <w:r>
+        <w:t>美式 IPA：/ˌɪnkoʊˈhɪrənt/</w:t>
+      </w:r>
+    </w:p>
+    <w:p>
+      <w:r>
+        <w:t>词性：adjective</w:t>
+      </w:r>
+    </w:p>
+    <w:p>
+      <w:r>
+        <w:t>English definition: Difficult to understand because ideas or speech are not logically connected.</w:t>
+      </w:r>
+    </w:p>
+    <w:p>
+      <w:r>
         <w:t>语无伦次的；缺乏逻辑的</w:t>
       </w:r>
     </w:p>
@@ -2029,6 +2564,21 @@
     </w:p>
     <w:p>
       <w:r>
+        <w:t>美式 IPA：/dɪˈluʒən/</w:t>
+      </w:r>
+    </w:p>
+    <w:p>
+      <w:r>
+        <w:t>词性：noun</w:t>
+      </w:r>
+    </w:p>
+    <w:p>
+      <w:r>
+        <w:t>English definition: A strongly held belief that does not match reality.</w:t>
+      </w:r>
+    </w:p>
+    <w:p>
+      <w:r>
         <w:t>妄想；错误而顽固的信念</w:t>
       </w:r>
     </w:p>
@@ -2073,6 +2623,21 @@
     </w:p>
     <w:p>
       <w:r>
+        <w:t>美式 IPA：/əˈmɛndmənt/</w:t>
+      </w:r>
+    </w:p>
+    <w:p>
+      <w:r>
+        <w:t>词性：noun</w:t>
+      </w:r>
+    </w:p>
+    <w:p>
+      <w:r>
+        <w:t>English definition: A formal change or addition to a document, agreement, or law.</w:t>
+      </w:r>
+    </w:p>
+    <w:p>
+      <w:r>
         <w:t>修正案；修订</w:t>
       </w:r>
     </w:p>
@@ -2117,6 +2682,21 @@
     </w:p>
     <w:p>
       <w:r>
+        <w:t>美式 IPA：/koʊˈɝsɪv/</w:t>
+      </w:r>
+    </w:p>
+    <w:p>
+      <w:r>
+        <w:t>词性：adjective</w:t>
+      </w:r>
+    </w:p>
+    <w:p>
+      <w:r>
+        <w:t>English definition: Using threats, force, or pressure to obtain compliance.</w:t>
+      </w:r>
+    </w:p>
+    <w:p>
+      <w:r>
         <w:t>强迫性的；带胁迫性质的</w:t>
       </w:r>
     </w:p>
@@ -2161,6 +2741,16 @@
     </w:p>
     <w:p>
       <w:r>
+        <w:t>词性：adjective / adverb phrase</w:t>
+      </w:r>
+    </w:p>
+    <w:p>
+      <w:r>
+        <w:t>English definition: Employed under an arrangement that secures a professional's services or availability in advance.</w:t>
+      </w:r>
+    </w:p>
+    <w:p>
+      <w:r>
         <w:t>以预付顾问费方式受聘</w:t>
       </w:r>
     </w:p>
@@ -2279,6 +2869,21 @@
     </w:p>
     <w:p>
       <w:r>
+        <w:t>美式 IPA：/əˈsɔlt/</w:t>
+      </w:r>
+    </w:p>
+    <w:p>
+      <w:r>
+        <w:t>词性：noun / verb</w:t>
+      </w:r>
+    </w:p>
+    <w:p>
+      <w:r>
+        <w:t>English definition: A physical attack or, in some legal uses, conduct that creates fear of imminent harm; to attack.</w:t>
+      </w:r>
+    </w:p>
+    <w:p>
+      <w:r>
         <w:t>袭击；人身攻击</w:t>
       </w:r>
     </w:p>
@@ -2323,6 +2928,21 @@
     </w:p>
     <w:p>
       <w:r>
+        <w:t>美式 IPA：/ˈkɪkˌbæk/</w:t>
+      </w:r>
+    </w:p>
+    <w:p>
+      <w:r>
+        <w:t>词性：noun</w:t>
+      </w:r>
+    </w:p>
+    <w:p>
+      <w:r>
+        <w:t>English definition: A secret or improper payment given in return for steering business or granting a favor.</w:t>
+      </w:r>
+    </w:p>
+    <w:p>
+      <w:r>
         <w:t>回扣；非法返利</w:t>
       </w:r>
     </w:p>
@@ -2367,6 +2987,21 @@
     </w:p>
     <w:p>
       <w:r>
+        <w:t>美式 IPA：/əbˈstrʌkʃən/</w:t>
+      </w:r>
+    </w:p>
+    <w:p>
+      <w:r>
+        <w:t>词性：noun</w:t>
+      </w:r>
+    </w:p>
+    <w:p>
+      <w:r>
+        <w:t>English definition: Something that blocks progress; also the act of deliberately interfering with a process.</w:t>
+      </w:r>
+    </w:p>
+    <w:p>
+      <w:r>
         <w:t>阻碍；妨碍</w:t>
       </w:r>
     </w:p>
@@ -2411,6 +3046,16 @@
     </w:p>
     <w:p>
       <w:r>
+        <w:t>词性：adjective / adverb phrase</w:t>
+      </w:r>
+    </w:p>
+    <w:p>
+      <w:r>
+        <w:t>English definition: Honest, open, and conducted according to accepted rules.</w:t>
+      </w:r>
+    </w:p>
+    <w:p>
+      <w:r>
         <w:t>公开、诚实、合规的</w:t>
       </w:r>
     </w:p>
@@ -2455,6 +3100,16 @@
     </w:p>
     <w:p>
       <w:r>
+        <w:t>词性：adjective / adverb phrase</w:t>
+      </w:r>
+    </w:p>
+    <w:p>
+      <w:r>
+        <w:t>English definition: In a position of excessive admiration, as if someone were beyond criticism.</w:t>
+      </w:r>
+    </w:p>
+    <w:p>
+      <w:r>
         <w:t>被过度崇拜的位置</w:t>
       </w:r>
     </w:p>
@@ -2499,6 +3154,16 @@
     </w:p>
     <w:p>
       <w:r>
+        <w:t>词性：adjective / adverb phrase</w:t>
+      </w:r>
+    </w:p>
+    <w:p>
+      <w:r>
+        <w:t>English definition: Beyond control; with reject or dismiss, without serious consideration.</w:t>
+      </w:r>
+    </w:p>
+    <w:p>
+      <w:r>
         <w:t>失去控制；不加考虑地</w:t>
       </w:r>
     </w:p>
@@ -2543,6 +3208,16 @@
     </w:p>
     <w:p>
       <w:r>
+        <w:t>词性：noun phrase / idiom</w:t>
+      </w:r>
+    </w:p>
+    <w:p>
+      <w:r>
+        <w:t>English definition: A desperate final attempt with little chance of success.</w:t>
+      </w:r>
+    </w:p>
+    <w:p>
+      <w:r>
         <w:t>胜算很低的最后一搏</w:t>
       </w:r>
     </w:p>
@@ -2587,6 +3262,21 @@
     </w:p>
     <w:p>
       <w:r>
+        <w:t>美式 IPA：/ˈæmˌbʊʃ/</w:t>
+      </w:r>
+    </w:p>
+    <w:p>
+      <w:r>
+        <w:t>词性：noun / verb</w:t>
+      </w:r>
+    </w:p>
+    <w:p>
+      <w:r>
+        <w:t>English definition: A surprise attack from a concealed position; to attack someone in this way.</w:t>
+      </w:r>
+    </w:p>
+    <w:p>
+      <w:r>
         <w:t>伏击；设伏袭击</w:t>
       </w:r>
     </w:p>
@@ -2705,6 +3395,21 @@
     </w:p>
     <w:p>
       <w:r>
+        <w:t>美式 IPA：/ɪmˈbɛzəlmənt/</w:t>
+      </w:r>
+    </w:p>
+    <w:p>
+      <w:r>
+        <w:t>词性：noun</w:t>
+      </w:r>
+    </w:p>
+    <w:p>
+      <w:r>
+        <w:t>English definition: The dishonest taking of money or property entrusted to one's care.</w:t>
+      </w:r>
+    </w:p>
+    <w:p>
+      <w:r>
         <w:t>侵占；挪用受托管理的财产</w:t>
       </w:r>
     </w:p>
@@ -2749,6 +3454,21 @@
     </w:p>
     <w:p>
       <w:r>
+        <w:t>美式 IPA：/rɪˈteɪnɚ/</w:t>
+      </w:r>
+    </w:p>
+    <w:p>
+      <w:r>
+        <w:t>词性：noun</w:t>
+      </w:r>
+    </w:p>
+    <w:p>
+      <w:r>
+        <w:t>English definition: A fee or arrangement securing a professional's services or availability, especially a lawyer's.</w:t>
+      </w:r>
+    </w:p>
+    <w:p>
+      <w:r>
         <w:t>聘用律师等专业人士的预付费用；聘用安排</w:t>
       </w:r>
     </w:p>
@@ -2793,6 +3513,21 @@
     </w:p>
     <w:p>
       <w:r>
+        <w:t>美式 IPA：/ˌprɑsəˈkjuʃən/</w:t>
+      </w:r>
+    </w:p>
+    <w:p>
+      <w:r>
+        <w:t>词性：noun</w:t>
+      </w:r>
+    </w:p>
+    <w:p>
+      <w:r>
+        <w:t>English definition: The pursuit of criminal charges in court; also the lawyers bringing those charges.</w:t>
+      </w:r>
+    </w:p>
+    <w:p>
+      <w:r>
         <w:t>控方；起诉；检控</w:t>
       </w:r>
     </w:p>
@@ -2837,6 +3572,21 @@
     </w:p>
     <w:p>
       <w:r>
+        <w:t>美式 IPA：/braɪb/</w:t>
+      </w:r>
+    </w:p>
+    <w:p>
+      <w:r>
+        <w:t>词性：noun / verb</w:t>
+      </w:r>
+    </w:p>
+    <w:p>
+      <w:r>
+        <w:t>English definition: Something offered to improperly influence a decision; to offer such an inducement.</w:t>
+      </w:r>
+    </w:p>
+    <w:p>
+      <w:r>
         <w:t>贿赂；贿赂物；行贿</w:t>
       </w:r>
     </w:p>
@@ -2881,6 +3631,21 @@
     </w:p>
     <w:p>
       <w:r>
+        <w:t>美式 IPA：/ɪˈmjunəti/</w:t>
+      </w:r>
+    </w:p>
+    <w:p>
+      <w:r>
+        <w:t>词性：noun</w:t>
+      </w:r>
+    </w:p>
+    <w:p>
+      <w:r>
+        <w:t>English definition: Protection from prosecution or liability in a legal setting; also resistance to disease.</w:t>
+      </w:r>
+    </w:p>
+    <w:p>
+      <w:r>
         <w:t>免疫；法律追诉豁免</w:t>
       </w:r>
     </w:p>
@@ -2925,6 +3690,21 @@
     </w:p>
     <w:p>
       <w:r>
+        <w:t>美式 IPA：/ˈɪmplɪˌkeɪt/</w:t>
+      </w:r>
+    </w:p>
+    <w:p>
+      <w:r>
+        <w:t>词性：verb</w:t>
+      </w:r>
+    </w:p>
+    <w:p>
+      <w:r>
+        <w:t>English definition: To connect someone to wrongdoing or suggest that they were involved.</w:t>
+      </w:r>
+    </w:p>
+    <w:p>
+      <w:r>
         <w:t>牵连；暗示某人涉案</w:t>
       </w:r>
     </w:p>
@@ -2969,6 +3749,21 @@
     </w:p>
     <w:p>
       <w:r>
+        <w:t>美式 IPA：/ɪɡˈzɑnəˌreɪt/</w:t>
+      </w:r>
+    </w:p>
+    <w:p>
+      <w:r>
+        <w:t>词性：verb</w:t>
+      </w:r>
+    </w:p>
+    <w:p>
+      <w:r>
+        <w:t>English definition: To clear someone of blame, responsibility, or an accusation.</w:t>
+      </w:r>
+    </w:p>
+    <w:p>
+      <w:r>
         <w:t>洗清嫌疑；免除责任</w:t>
       </w:r>
     </w:p>
@@ -3013,6 +3808,21 @@
     </w:p>
     <w:p>
       <w:r>
+        <w:t>美式 IPA：/ˈɛkstrəˌdaɪt/</w:t>
+      </w:r>
+    </w:p>
+    <w:p>
+      <w:r>
+        <w:t>词性：verb</w:t>
+      </w:r>
+    </w:p>
+    <w:p>
+      <w:r>
+        <w:t>English definition: To formally transfer a person to another jurisdiction to face criminal proceedings or punishment.</w:t>
+      </w:r>
+    </w:p>
+    <w:p>
+      <w:r>
         <w:t>引渡</w:t>
       </w:r>
     </w:p>
@@ -3057,6 +3867,16 @@
     </w:p>
     <w:p>
       <w:r>
+        <w:t>词性：idiom</w:t>
+      </w:r>
+    </w:p>
+    <w:p>
+      <w:r>
+        <w:t>English definition: Responsible for a cost or obligation; in a fishing metaphor, caught or drawn in as a target.</w:t>
+      </w:r>
+    </w:p>
+    <w:p>
+      <w:r>
         <w:t>承担责任或费用；目标已上钩</w:t>
       </w:r>
     </w:p>
@@ -3101,6 +3921,16 @@
     </w:p>
     <w:p>
       <w:r>
+        <w:t>词性：verb phrase</w:t>
+      </w:r>
+    </w:p>
+    <w:p>
+      <w:r>
+        <w:t>English definition: To formally admit guilt to a criminal charge in court.</w:t>
+      </w:r>
+    </w:p>
+    <w:p>
+      <w:r>
         <w:t>作有罪答辩；认罪</w:t>
       </w:r>
     </w:p>
@@ -3145,6 +3975,16 @@
     </w:p>
     <w:p>
       <w:r>
+        <w:t>词性：noun phrase / idiom</w:t>
+      </w:r>
+    </w:p>
+    <w:p>
+      <w:r>
+        <w:t>English definition: A fresh start without previous mistakes or obligations counting against someone.</w:t>
+      </w:r>
+    </w:p>
+    <w:p>
+      <w:r>
         <w:t>不受旧问题拖累的新起点</w:t>
       </w:r>
     </w:p>
@@ -3263,6 +4103,21 @@
     </w:p>
     <w:p>
       <w:r>
+        <w:t>美式 IPA：/dɪˈskʌvɚi/</w:t>
+      </w:r>
+    </w:p>
+    <w:p>
+      <w:r>
+        <w:t>词性：noun</w:t>
+      </w:r>
+    </w:p>
+    <w:p>
+      <w:r>
+        <w:t>English definition: Finding something previously unknown; in litigation, the process of obtaining and exchanging case information.</w:t>
+      </w:r>
+    </w:p>
+    <w:p>
+      <w:r>
         <w:t>发现；诉讼中的证据开示</w:t>
       </w:r>
     </w:p>
@@ -3307,6 +4162,26 @@
     </w:p>
     <w:p>
       <w:r>
+        <w:t>美式 IPA：/ˈdæmɪdʒɪz/</w:t>
+      </w:r>
+    </w:p>
+    <w:p>
+      <w:r>
+        <w:t>词性：plural noun</w:t>
+      </w:r>
+    </w:p>
+    <w:p>
+      <w:r>
+        <w:t>English definition: Money awarded to compensate for a legally recognized injury or loss.</w:t>
+      </w:r>
+    </w:p>
+    <w:p>
+      <w:r>
+        <w:t>原形：damage</w:t>
+      </w:r>
+    </w:p>
+    <w:p>
+      <w:r>
         <w:t>损害赔偿金</w:t>
       </w:r>
     </w:p>
@@ -3351,6 +4226,21 @@
     </w:p>
     <w:p>
       <w:r>
+        <w:t>美式 IPA：/frɔd/</w:t>
+      </w:r>
+    </w:p>
+    <w:p>
+      <w:r>
+        <w:t>词性：noun</w:t>
+      </w:r>
+    </w:p>
+    <w:p>
+      <w:r>
+        <w:t>English definition: Deliberate deception intended to obtain a benefit or cause another person's loss.</w:t>
+      </w:r>
+    </w:p>
+    <w:p>
+      <w:r>
         <w:t>欺诈</w:t>
       </w:r>
     </w:p>
@@ -3395,6 +4285,21 @@
     </w:p>
     <w:p>
       <w:r>
+        <w:t>美式 IPA：/səˌlɪsɪˈteɪʃən/</w:t>
+      </w:r>
+    </w:p>
+    <w:p>
+      <w:r>
+        <w:t>词性：noun</w:t>
+      </w:r>
+    </w:p>
+    <w:p>
+      <w:r>
+        <w:t>English definition: The act of requesting business, money, or action; in some legal contexts, urging someone to commit an offense.</w:t>
+      </w:r>
+    </w:p>
+    <w:p>
+      <w:r>
         <w:t>招揽；请求；教唆或邀约</w:t>
       </w:r>
     </w:p>
@@ -3439,6 +4344,21 @@
     </w:p>
     <w:p>
       <w:r>
+        <w:t>美式 IPA：/ˌspoʊliˈeɪʃən/</w:t>
+      </w:r>
+    </w:p>
+    <w:p>
+      <w:r>
+        <w:t>词性：noun</w:t>
+      </w:r>
+    </w:p>
+    <w:p>
+      <w:r>
+        <w:t>English definition: The destruction, alteration, or improper loss of evidence relevant to a legal dispute.</w:t>
+      </w:r>
+    </w:p>
+    <w:p>
+      <w:r>
         <w:t>证据毁损、灭失或隐匿</w:t>
       </w:r>
     </w:p>
@@ -3483,6 +4403,21 @@
     </w:p>
     <w:p>
       <w:r>
+        <w:t>美式 IPA：/ˌlɪtəˈɡeɪʃən/</w:t>
+      </w:r>
+    </w:p>
+    <w:p>
+      <w:r>
+        <w:t>词性：noun</w:t>
+      </w:r>
+    </w:p>
+    <w:p>
+      <w:r>
+        <w:t>English definition: The process of pursuing or defending a dispute through the courts.</w:t>
+      </w:r>
+    </w:p>
+    <w:p>
+      <w:r>
         <w:t>诉讼；进行诉讼的过程</w:t>
       </w:r>
     </w:p>
@@ -3527,6 +4462,21 @@
     </w:p>
     <w:p>
       <w:r>
+        <w:t>美式 IPA：/dɪˈfrɔd/</w:t>
+      </w:r>
+    </w:p>
+    <w:p>
+      <w:r>
+        <w:t>词性：verb</w:t>
+      </w:r>
+    </w:p>
+    <w:p>
+      <w:r>
+        <w:t>English definition: To obtain money, property, or another benefit from someone through deception.</w:t>
+      </w:r>
+    </w:p>
+    <w:p>
+      <w:r>
         <w:t>欺诈以骗取钱财或权利</w:t>
       </w:r>
     </w:p>
@@ -3571,6 +4521,21 @@
     </w:p>
     <w:p>
       <w:r>
+        <w:t>美式 IPA：/ˈstætʃut/</w:t>
+      </w:r>
+    </w:p>
+    <w:p>
+      <w:r>
+        <w:t>词性：noun</w:t>
+      </w:r>
+    </w:p>
+    <w:p>
+      <w:r>
+        <w:t>English definition: A written law enacted by a legislative body.</w:t>
+      </w:r>
+    </w:p>
+    <w:p>
+      <w:r>
         <w:t>成文法；法令</w:t>
       </w:r>
     </w:p>
@@ -3615,6 +4580,21 @@
     </w:p>
     <w:p>
       <w:r>
+        <w:t>美式 IPA：/ˈprɛsɪdənt/</w:t>
+      </w:r>
+    </w:p>
+    <w:p>
+      <w:r>
+        <w:t>词性：noun</w:t>
+      </w:r>
+    </w:p>
+    <w:p>
+      <w:r>
+        <w:t>English definition: An earlier decision or event used as a guide for later similar situations.</w:t>
+      </w:r>
+    </w:p>
+    <w:p>
+      <w:r>
         <w:t>先例；具有参考或约束意义的判例</w:t>
       </w:r>
     </w:p>
@@ -3659,6 +4639,21 @@
     </w:p>
     <w:p>
       <w:r>
+        <w:t>美式 IPA：/ˈsæŋkʃən/</w:t>
+      </w:r>
+    </w:p>
+    <w:p>
+      <w:r>
+        <w:t>词性：noun / verb</w:t>
+      </w:r>
+    </w:p>
+    <w:p>
+      <w:r>
+        <w:t>English definition: An official penalty or approval; as a verb, to penalize or formally authorize, depending on context.</w:t>
+      </w:r>
+    </w:p>
+    <w:p>
+      <w:r>
         <w:t>处罚；正式批准</w:t>
       </w:r>
     </w:p>
@@ -3703,6 +4698,21 @@
     </w:p>
     <w:p>
       <w:r>
+        <w:t>美式 IPA：/ˌɛvɪˈdɛnʃiˌɛri/</w:t>
+      </w:r>
+    </w:p>
+    <w:p>
+      <w:r>
+        <w:t>词性：adjective</w:t>
+      </w:r>
+    </w:p>
+    <w:p>
+      <w:r>
+        <w:t>English definition: Relating to evidence or the rules governing its use.</w:t>
+      </w:r>
+    </w:p>
+    <w:p>
+      <w:r>
         <w:t>证据方面的</w:t>
       </w:r>
     </w:p>
@@ -3747,6 +4757,21 @@
     </w:p>
     <w:p>
       <w:r>
+        <w:t>美式 IPA：/ˌmælˈfizəns/</w:t>
+      </w:r>
+    </w:p>
+    <w:p>
+      <w:r>
+        <w:t>词性：noun</w:t>
+      </w:r>
+    </w:p>
+    <w:p>
+      <w:r>
+        <w:t>English definition: Unlawful or seriously improper conduct, especially by someone holding a position of responsibility.</w:t>
+      </w:r>
+    </w:p>
+    <w:p>
+      <w:r>
         <w:t>违法失职；不法行为</w:t>
       </w:r>
     </w:p>
@@ -3791,6 +4816,16 @@
     </w:p>
     <w:p>
       <w:r>
+        <w:t>词性：noun phrase / idiom</w:t>
+      </w:r>
+    </w:p>
+    <w:p>
+      <w:r>
+        <w:t>English definition: A piece of evidence that strongly and directly reveals wrongdoing.</w:t>
+      </w:r>
+    </w:p>
+    <w:p>
+      <w:r>
         <w:t>确凿的关键证据</w:t>
       </w:r>
     </w:p>
@@ -3835,6 +4870,16 @@
     </w:p>
     <w:p>
       <w:r>
+        <w:t>词性：noun phrase</w:t>
+      </w:r>
+    </w:p>
+    <w:p>
+      <w:r>
+        <w:t>English definition: A decision made without a trial when no genuine dispute of material fact requires one and the law determines the outcome.</w:t>
+      </w:r>
+    </w:p>
+    <w:p>
+      <w:r>
         <w:t>简易判决；无需完整审判作出的判决</w:t>
       </w:r>
     </w:p>
@@ -3953,6 +4998,21 @@
     </w:p>
     <w:p>
       <w:r>
+        <w:t>美式 IPA：/ˈsɛtəlmənt/</w:t>
+      </w:r>
+    </w:p>
+    <w:p>
+      <w:r>
+        <w:t>词性：noun</w:t>
+      </w:r>
+    </w:p>
+    <w:p>
+      <w:r>
+        <w:t>English definition: An agreement resolving a dispute, or the money paid under that agreement.</w:t>
+      </w:r>
+    </w:p>
+    <w:p>
+      <w:r>
         <w:t>和解；和解协议或款项</w:t>
       </w:r>
     </w:p>
@@ -3997,6 +5057,21 @@
     </w:p>
     <w:p>
       <w:r>
+        <w:t>美式 IPA：/frɔd/</w:t>
+      </w:r>
+    </w:p>
+    <w:p>
+      <w:r>
+        <w:t>词性：noun</w:t>
+      </w:r>
+    </w:p>
+    <w:p>
+      <w:r>
+        <w:t>English definition: Deliberate deception intended to obtain a benefit or cause another person's loss.</w:t>
+      </w:r>
+    </w:p>
+    <w:p>
+      <w:r>
         <w:t>欺诈</w:t>
       </w:r>
     </w:p>
@@ -4041,6 +5116,21 @@
     </w:p>
     <w:p>
       <w:r>
+        <w:t>美式 IPA：/ˌrækəˈtɪrɪŋ/</w:t>
+      </w:r>
+    </w:p>
+    <w:p>
+      <w:r>
+        <w:t>词性：noun</w:t>
+      </w:r>
+    </w:p>
+    <w:p>
+      <w:r>
+        <w:t>English definition: Carrying out an organized pattern of illegal activity to obtain money or power.</w:t>
+      </w:r>
+    </w:p>
+    <w:p>
+      <w:r>
         <w:t>有组织的非法牟利活动</w:t>
       </w:r>
     </w:p>
@@ -4085,6 +5175,21 @@
     </w:p>
     <w:p>
       <w:r>
+        <w:t>美式 IPA：/ˌdɛpəˈzɪʃən/</w:t>
+      </w:r>
+    </w:p>
+    <w:p>
+      <w:r>
+        <w:t>词性：noun</w:t>
+      </w:r>
+    </w:p>
+    <w:p>
+      <w:r>
+        <w:t>English definition: Sworn testimony taken outside the courtroom and recorded for use in a case.</w:t>
+      </w:r>
+    </w:p>
+    <w:p>
+      <w:r>
         <w:t>庭外宣誓证言；取证问询</w:t>
       </w:r>
     </w:p>
@@ -4129,6 +5234,21 @@
     </w:p>
     <w:p>
       <w:r>
+        <w:t>美式 IPA：/ˈprɛsɪdənt/</w:t>
+      </w:r>
+    </w:p>
+    <w:p>
+      <w:r>
+        <w:t>词性：noun</w:t>
+      </w:r>
+    </w:p>
+    <w:p>
+      <w:r>
+        <w:t>English definition: An earlier decision or event used as a guide for later similar situations.</w:t>
+      </w:r>
+    </w:p>
+    <w:p>
+      <w:r>
         <w:t>先例；具有参考或约束意义的判例</w:t>
       </w:r>
     </w:p>
@@ -4173,6 +5293,21 @@
     </w:p>
     <w:p>
       <w:r>
+        <w:t>美式 IPA：/ˈkɑmpənˌseɪt/</w:t>
+      </w:r>
+    </w:p>
+    <w:p>
+      <w:r>
+        <w:t>词性：verb</w:t>
+      </w:r>
+    </w:p>
+    <w:p>
+      <w:r>
+        <w:t>English definition: To provide payment or another benefit for loss, harm, or work; to make up for a disadvantage.</w:t>
+      </w:r>
+    </w:p>
+    <w:p>
+      <w:r>
         <w:t>赔偿；补偿；弥补</w:t>
       </w:r>
     </w:p>
@@ -4217,6 +5352,16 @@
     </w:p>
     <w:p>
       <w:r>
+        <w:t>词性：noun phrase</w:t>
+      </w:r>
+    </w:p>
+    <w:p>
+      <w:r>
+        <w:t>English definition: A lawsuit brought on behalf of a group whose members have similar legal claims.</w:t>
+      </w:r>
+    </w:p>
+    <w:p>
+      <w:r>
         <w:t>集体诉讼</w:t>
       </w:r>
     </w:p>
@@ -4261,6 +5406,16 @@
     </w:p>
     <w:p>
       <w:r>
+        <w:t>词性：noun phrase</w:t>
+      </w:r>
+    </w:p>
+    <w:p>
+      <w:r>
+        <w:t>English definition: A court order restricting specified conduct or contact, often to prevent harm or interference.</w:t>
+      </w:r>
+    </w:p>
+    <w:p>
+      <w:r>
         <w:t>限制令；禁止特定行为的法院命令</w:t>
       </w:r>
     </w:p>
@@ -4379,6 +5534,21 @@
     </w:p>
     <w:p>
       <w:r>
+        <w:t>美式 IPA：/kənˈtɪndʒənt/</w:t>
+      </w:r>
+    </w:p>
+    <w:p>
+      <w:r>
+        <w:t>词性：adjective / noun</w:t>
+      </w:r>
+    </w:p>
+    <w:p>
+      <w:r>
+        <w:t>English definition: Dependent on a condition; as a noun, a group representing a larger organization or community.</w:t>
+      </w:r>
+    </w:p>
+    <w:p>
+      <w:r>
         <w:t>取决于条件的；代表团</w:t>
       </w:r>
     </w:p>
@@ -4423,6 +5593,16 @@
     </w:p>
     <w:p>
       <w:r>
+        <w:t>词性：adverb phrase</w:t>
+      </w:r>
+    </w:p>
+    <w:p>
+      <w:r>
+        <w:t>English definition: While being forced or pressured by threats rather than acting freely.</w:t>
+      </w:r>
+    </w:p>
+    <w:p>
+      <w:r>
         <w:t>在胁迫下</w:t>
       </w:r>
     </w:p>
@@ -4467,6 +5647,21 @@
     </w:p>
     <w:p>
       <w:r>
+        <w:t>美式 IPA：/bɪˈtreɪəl/</w:t>
+      </w:r>
+    </w:p>
+    <w:p>
+      <w:r>
+        <w:t>词性：noun</w:t>
+      </w:r>
+    </w:p>
+    <w:p>
+      <w:r>
+        <w:t>English definition: An act that breaks trust or abandons a person or principle.</w:t>
+      </w:r>
+    </w:p>
+    <w:p>
+      <w:r>
         <w:t>背叛；辜负信任</w:t>
       </w:r>
     </w:p>
@@ -4511,6 +5706,16 @@
     </w:p>
     <w:p>
       <w:r>
+        <w:t>词性：adjective / adverb phrase</w:t>
+      </w:r>
+    </w:p>
+    <w:p>
+      <w:r>
+        <w:t>English definition: Outside normal control or moving in a seriously misguided direction.</w:t>
+      </w:r>
+    </w:p>
+    <w:p>
+      <w:r>
         <w:t>失控；偏离正常轨道</w:t>
       </w:r>
     </w:p>
@@ -4555,6 +5760,21 @@
     </w:p>
     <w:p>
       <w:r>
+        <w:t>美式 IPA：/ˈlaɪvliˌhʊd/</w:t>
+      </w:r>
+    </w:p>
+    <w:p>
+      <w:r>
+        <w:t>词性：noun</w:t>
+      </w:r>
+    </w:p>
+    <w:p>
+      <w:r>
+        <w:t>English definition: The means by which a person earns enough to live.</w:t>
+      </w:r>
+    </w:p>
+    <w:p>
+      <w:r>
         <w:t>生计；谋生方式</w:t>
       </w:r>
     </w:p>
@@ -4599,6 +5819,26 @@
     </w:p>
     <w:p>
       <w:r>
+        <w:t>美式 IPA：/ɪmˈpaʊndɪd/</w:t>
+      </w:r>
+    </w:p>
+    <w:p>
+      <w:r>
+        <w:t>词性：verb (past tense / past participle)</w:t>
+      </w:r>
+    </w:p>
+    <w:p>
+      <w:r>
+        <w:t>English definition: Taken into official custody, often referring to a vehicle seized by authorities.</w:t>
+      </w:r>
+    </w:p>
+    <w:p>
+      <w:r>
+        <w:t>原形：impound</w:t>
+      </w:r>
+    </w:p>
+    <w:p>
+      <w:r>
         <w:t>被依法扣押的</w:t>
       </w:r>
     </w:p>
@@ -4722,6 +5962,36 @@
     <w:p>
       <w:r>
         <w:t>Anki 官方文本导入说明：https://docs.ankiweb.net/manual/importing/text-files</w:t>
+      </w:r>
+    </w:p>
+    <w:p>
+      <w:r>
+        <w:t>CMU Pronouncing Dictionary — 美式发音核对：https://github.com/cmusphinx/cmudict</w:t>
+      </w:r>
+    </w:p>
+    <w:p>
+      <w:r>
+        <w:t>Merriam-Webster — probative 的读音与词性：https://www.merriam-webster.com/dictionary/probative</w:t>
+      </w:r>
+    </w:p>
+    <w:p>
+      <w:r>
+        <w:t>Merriam-Webster — spoliation 的读音与法律义：https://www.merriam-webster.com/dictionary/spoliation</w:t>
+      </w:r>
+    </w:p>
+    <w:p>
+      <w:r>
+        <w:t>Merriam-Webster — hypersensitivity 的重音：https://www.merriam-webster.com/dictionary/hypersensitivity</w:t>
+      </w:r>
+    </w:p>
+    <w:p>
+      <w:r>
+        <w:t>Merriam-Webster — rigmarole 的读音变体：https://www.merriam-webster.com/dictionary/rigmarole</w:t>
+      </w:r>
+    </w:p>
+    <w:p>
+      <w:r>
+        <w:t>美式发音核对参考 CMU Pronouncing Dictionary；许可与致谢：https://chuanwang66.github.io/better-call-saul-english/data/CMUDICT-LICENSE.txt</w:t>
       </w:r>
     </w:p>
     <w:sectPr>
